--- a/assets/Jerlin_Resume.docx
+++ b/assets/Jerlin_Resume.docx
@@ -9,10 +9,9 @@
       </w:pPr>
       <w:r>
         <w:rPr>
-          <w:rFonts w:ascii="Arial" w:eastAsia="Arial" w:hAnsi="Arial" w:cs="Arial"/>
+          <w:rFonts w:eastAsia="Arial"/>
           <w:b/>
           <w:bCs/>
-          <w:color w:val="1F4E79"/>
           <w:sz w:val="40"/>
           <w:szCs w:val="40"/>
         </w:rPr>
@@ -23,13 +22,17 @@
       <w:pPr>
         <w:spacing w:after="60"/>
         <w:jc w:val="center"/>
-      </w:pPr>
-      <w:r>
-        <w:rPr>
-          <w:rFonts w:ascii="Arial" w:eastAsia="Arial" w:hAnsi="Arial" w:cs="Arial"/>
+        <w:rPr>
+          <w:sz w:val="28"/>
+          <w:szCs w:val="28"/>
+        </w:rPr>
+      </w:pPr>
+      <w:r>
+        <w:rPr>
+          <w:rFonts w:eastAsia="Arial"/>
           <w:color w:val="444444"/>
-          <w:sz w:val="22"/>
-          <w:szCs w:val="22"/>
+          <w:sz w:val="28"/>
+          <w:szCs w:val="28"/>
         </w:rPr>
         <w:t>MERN Stack Developer | Full Stack Developer</w:t>
       </w:r>
@@ -38,91 +41,302 @@
       <w:pPr>
         <w:spacing w:after="160"/>
         <w:jc w:val="center"/>
-      </w:pPr>
-      <w:proofErr w:type="spellStart"/>
-      <w:r>
-        <w:rPr>
-          <w:rFonts w:ascii="Arial" w:eastAsia="Arial" w:hAnsi="Arial" w:cs="Arial"/>
-        </w:rPr>
-        <w:t>Palladam</w:t>
-      </w:r>
-      <w:proofErr w:type="spellEnd"/>
-      <w:r>
-        <w:rPr>
-          <w:rFonts w:ascii="Arial" w:eastAsia="Arial" w:hAnsi="Arial" w:cs="Arial"/>
-        </w:rPr>
-        <w:t xml:space="preserve">, </w:t>
-      </w:r>
-      <w:proofErr w:type="spellStart"/>
-      <w:r>
-        <w:rPr>
-          <w:rFonts w:ascii="Arial" w:eastAsia="Arial" w:hAnsi="Arial" w:cs="Arial"/>
-        </w:rPr>
-        <w:t>Tiruppur</w:t>
-      </w:r>
-      <w:proofErr w:type="spellEnd"/>
-      <w:r>
-        <w:rPr>
-          <w:rFonts w:ascii="Arial" w:eastAsia="Arial" w:hAnsi="Arial" w:cs="Arial"/>
+        <w:rPr>
+          <w:sz w:val="22"/>
+          <w:szCs w:val="22"/>
+        </w:rPr>
+      </w:pPr>
+      <w:r>
+        <w:rPr>
+          <w:rFonts w:eastAsia="Arial"/>
+          <w:sz w:val="22"/>
+          <w:szCs w:val="22"/>
+        </w:rPr>
+        <w:t xml:space="preserve">+91 </w:t>
+      </w:r>
+      <w:r>
+        <w:rPr>
+          <w:rFonts w:eastAsia="Arial"/>
+          <w:sz w:val="22"/>
+          <w:szCs w:val="22"/>
+        </w:rPr>
+        <w:t xml:space="preserve">8438902873 | </w:t>
+      </w:r>
+      <w:hyperlink r:id="rId6" w:history="1">
+        <w:r>
+          <w:rPr>
+            <w:rStyle w:val="Hyperlink"/>
+            <w:rFonts w:eastAsia="Arial"/>
+            <w:sz w:val="22"/>
+            <w:szCs w:val="22"/>
+          </w:rPr>
+          <w:t>jerlin74</w:t>
+        </w:r>
+        <w:r>
+          <w:rPr>
+            <w:rStyle w:val="Hyperlink"/>
+            <w:rFonts w:eastAsia="Arial"/>
+            <w:sz w:val="22"/>
+            <w:szCs w:val="22"/>
+          </w:rPr>
+          <w:t>4</w:t>
+        </w:r>
+        <w:r>
+          <w:rPr>
+            <w:rStyle w:val="Hyperlink"/>
+            <w:rFonts w:eastAsia="Arial"/>
+            <w:sz w:val="22"/>
+            <w:szCs w:val="22"/>
+          </w:rPr>
+          <w:t xml:space="preserve">8@gmail.com  </w:t>
+        </w:r>
+      </w:hyperlink>
+      <w:r>
+        <w:rPr>
+          <w:rFonts w:eastAsia="Arial"/>
+          <w:sz w:val="22"/>
+          <w:szCs w:val="22"/>
+        </w:rPr>
+        <w:t xml:space="preserve">  </w:t>
+      </w:r>
+      <w:r>
+        <w:rPr>
+          <w:rFonts w:eastAsia="Arial"/>
+          <w:sz w:val="22"/>
+          <w:szCs w:val="22"/>
+        </w:rPr>
+        <w:br/>
+      </w:r>
+      <w:r>
+        <w:rPr>
+          <w:b/>
+          <w:bCs/>
+          <w:sz w:val="22"/>
+          <w:szCs w:val="22"/>
+        </w:rPr>
+        <w:t>Portfolio</w:t>
+      </w:r>
+      <w:r>
+        <w:rPr>
+          <w:sz w:val="22"/>
+          <w:szCs w:val="22"/>
+        </w:rPr>
+        <w:t xml:space="preserve">: </w:t>
+      </w:r>
+      <w:hyperlink r:id="rId7" w:history="1">
+        <w:r>
+          <w:rPr>
+            <w:rStyle w:val="Hyperlink"/>
+            <w:sz w:val="22"/>
+            <w:szCs w:val="22"/>
+          </w:rPr>
+          <w:t>jerlin-com.net</w:t>
+        </w:r>
+        <w:r>
+          <w:rPr>
+            <w:rStyle w:val="Hyperlink"/>
+            <w:sz w:val="22"/>
+            <w:szCs w:val="22"/>
+          </w:rPr>
+          <w:t>l</w:t>
+        </w:r>
+        <w:r>
+          <w:rPr>
+            <w:rStyle w:val="Hyperlink"/>
+            <w:sz w:val="22"/>
+            <w:szCs w:val="22"/>
+          </w:rPr>
+          <w:t>if</w:t>
+        </w:r>
+        <w:r>
+          <w:rPr>
+            <w:rStyle w:val="Hyperlink"/>
+            <w:sz w:val="22"/>
+            <w:szCs w:val="22"/>
+          </w:rPr>
+          <w:t>y</w:t>
+        </w:r>
+        <w:r>
+          <w:rPr>
+            <w:rStyle w:val="Hyperlink"/>
+            <w:sz w:val="22"/>
+            <w:szCs w:val="22"/>
+          </w:rPr>
+          <w:t>.app</w:t>
+        </w:r>
+      </w:hyperlink>
+      <w:r>
+        <w:rPr>
+          <w:rFonts w:eastAsia="Arial"/>
+          <w:sz w:val="22"/>
+          <w:szCs w:val="22"/>
         </w:rPr>
         <w:t xml:space="preserve"> </w:t>
       </w:r>
-      <w:proofErr w:type="gramStart"/>
-      <w:r>
-        <w:rPr>
-          <w:rFonts w:ascii="Arial" w:eastAsia="Arial" w:hAnsi="Arial" w:cs="Arial"/>
-        </w:rPr>
-        <w:t>641664  |</w:t>
-      </w:r>
-      <w:proofErr w:type="gramEnd"/>
-      <w:r>
-        <w:rPr>
-          <w:rFonts w:ascii="Arial" w:eastAsia="Arial" w:hAnsi="Arial" w:cs="Arial"/>
-        </w:rPr>
-        <w:t xml:space="preserve">  +91 </w:t>
-      </w:r>
-      <w:proofErr w:type="gramStart"/>
-      <w:r>
-        <w:rPr>
-          <w:rFonts w:ascii="Arial" w:eastAsia="Arial" w:hAnsi="Arial" w:cs="Arial"/>
-        </w:rPr>
-        <w:t>8438902873  |</w:t>
-      </w:r>
-      <w:proofErr w:type="gramEnd"/>
-      <w:r>
-        <w:rPr>
-          <w:rFonts w:ascii="Arial" w:eastAsia="Arial" w:hAnsi="Arial" w:cs="Arial"/>
-        </w:rPr>
-        <w:t xml:space="preserve">  </w:t>
-      </w:r>
-      <w:proofErr w:type="gramStart"/>
-      <w:r>
-        <w:rPr>
-          <w:rFonts w:ascii="Arial" w:eastAsia="Arial" w:hAnsi="Arial" w:cs="Arial"/>
-        </w:rPr>
-        <w:t>jerlin7448@gmail.com  |</w:t>
-      </w:r>
-      <w:proofErr w:type="gramEnd"/>
-      <w:r>
-        <w:rPr>
-          <w:rFonts w:ascii="Arial" w:eastAsia="Arial" w:hAnsi="Arial" w:cs="Arial"/>
-        </w:rPr>
-        <w:t xml:space="preserve">  linkedin.com/in/jerlins</w:t>
-      </w:r>
-      <w:proofErr w:type="gramStart"/>
-      <w:r>
-        <w:rPr>
-          <w:rFonts w:ascii="Arial" w:eastAsia="Arial" w:hAnsi="Arial" w:cs="Arial"/>
-        </w:rPr>
-        <w:t>001  |</w:t>
-      </w:r>
-      <w:proofErr w:type="gramEnd"/>
-      <w:r>
-        <w:rPr>
-          <w:rFonts w:ascii="Arial" w:eastAsia="Arial" w:hAnsi="Arial" w:cs="Arial"/>
-        </w:rPr>
-        <w:t xml:space="preserve">  github.com/Jerlin2465</w:t>
-      </w:r>
+      <w:r>
+        <w:rPr>
+          <w:rFonts w:eastAsia="Arial"/>
+          <w:sz w:val="22"/>
+          <w:szCs w:val="22"/>
+        </w:rPr>
+        <w:t>| GitHub:</w:t>
+      </w:r>
+      <w:r>
+        <w:rPr>
+          <w:rFonts w:eastAsia="Arial"/>
+          <w:sz w:val="22"/>
+          <w:szCs w:val="22"/>
+        </w:rPr>
+        <w:t xml:space="preserve"> </w:t>
+      </w:r>
+      <w:hyperlink r:id="rId8" w:history="1">
+        <w:r>
+          <w:rPr>
+            <w:rStyle w:val="Hyperlink"/>
+            <w:rFonts w:eastAsia="Arial"/>
+            <w:sz w:val="22"/>
+            <w:szCs w:val="22"/>
+          </w:rPr>
+          <w:t>git</w:t>
+        </w:r>
+        <w:r>
+          <w:rPr>
+            <w:rStyle w:val="Hyperlink"/>
+            <w:rFonts w:eastAsia="Arial"/>
+            <w:sz w:val="22"/>
+            <w:szCs w:val="22"/>
+          </w:rPr>
+          <w:t>h</w:t>
+        </w:r>
+        <w:r>
+          <w:rPr>
+            <w:rStyle w:val="Hyperlink"/>
+            <w:rFonts w:eastAsia="Arial"/>
+            <w:sz w:val="22"/>
+            <w:szCs w:val="22"/>
+          </w:rPr>
+          <w:t>u</w:t>
+        </w:r>
+        <w:r>
+          <w:rPr>
+            <w:rStyle w:val="Hyperlink"/>
+            <w:rFonts w:eastAsia="Arial"/>
+            <w:sz w:val="22"/>
+            <w:szCs w:val="22"/>
+          </w:rPr>
+          <w:t>b</w:t>
+        </w:r>
+        <w:r>
+          <w:rPr>
+            <w:rStyle w:val="Hyperlink"/>
+            <w:rFonts w:eastAsia="Arial"/>
+            <w:sz w:val="22"/>
+            <w:szCs w:val="22"/>
+          </w:rPr>
+          <w:t>.</w:t>
+        </w:r>
+        <w:r>
+          <w:rPr>
+            <w:rStyle w:val="Hyperlink"/>
+            <w:rFonts w:eastAsia="Arial"/>
+            <w:sz w:val="22"/>
+            <w:szCs w:val="22"/>
+          </w:rPr>
+          <w:t>c</w:t>
+        </w:r>
+        <w:r>
+          <w:rPr>
+            <w:rStyle w:val="Hyperlink"/>
+            <w:rFonts w:eastAsia="Arial"/>
+            <w:sz w:val="22"/>
+            <w:szCs w:val="22"/>
+          </w:rPr>
+          <w:t>om</w:t>
+        </w:r>
+        <w:r>
+          <w:rPr>
+            <w:rStyle w:val="Hyperlink"/>
+            <w:rFonts w:eastAsia="Arial"/>
+            <w:sz w:val="22"/>
+            <w:szCs w:val="22"/>
+          </w:rPr>
+          <w:t>/Jerlin</w:t>
+        </w:r>
+        <w:r>
+          <w:rPr>
+            <w:rStyle w:val="Hyperlink"/>
+            <w:rFonts w:eastAsia="Arial"/>
+            <w:sz w:val="22"/>
+            <w:szCs w:val="22"/>
+          </w:rPr>
+          <w:t>2</w:t>
+        </w:r>
+        <w:r>
+          <w:rPr>
+            <w:rStyle w:val="Hyperlink"/>
+            <w:rFonts w:eastAsia="Arial"/>
+            <w:sz w:val="22"/>
+            <w:szCs w:val="22"/>
+          </w:rPr>
+          <w:t>465</w:t>
+        </w:r>
+      </w:hyperlink>
+      <w:r>
+        <w:rPr>
+          <w:rFonts w:eastAsia="Arial"/>
+          <w:sz w:val="22"/>
+          <w:szCs w:val="22"/>
+        </w:rPr>
+        <w:t xml:space="preserve">    |</w:t>
+      </w:r>
+      <w:r>
+        <w:rPr>
+          <w:rFonts w:eastAsia="Arial"/>
+          <w:b/>
+          <w:bCs/>
+          <w:sz w:val="22"/>
+          <w:szCs w:val="22"/>
+        </w:rPr>
+        <w:t xml:space="preserve"> </w:t>
+      </w:r>
+      <w:r>
+        <w:rPr>
+          <w:rFonts w:eastAsia="Arial"/>
+          <w:b/>
+          <w:bCs/>
+          <w:sz w:val="22"/>
+          <w:szCs w:val="22"/>
+        </w:rPr>
+        <w:t>LinkedIn</w:t>
+      </w:r>
+      <w:r>
+        <w:rPr>
+          <w:rFonts w:eastAsia="Arial"/>
+          <w:sz w:val="22"/>
+          <w:szCs w:val="22"/>
+        </w:rPr>
+        <w:t xml:space="preserve">: </w:t>
+      </w:r>
+      <w:hyperlink r:id="rId9" w:history="1">
+        <w:r>
+          <w:rPr>
+            <w:rStyle w:val="Hyperlink"/>
+            <w:rFonts w:eastAsia="Arial"/>
+            <w:sz w:val="22"/>
+            <w:szCs w:val="22"/>
+          </w:rPr>
+          <w:t>linkedin.com</w:t>
+        </w:r>
+        <w:r>
+          <w:rPr>
+            <w:rStyle w:val="Hyperlink"/>
+            <w:rFonts w:eastAsia="Arial"/>
+            <w:sz w:val="22"/>
+            <w:szCs w:val="22"/>
+          </w:rPr>
+          <w:t>/in/jerlins001</w:t>
+        </w:r>
+      </w:hyperlink>
     </w:p>
     <w:p>
       <w:pPr>
@@ -130,13 +344,13 @@
           <w:bottom w:val="single" w:sz="8" w:space="1" w:color="2E75B6"/>
         </w:pBdr>
         <w:spacing w:before="180" w:after="60"/>
-      </w:pPr>
-      <w:r>
-        <w:rPr>
-          <w:rFonts w:ascii="Arial" w:eastAsia="Arial" w:hAnsi="Arial" w:cs="Arial"/>
+        <w:jc w:val="both"/>
+      </w:pPr>
+      <w:r>
+        <w:rPr>
+          <w:rFonts w:eastAsia="Arial"/>
           <w:b/>
           <w:bCs/>
-          <w:color w:val="1F4E79"/>
           <w:sz w:val="24"/>
           <w:szCs w:val="24"/>
         </w:rPr>
@@ -146,26 +360,51 @@
     <w:p>
       <w:pPr>
         <w:spacing w:before="80" w:after="80"/>
-      </w:pPr>
-      <w:r>
-        <w:rPr>
-          <w:rFonts w:ascii="Arial" w:eastAsia="Arial" w:hAnsi="Arial" w:cs="Arial"/>
-        </w:rPr>
-        <w:t xml:space="preserve">Dedicated and self-motivated MERN Stack and Full Stack Developer with hands-on experience building responsive web applications using React.js, Node.js, Express.js, and MongoDB. Skilled in RESTful API development, CRUD operations, responsive UI design, and third-party API integration. Proficient in JavaScript, Git/GitHub, Postman, and deployment platforms including Netlify, Render, and </w:t>
-      </w:r>
-      <w:proofErr w:type="spellStart"/>
-      <w:r>
-        <w:rPr>
-          <w:rFonts w:ascii="Arial" w:eastAsia="Arial" w:hAnsi="Arial" w:cs="Arial"/>
-        </w:rPr>
-        <w:t>Vercel</w:t>
-      </w:r>
-      <w:proofErr w:type="spellEnd"/>
-      <w:r>
-        <w:rPr>
-          <w:rFonts w:ascii="Arial" w:eastAsia="Arial" w:hAnsi="Arial" w:cs="Arial"/>
-        </w:rPr>
-        <w:t>. Seeking an entry-level Full Stack Developer role to contribute technical expertise, problem-solving abilities, and collaborative development skills.</w:t>
+        <w:jc w:val="both"/>
+        <w:rPr>
+          <w:sz w:val="22"/>
+          <w:szCs w:val="22"/>
+        </w:rPr>
+      </w:pPr>
+      <w:r>
+        <w:rPr>
+          <w:rFonts w:eastAsia="Arial"/>
+          <w:sz w:val="22"/>
+          <w:szCs w:val="22"/>
+        </w:rPr>
+        <w:t xml:space="preserve">Dedicated and self-motivated MERN Stack and Full Stack Developer with hands-on experience in building responsive web applications using React.js, Node.js, Express.js, and </w:t>
+      </w:r>
+      <w:r>
+        <w:rPr>
+          <w:rFonts w:eastAsia="Arial"/>
+          <w:sz w:val="22"/>
+          <w:szCs w:val="22"/>
+        </w:rPr>
+        <w:t>MongoDB. Skilled</w:t>
+      </w:r>
+      <w:r>
+        <w:rPr>
+          <w:rFonts w:eastAsia="Arial"/>
+          <w:sz w:val="22"/>
+          <w:szCs w:val="22"/>
+        </w:rPr>
+        <w:t xml:space="preserve"> in RESTful API development, CRUD operations, responsive UI design, and third-party API integration using JavaScript, Git/GitHub, Postman, and modern deployment </w:t>
+      </w:r>
+      <w:r>
+        <w:rPr>
+          <w:rFonts w:eastAsia="Arial"/>
+          <w:sz w:val="22"/>
+          <w:szCs w:val="22"/>
+        </w:rPr>
+        <w:t>platforms. Seeking</w:t>
+      </w:r>
+      <w:r>
+        <w:rPr>
+          <w:rFonts w:eastAsia="Arial"/>
+          <w:sz w:val="22"/>
+          <w:szCs w:val="22"/>
+        </w:rPr>
+        <w:t xml:space="preserve"> an entry-level Full Stack Developer role to apply technical skills, problem-solving ability, and collaborative development mindset.</w:t>
       </w:r>
     </w:p>
     <w:p>
@@ -174,13 +413,13 @@
           <w:bottom w:val="single" w:sz="8" w:space="1" w:color="2E75B6"/>
         </w:pBdr>
         <w:spacing w:before="180" w:after="60"/>
-      </w:pPr>
-      <w:r>
-        <w:rPr>
-          <w:rFonts w:ascii="Arial" w:eastAsia="Arial" w:hAnsi="Arial" w:cs="Arial"/>
+        <w:jc w:val="both"/>
+      </w:pPr>
+      <w:r>
+        <w:rPr>
+          <w:rFonts w:eastAsia="Arial"/>
           <w:b/>
           <w:bCs/>
-          <w:color w:val="1F4E79"/>
           <w:sz w:val="24"/>
           <w:szCs w:val="24"/>
         </w:rPr>
@@ -190,37 +429,89 @@
     <w:p>
       <w:pPr>
         <w:spacing w:before="80" w:after="40"/>
-      </w:pPr>
-      <w:r>
-        <w:rPr>
-          <w:rFonts w:ascii="Arial" w:eastAsia="Arial" w:hAnsi="Arial" w:cs="Arial"/>
+        <w:rPr>
+          <w:sz w:val="22"/>
+          <w:szCs w:val="22"/>
+        </w:rPr>
+      </w:pPr>
+      <w:r>
+        <w:rPr>
+          <w:rFonts w:eastAsia="Arial"/>
           <w:b/>
           <w:bCs/>
+          <w:sz w:val="22"/>
+          <w:szCs w:val="22"/>
         </w:rPr>
         <w:t xml:space="preserve">Frontend: </w:t>
       </w:r>
       <w:r>
         <w:rPr>
-          <w:rFonts w:ascii="Arial" w:eastAsia="Arial" w:hAnsi="Arial" w:cs="Arial"/>
-        </w:rPr>
-        <w:t>React.js, HTML5, CSS3, JavaScript (ES6+), Bootstrap, Responsive Design</w:t>
+          <w:rFonts w:eastAsia="Arial"/>
+          <w:b/>
+          <w:bCs/>
+          <w:sz w:val="22"/>
+          <w:szCs w:val="22"/>
+        </w:rPr>
+        <w:tab/>
+      </w:r>
+      <w:r>
+        <w:rPr>
+          <w:rFonts w:eastAsia="Arial"/>
+          <w:sz w:val="22"/>
+          <w:szCs w:val="22"/>
+        </w:rPr>
+        <w:t xml:space="preserve">React.js, HTML5, CSS3, </w:t>
+      </w:r>
+      <w:r>
+        <w:rPr>
+          <w:rFonts w:eastAsia="Arial"/>
+          <w:sz w:val="22"/>
+          <w:szCs w:val="22"/>
+        </w:rPr>
+        <w:t>JavaScript,</w:t>
+      </w:r>
+      <w:r>
+        <w:rPr>
+          <w:rFonts w:eastAsia="Arial"/>
+          <w:sz w:val="22"/>
+          <w:szCs w:val="22"/>
+        </w:rPr>
+        <w:t xml:space="preserve"> Bootstrap, Responsive Design</w:t>
       </w:r>
     </w:p>
     <w:p>
       <w:pPr>
         <w:spacing w:before="40" w:after="40"/>
-      </w:pPr>
-      <w:r>
-        <w:rPr>
-          <w:rFonts w:ascii="Arial" w:eastAsia="Arial" w:hAnsi="Arial" w:cs="Arial"/>
+        <w:rPr>
+          <w:sz w:val="22"/>
+          <w:szCs w:val="22"/>
+        </w:rPr>
+      </w:pPr>
+      <w:r>
+        <w:rPr>
+          <w:rFonts w:eastAsia="Arial"/>
           <w:b/>
           <w:bCs/>
-        </w:rPr>
-        <w:t xml:space="preserve">Backend: </w:t>
-      </w:r>
-      <w:r>
-        <w:rPr>
-          <w:rFonts w:ascii="Arial" w:eastAsia="Arial" w:hAnsi="Arial" w:cs="Arial"/>
+          <w:sz w:val="22"/>
+          <w:szCs w:val="22"/>
+        </w:rPr>
+        <w:t>Backend:</w:t>
+      </w:r>
+      <w:r>
+        <w:rPr>
+          <w:rFonts w:eastAsia="Arial"/>
+          <w:b/>
+          <w:bCs/>
+          <w:sz w:val="22"/>
+          <w:szCs w:val="22"/>
+        </w:rPr>
+        <w:tab/>
+      </w:r>
+      <w:r>
+        <w:rPr>
+          <w:rFonts w:eastAsia="Arial"/>
+          <w:sz w:val="22"/>
+          <w:szCs w:val="22"/>
         </w:rPr>
         <w:t>Node.js, Express.js, RESTful APIs</w:t>
       </w:r>
@@ -228,91 +519,278 @@
     <w:p>
       <w:pPr>
         <w:spacing w:before="40" w:after="40"/>
-      </w:pPr>
-      <w:r>
-        <w:rPr>
-          <w:rFonts w:ascii="Arial" w:eastAsia="Arial" w:hAnsi="Arial" w:cs="Arial"/>
+        <w:rPr>
+          <w:rFonts w:eastAsia="Arial"/>
+          <w:sz w:val="22"/>
+          <w:szCs w:val="22"/>
+        </w:rPr>
+      </w:pPr>
+      <w:r>
+        <w:rPr>
+          <w:rFonts w:eastAsia="Arial"/>
           <w:b/>
           <w:bCs/>
-        </w:rPr>
-        <w:t xml:space="preserve">Database: </w:t>
-      </w:r>
-      <w:r>
-        <w:rPr>
-          <w:rFonts w:ascii="Arial" w:eastAsia="Arial" w:hAnsi="Arial" w:cs="Arial"/>
+          <w:sz w:val="22"/>
+          <w:szCs w:val="22"/>
+        </w:rPr>
+        <w:t>Database:</w:t>
+      </w:r>
+      <w:r>
+        <w:rPr>
+          <w:rFonts w:eastAsia="Arial"/>
+          <w:b/>
+          <w:bCs/>
+          <w:sz w:val="22"/>
+          <w:szCs w:val="22"/>
+        </w:rPr>
+        <w:tab/>
+      </w:r>
+      <w:r>
+        <w:rPr>
+          <w:rFonts w:eastAsia="Arial"/>
+          <w:sz w:val="22"/>
+          <w:szCs w:val="22"/>
         </w:rPr>
         <w:t>MongoDB, MongoDB Atlas</w:t>
+      </w:r>
+      <w:r>
+        <w:rPr>
+          <w:rFonts w:eastAsia="Arial"/>
+          <w:sz w:val="22"/>
+          <w:szCs w:val="22"/>
+        </w:rPr>
+        <w:br/>
+      </w:r>
+      <w:r>
+        <w:rPr>
+          <w:rFonts w:eastAsia="Arial"/>
+          <w:b/>
+          <w:bCs/>
+          <w:sz w:val="22"/>
+          <w:szCs w:val="22"/>
+        </w:rPr>
+        <w:t>Programming:</w:t>
+      </w:r>
+      <w:r>
+        <w:rPr>
+          <w:rFonts w:eastAsia="Arial"/>
+          <w:b/>
+          <w:bCs/>
+          <w:sz w:val="22"/>
+          <w:szCs w:val="22"/>
+        </w:rPr>
+        <w:tab/>
+      </w:r>
+      <w:r>
+        <w:rPr>
+          <w:rFonts w:eastAsia="Arial"/>
+          <w:sz w:val="22"/>
+          <w:szCs w:val="22"/>
+        </w:rPr>
+        <w:t>Python</w:t>
       </w:r>
     </w:p>
     <w:p>
       <w:pPr>
         <w:spacing w:before="40" w:after="40"/>
-      </w:pPr>
-      <w:r>
-        <w:rPr>
-          <w:rFonts w:ascii="Arial" w:eastAsia="Arial" w:hAnsi="Arial" w:cs="Arial"/>
+        <w:rPr>
+          <w:sz w:val="22"/>
+          <w:szCs w:val="22"/>
+        </w:rPr>
+      </w:pPr>
+      <w:r>
+        <w:rPr>
+          <w:rFonts w:eastAsia="Arial"/>
           <w:b/>
           <w:bCs/>
-        </w:rPr>
-        <w:t xml:space="preserve">Tools &amp; Platforms: </w:t>
-      </w:r>
-      <w:r>
-        <w:rPr>
-          <w:rFonts w:ascii="Arial" w:eastAsia="Arial" w:hAnsi="Arial" w:cs="Arial"/>
-        </w:rPr>
-        <w:t xml:space="preserve">Git, GitHub, Postman, Netlify, Render, </w:t>
-      </w:r>
-      <w:proofErr w:type="spellStart"/>
-      <w:r>
-        <w:rPr>
-          <w:rFonts w:ascii="Arial" w:eastAsia="Arial" w:hAnsi="Arial" w:cs="Arial"/>
-        </w:rPr>
-        <w:t>Vercel</w:t>
-      </w:r>
-      <w:proofErr w:type="spellEnd"/>
-      <w:r>
-        <w:rPr>
-          <w:rFonts w:ascii="Arial" w:eastAsia="Arial" w:hAnsi="Arial" w:cs="Arial"/>
-        </w:rPr>
-        <w:t>, VS Code</w:t>
+          <w:sz w:val="22"/>
+          <w:szCs w:val="22"/>
+        </w:rPr>
+        <w:t>Tools &amp; Platforms:</w:t>
+      </w:r>
+      <w:r>
+        <w:rPr>
+          <w:rFonts w:eastAsia="Arial"/>
+          <w:b/>
+          <w:bCs/>
+          <w:sz w:val="22"/>
+          <w:szCs w:val="22"/>
+        </w:rPr>
+        <w:t xml:space="preserve"> </w:t>
+      </w:r>
+      <w:r>
+        <w:rPr>
+          <w:rFonts w:eastAsia="Arial"/>
+          <w:sz w:val="22"/>
+          <w:szCs w:val="22"/>
+        </w:rPr>
+        <w:t>Git, GitHub, Postman, Netlify, Render, Vercel, VS Code</w:t>
       </w:r>
     </w:p>
     <w:p>
       <w:pPr>
-        <w:spacing w:before="40" w:after="40"/>
-      </w:pPr>
-      <w:r>
-        <w:rPr>
-          <w:rFonts w:ascii="Arial" w:eastAsia="Arial" w:hAnsi="Arial" w:cs="Arial"/>
+        <w:pBdr>
+          <w:bottom w:val="single" w:sz="8" w:space="2" w:color="2E75B6"/>
+        </w:pBdr>
+        <w:spacing w:before="180" w:after="60"/>
+        <w:jc w:val="both"/>
+        <w:rPr>
+          <w:rFonts w:eastAsia="Arial"/>
           <w:b/>
           <w:bCs/>
-        </w:rPr>
-        <w:t xml:space="preserve">Programming: </w:t>
-      </w:r>
-      <w:r>
-        <w:rPr>
-          <w:rFonts w:ascii="Arial" w:eastAsia="Arial" w:hAnsi="Arial" w:cs="Arial"/>
-        </w:rPr>
-        <w:t>Python</w:t>
+          <w:sz w:val="24"/>
+          <w:szCs w:val="24"/>
+        </w:rPr>
+      </w:pPr>
+      <w:r>
+        <w:rPr>
+          <w:rFonts w:eastAsia="Arial"/>
+          <w:b/>
+          <w:bCs/>
+          <w:sz w:val="24"/>
+          <w:szCs w:val="24"/>
+        </w:rPr>
+        <w:t>PROJECTS</w:t>
       </w:r>
     </w:p>
     <w:p>
       <w:pPr>
-        <w:pBdr>
-          <w:bottom w:val="single" w:sz="8" w:space="1" w:color="2E75B6"/>
-        </w:pBdr>
-        <w:spacing w:before="180" w:after="60"/>
-      </w:pPr>
-      <w:r>
-        <w:rPr>
-          <w:rFonts w:ascii="Arial" w:eastAsia="Arial" w:hAnsi="Arial" w:cs="Arial"/>
+        <w:tabs>
+          <w:tab w:val="right" w:pos="9026"/>
+        </w:tabs>
+        <w:spacing w:before="160" w:after="20"/>
+        <w:ind w:left="120"/>
+        <w:rPr>
           <w:b/>
           <w:bCs/>
-          <w:color w:val="1F4E79"/>
-          <w:sz w:val="24"/>
-          <w:szCs w:val="24"/>
-        </w:rPr>
-        <w:t>PROFESSIONAL EXPERIENCE</w:t>
+          <w:sz w:val="22"/>
+          <w:szCs w:val="22"/>
+        </w:rPr>
+      </w:pPr>
+      <w:r>
+        <w:rPr>
+          <w:b/>
+          <w:bCs/>
+          <w:sz w:val="22"/>
+          <w:szCs w:val="22"/>
+        </w:rPr>
+        <w:t>Jerry Restaurants</w:t>
+      </w:r>
+    </w:p>
+    <w:p>
+      <w:pPr>
+        <w:pStyle w:val="ListParagraph"/>
+        <w:numPr>
+          <w:ilvl w:val="0"/>
+          <w:numId w:val="24"/>
+        </w:numPr>
+        <w:tabs>
+          <w:tab w:val="right" w:pos="9026"/>
+        </w:tabs>
+        <w:spacing w:before="160" w:after="20"/>
+        <w:rPr>
+          <w:b/>
+          <w:bCs/>
+          <w:sz w:val="22"/>
+          <w:szCs w:val="22"/>
+        </w:rPr>
+      </w:pPr>
+      <w:r>
+        <w:rPr>
+          <w:sz w:val="22"/>
+          <w:szCs w:val="22"/>
+        </w:rPr>
+        <w:t>Developed a full</w:t>
+      </w:r>
+      <w:r>
+        <w:rPr>
+          <w:sz w:val="22"/>
+          <w:szCs w:val="22"/>
+        </w:rPr>
+        <w:t xml:space="preserve"> </w:t>
+      </w:r>
+      <w:r>
+        <w:rPr>
+          <w:sz w:val="22"/>
+          <w:szCs w:val="22"/>
+        </w:rPr>
+        <w:t xml:space="preserve">stack restaurant ordering platform featuring menu listing, product search, shopping cart, checkout, and </w:t>
+      </w:r>
+      <w:r>
+        <w:rPr>
+          <w:sz w:val="22"/>
+          <w:szCs w:val="22"/>
+        </w:rPr>
+        <w:t>order history</w:t>
+      </w:r>
+      <w:r>
+        <w:rPr>
+          <w:sz w:val="22"/>
+          <w:szCs w:val="22"/>
+        </w:rPr>
+        <w:t xml:space="preserve"> with persistent MongoDB storage.</w:t>
+      </w:r>
+    </w:p>
+    <w:p>
+      <w:pPr>
+        <w:pStyle w:val="ListParagraph"/>
+        <w:numPr>
+          <w:ilvl w:val="0"/>
+          <w:numId w:val="24"/>
+        </w:numPr>
+        <w:spacing w:before="20" w:after="20"/>
+        <w:rPr>
+          <w:sz w:val="22"/>
+          <w:szCs w:val="22"/>
+        </w:rPr>
+      </w:pPr>
+      <w:r>
+        <w:rPr>
+          <w:sz w:val="22"/>
+          <w:szCs w:val="22"/>
+        </w:rPr>
+        <w:t>Implemented multi-role authentication and authorization (customer, server/kitchen staff, admin) with separate login flows and role-based dashboards to manage orders, menus, and user accounts.</w:t>
+      </w:r>
+    </w:p>
+    <w:p>
+      <w:pPr>
+        <w:pStyle w:val="ListParagraph"/>
+        <w:numPr>
+          <w:ilvl w:val="0"/>
+          <w:numId w:val="16"/>
+        </w:numPr>
+        <w:spacing w:before="20" w:after="20"/>
+        <w:rPr>
+          <w:sz w:val="22"/>
+          <w:szCs w:val="22"/>
+        </w:rPr>
+      </w:pPr>
+      <w:r>
+        <w:rPr>
+          <w:sz w:val="22"/>
+          <w:szCs w:val="22"/>
+        </w:rPr>
+        <w:t>Designed reusable, stateful React components and centralized state management to keep UI consistent and reduce duplication.</w:t>
+      </w:r>
+    </w:p>
+    <w:p>
+      <w:pPr>
+        <w:pStyle w:val="ListParagraph"/>
+        <w:numPr>
+          <w:ilvl w:val="0"/>
+          <w:numId w:val="16"/>
+        </w:numPr>
+        <w:spacing w:before="20" w:after="20"/>
+      </w:pPr>
+      <w:r>
+        <w:rPr>
+          <w:sz w:val="22"/>
+          <w:szCs w:val="22"/>
+        </w:rPr>
+        <w:t>Built RESTful API endpoints in Express.js for secure data operations and integrated client-side form validation and error handling</w:t>
+      </w:r>
+      <w:r>
+        <w:t>.</w:t>
       </w:r>
     </w:p>
     <w:p>
@@ -321,66 +799,29 @@
           <w:tab w:val="right" w:pos="9360"/>
         </w:tabs>
         <w:spacing w:before="40" w:after="20"/>
-      </w:pPr>
-      <w:r>
-        <w:rPr>
-          <w:rFonts w:ascii="Arial" w:eastAsia="Arial" w:hAnsi="Arial" w:cs="Arial"/>
+        <w:jc w:val="both"/>
+        <w:rPr>
+          <w:sz w:val="22"/>
+          <w:szCs w:val="22"/>
+        </w:rPr>
+      </w:pPr>
+      <w:r>
+        <w:rPr>
+          <w:rFonts w:eastAsia="Arial"/>
           <w:b/>
           <w:bCs/>
-        </w:rPr>
-        <w:t>Web Development Intern – Palette Production</w:t>
-      </w:r>
-      <w:r>
-        <w:rPr>
-          <w:rFonts w:ascii="Arial" w:eastAsia="Arial" w:hAnsi="Arial" w:cs="Arial"/>
+          <w:sz w:val="22"/>
+          <w:szCs w:val="22"/>
+        </w:rPr>
+        <w:t>E-Commerce Web Application</w:t>
+      </w:r>
+      <w:r>
+        <w:rPr>
+          <w:rFonts w:eastAsia="Arial"/>
+          <w:sz w:val="22"/>
+          <w:szCs w:val="22"/>
         </w:rPr>
         <w:tab/>
-        <w:t>April 2025 – May 2025</w:t>
-      </w:r>
-    </w:p>
-    <w:p>
-      <w:pPr>
-        <w:spacing w:before="20" w:after="40"/>
-      </w:pPr>
-      <w:proofErr w:type="spellStart"/>
-      <w:r>
-        <w:rPr>
-          <w:rFonts w:ascii="Arial" w:eastAsia="Arial" w:hAnsi="Arial" w:cs="Arial"/>
-          <w:i/>
-          <w:iCs/>
-          <w:color w:val="555555"/>
-        </w:rPr>
-        <w:t>Palladam</w:t>
-      </w:r>
-      <w:proofErr w:type="spellEnd"/>
-      <w:r>
-        <w:rPr>
-          <w:rFonts w:ascii="Arial" w:eastAsia="Arial" w:hAnsi="Arial" w:cs="Arial"/>
-          <w:i/>
-          <w:iCs/>
-          <w:color w:val="555555"/>
-        </w:rPr>
-        <w:t xml:space="preserve">, Tamil </w:t>
-      </w:r>
-      <w:proofErr w:type="gramStart"/>
-      <w:r>
-        <w:rPr>
-          <w:rFonts w:ascii="Arial" w:eastAsia="Arial" w:hAnsi="Arial" w:cs="Arial"/>
-          <w:i/>
-          <w:iCs/>
-          <w:color w:val="555555"/>
-        </w:rPr>
-        <w:t>Nadu  |</w:t>
-      </w:r>
-      <w:proofErr w:type="gramEnd"/>
-      <w:r>
-        <w:rPr>
-          <w:rFonts w:ascii="Arial" w:eastAsia="Arial" w:hAnsi="Arial" w:cs="Arial"/>
-          <w:i/>
-          <w:iCs/>
-          <w:color w:val="555555"/>
-        </w:rPr>
-        <w:t xml:space="preserve">  Duration: 1 Month</w:t>
       </w:r>
     </w:p>
     <w:p>
@@ -391,12 +832,19 @@
           <w:numId w:val="2"/>
         </w:numPr>
         <w:spacing w:before="40" w:after="40"/>
-      </w:pPr>
-      <w:r>
-        <w:rPr>
-          <w:rFonts w:ascii="Arial" w:eastAsia="Arial" w:hAnsi="Arial" w:cs="Arial"/>
-        </w:rPr>
-        <w:t>Assisted in developing and maintaining web application features using HTML5, CSS3, JavaScript, and React.js.</w:t>
+        <w:jc w:val="both"/>
+        <w:rPr>
+          <w:sz w:val="22"/>
+          <w:szCs w:val="22"/>
+        </w:rPr>
+      </w:pPr>
+      <w:r>
+        <w:rPr>
+          <w:rFonts w:eastAsia="Arial"/>
+          <w:sz w:val="22"/>
+          <w:szCs w:val="22"/>
+        </w:rPr>
+        <w:t>Developed a full-stack MERN e-commerce platform with product listing and shopping cart functionality.</w:t>
       </w:r>
     </w:p>
     <w:p>
@@ -407,12 +855,19 @@
           <w:numId w:val="2"/>
         </w:numPr>
         <w:spacing w:before="40" w:after="40"/>
-      </w:pPr>
-      <w:r>
-        <w:rPr>
-          <w:rFonts w:ascii="Arial" w:eastAsia="Arial" w:hAnsi="Arial" w:cs="Arial"/>
-        </w:rPr>
-        <w:t>Collaborated with the development team to implement responsive UI components and improve user experience.</w:t>
+        <w:jc w:val="both"/>
+        <w:rPr>
+          <w:sz w:val="22"/>
+          <w:szCs w:val="22"/>
+        </w:rPr>
+      </w:pPr>
+      <w:r>
+        <w:rPr>
+          <w:rFonts w:eastAsia="Arial"/>
+          <w:sz w:val="22"/>
+          <w:szCs w:val="22"/>
+        </w:rPr>
+        <w:t>Designed reusable React components leveraging props and state management for modular architecture.</w:t>
       </w:r>
     </w:p>
     <w:p>
@@ -423,12 +878,50 @@
           <w:numId w:val="2"/>
         </w:numPr>
         <w:spacing w:before="40" w:after="40"/>
-      </w:pPr>
-      <w:r>
-        <w:rPr>
-          <w:rFonts w:ascii="Arial" w:eastAsia="Arial" w:hAnsi="Arial" w:cs="Arial"/>
-        </w:rPr>
-        <w:t>Gained hands-on industry experience in version control workflows using Git and GitHub in a professional environment.</w:t>
+        <w:jc w:val="both"/>
+        <w:rPr>
+          <w:sz w:val="22"/>
+          <w:szCs w:val="22"/>
+        </w:rPr>
+      </w:pPr>
+      <w:r>
+        <w:rPr>
+          <w:rFonts w:eastAsia="Arial"/>
+          <w:sz w:val="22"/>
+          <w:szCs w:val="22"/>
+        </w:rPr>
+        <w:t>Implemented backend routing with Express.js and MongoDB for persistent data storage.</w:t>
+      </w:r>
+    </w:p>
+    <w:p>
+      <w:pPr>
+        <w:tabs>
+          <w:tab w:val="right" w:pos="9360"/>
+        </w:tabs>
+        <w:spacing w:before="40" w:after="20"/>
+        <w:jc w:val="both"/>
+        <w:rPr>
+          <w:sz w:val="22"/>
+          <w:szCs w:val="22"/>
+        </w:rPr>
+      </w:pPr>
+      <w:r>
+        <w:rPr>
+          <w:rFonts w:eastAsia="Arial"/>
+          <w:b/>
+          <w:bCs/>
+          <w:sz w:val="22"/>
+          <w:szCs w:val="22"/>
+        </w:rPr>
+        <w:t>Weather Forecast Application</w:t>
+      </w:r>
+      <w:r>
+        <w:rPr>
+          <w:rFonts w:eastAsia="Arial"/>
+          <w:sz w:val="22"/>
+          <w:szCs w:val="22"/>
+        </w:rPr>
+        <w:tab/>
       </w:r>
     </w:p>
     <w:p>
@@ -439,40 +932,51 @@
           <w:numId w:val="2"/>
         </w:numPr>
         <w:spacing w:before="40" w:after="40"/>
-      </w:pPr>
-      <w:r>
-        <w:rPr>
-          <w:rFonts w:ascii="Arial" w:eastAsia="Arial" w:hAnsi="Arial" w:cs="Arial"/>
-        </w:rPr>
-        <w:t>Participated in project reviews, code walkthroughs, and agile-style team meetings.</w:t>
-      </w:r>
-    </w:p>
-    <w:p>
-      <w:pPr>
-        <w:spacing w:before="80"/>
-      </w:pPr>
-    </w:p>
-    <w:p>
-      <w:pPr>
-        <w:tabs>
-          <w:tab w:val="right" w:pos="9360"/>
-        </w:tabs>
-        <w:spacing w:before="40" w:after="20"/>
-      </w:pPr>
-      <w:r>
-        <w:rPr>
-          <w:rFonts w:ascii="Arial" w:eastAsia="Arial" w:hAnsi="Arial" w:cs="Arial"/>
-          <w:b/>
-          <w:bCs/>
-        </w:rPr>
-        <w:t>MERN Stack Developer – Academic &amp; Personal Projects</w:t>
-      </w:r>
-      <w:r>
-        <w:rPr>
-          <w:rFonts w:ascii="Arial" w:eastAsia="Arial" w:hAnsi="Arial" w:cs="Arial"/>
-        </w:rPr>
-        <w:tab/>
-        <w:t>January 2024 – Present</w:t>
+        <w:jc w:val="both"/>
+        <w:rPr>
+          <w:sz w:val="22"/>
+          <w:szCs w:val="22"/>
+        </w:rPr>
+      </w:pPr>
+      <w:r>
+        <w:rPr>
+          <w:rFonts w:eastAsia="Arial"/>
+          <w:sz w:val="22"/>
+          <w:szCs w:val="22"/>
+        </w:rPr>
+        <w:t>Integrated Open</w:t>
+      </w:r>
+      <w:r>
+        <w:rPr>
+          <w:rFonts w:eastAsia="Arial"/>
+          <w:sz w:val="22"/>
+          <w:szCs w:val="22"/>
+        </w:rPr>
+        <w:t xml:space="preserve"> </w:t>
+      </w:r>
+      <w:r>
+        <w:rPr>
+          <w:rFonts w:eastAsia="Arial"/>
+          <w:sz w:val="22"/>
+          <w:szCs w:val="22"/>
+        </w:rPr>
+        <w:t>Weather</w:t>
+      </w:r>
+      <w:r>
+        <w:rPr>
+          <w:rFonts w:eastAsia="Arial"/>
+          <w:sz w:val="22"/>
+          <w:szCs w:val="22"/>
+        </w:rPr>
+        <w:t xml:space="preserve"> </w:t>
+      </w:r>
+      <w:r>
+        <w:rPr>
+          <w:rFonts w:eastAsia="Arial"/>
+          <w:sz w:val="22"/>
+          <w:szCs w:val="22"/>
+        </w:rPr>
+        <w:t>Map API to fetch and display real-time weather data including temperature, humidity, and conditions by city.</w:t>
       </w:r>
     </w:p>
     <w:p>
@@ -483,12 +987,19 @@
           <w:numId w:val="2"/>
         </w:numPr>
         <w:spacing w:before="40" w:after="40"/>
-      </w:pPr>
-      <w:r>
-        <w:rPr>
-          <w:rFonts w:ascii="Arial" w:eastAsia="Arial" w:hAnsi="Arial" w:cs="Arial"/>
-        </w:rPr>
-        <w:t>Developed responsive full-stack web applications using React.js, Node.js, Express.js, and MongoDB.</w:t>
+        <w:jc w:val="both"/>
+        <w:rPr>
+          <w:sz w:val="22"/>
+          <w:szCs w:val="22"/>
+        </w:rPr>
+      </w:pPr>
+      <w:r>
+        <w:rPr>
+          <w:rFonts w:eastAsia="Arial"/>
+          <w:sz w:val="22"/>
+          <w:szCs w:val="22"/>
+        </w:rPr>
+        <w:t>Implemented dynamic UI rendering to update content reactively based on API responses.</w:t>
       </w:r>
     </w:p>
     <w:p>
@@ -499,12 +1010,50 @@
           <w:numId w:val="2"/>
         </w:numPr>
         <w:spacing w:before="40" w:after="40"/>
-      </w:pPr>
-      <w:r>
-        <w:rPr>
-          <w:rFonts w:ascii="Arial" w:eastAsia="Arial" w:hAnsi="Arial" w:cs="Arial"/>
-        </w:rPr>
-        <w:t>Implemented CRUD operations, REST API integration, and reusable React components for scalable frontend development.</w:t>
+        <w:jc w:val="both"/>
+        <w:rPr>
+          <w:sz w:val="22"/>
+          <w:szCs w:val="22"/>
+        </w:rPr>
+      </w:pPr>
+      <w:r>
+        <w:rPr>
+          <w:rFonts w:eastAsia="Arial"/>
+          <w:sz w:val="22"/>
+          <w:szCs w:val="22"/>
+        </w:rPr>
+        <w:t>Built a fully responsive React-based interface optimized for desktop and mobile devices.</w:t>
+      </w:r>
+    </w:p>
+    <w:p>
+      <w:pPr>
+        <w:tabs>
+          <w:tab w:val="right" w:pos="9360"/>
+        </w:tabs>
+        <w:spacing w:before="40" w:after="20"/>
+        <w:jc w:val="both"/>
+        <w:rPr>
+          <w:sz w:val="22"/>
+          <w:szCs w:val="22"/>
+        </w:rPr>
+      </w:pPr>
+      <w:r>
+        <w:rPr>
+          <w:rFonts w:eastAsia="Arial"/>
+          <w:b/>
+          <w:bCs/>
+          <w:sz w:val="22"/>
+          <w:szCs w:val="22"/>
+        </w:rPr>
+        <w:t>Todo Task Manager</w:t>
+      </w:r>
+      <w:r>
+        <w:rPr>
+          <w:rFonts w:eastAsia="Arial"/>
+          <w:sz w:val="22"/>
+          <w:szCs w:val="22"/>
+        </w:rPr>
+        <w:tab/>
       </w:r>
     </w:p>
     <w:p>
@@ -515,12 +1064,455 @@
           <w:numId w:val="2"/>
         </w:numPr>
         <w:spacing w:before="40" w:after="40"/>
-      </w:pPr>
-      <w:r>
-        <w:rPr>
-          <w:rFonts w:ascii="Arial" w:eastAsia="Arial" w:hAnsi="Arial" w:cs="Arial"/>
-        </w:rPr>
-        <w:t>Designed responsive user interfaces optimized for both desktop and mobile devices.</w:t>
+        <w:jc w:val="both"/>
+        <w:rPr>
+          <w:sz w:val="22"/>
+          <w:szCs w:val="22"/>
+        </w:rPr>
+      </w:pPr>
+      <w:r>
+        <w:rPr>
+          <w:rFonts w:eastAsia="Arial"/>
+          <w:sz w:val="22"/>
+          <w:szCs w:val="22"/>
+        </w:rPr>
+        <w:t>Built full CRUD functionality using React Hooks (</w:t>
+      </w:r>
+      <w:r>
+        <w:rPr>
+          <w:rFonts w:eastAsia="Arial"/>
+          <w:sz w:val="22"/>
+          <w:szCs w:val="22"/>
+        </w:rPr>
+        <w:t>Use State</w:t>
+      </w:r>
+      <w:r>
+        <w:rPr>
+          <w:rFonts w:eastAsia="Arial"/>
+          <w:sz w:val="22"/>
+          <w:szCs w:val="22"/>
+        </w:rPr>
+        <w:t xml:space="preserve">, </w:t>
+      </w:r>
+      <w:r>
+        <w:rPr>
+          <w:rFonts w:eastAsia="Arial"/>
+          <w:sz w:val="22"/>
+          <w:szCs w:val="22"/>
+        </w:rPr>
+        <w:t>Use Effect</w:t>
+      </w:r>
+      <w:r>
+        <w:rPr>
+          <w:rFonts w:eastAsia="Arial"/>
+          <w:sz w:val="22"/>
+          <w:szCs w:val="22"/>
+        </w:rPr>
+        <w:t>) with real-time UI updates.</w:t>
+      </w:r>
+    </w:p>
+    <w:p>
+      <w:pPr>
+        <w:pStyle w:val="ListParagraph"/>
+        <w:numPr>
+          <w:ilvl w:val="1"/>
+          <w:numId w:val="2"/>
+        </w:numPr>
+        <w:spacing w:before="40" w:after="40"/>
+      </w:pPr>
+      <w:r>
+        <w:rPr>
+          <w:rFonts w:eastAsia="Arial"/>
+          <w:sz w:val="22"/>
+          <w:szCs w:val="22"/>
+        </w:rPr>
+        <w:t>Implemented add, edit, delete, and filter task features demonstrating component lifecycle management.</w:t>
+      </w:r>
+      <w:r>
+        <w:rPr>
+          <w:rFonts w:eastAsia="Arial"/>
+          <w:sz w:val="22"/>
+          <w:szCs w:val="22"/>
+        </w:rPr>
+        <w:br/>
+      </w:r>
+      <w:r>
+        <w:rPr>
+          <w:rFonts w:eastAsia="Arial"/>
+          <w:sz w:val="22"/>
+          <w:szCs w:val="22"/>
+        </w:rPr>
+        <w:t>Reinforced understanding of unidirectional data flow and React component architecture.</w:t>
+      </w:r>
+      <w:r>
+        <w:rPr>
+          <w:rFonts w:eastAsia="Arial"/>
+        </w:rPr>
+        <w:br/>
+      </w:r>
+    </w:p>
+    <w:p>
+      <w:pPr>
+        <w:pStyle w:val="ListParagraph"/>
+        <w:spacing w:before="40" w:after="40"/>
+      </w:pPr>
+      <w:r>
+        <w:br/>
+      </w:r>
+    </w:p>
+    <w:p>
+      <w:pPr>
+        <w:pStyle w:val="ListParagraph"/>
+        <w:numPr>
+          <w:ilvl w:val="1"/>
+          <w:numId w:val="2"/>
+        </w:numPr>
+        <w:spacing w:before="40" w:after="40"/>
+      </w:pPr>
+    </w:p>
+    <w:p>
+      <w:pPr>
+        <w:pStyle w:val="ListParagraph"/>
+        <w:numPr>
+          <w:ilvl w:val="1"/>
+          <w:numId w:val="2"/>
+        </w:numPr>
+        <w:spacing w:before="40" w:after="40"/>
+      </w:pPr>
+      <w:r>
+        <w:lastRenderedPageBreak/>
+        <w:br/>
+      </w:r>
+      <w:r>
+        <w:br/>
+      </w:r>
+    </w:p>
+    <w:p>
+      <w:pPr>
+        <w:pStyle w:val="ListParagraph"/>
+        <w:numPr>
+          <w:ilvl w:val="1"/>
+          <w:numId w:val="2"/>
+        </w:numPr>
+        <w:spacing w:before="40" w:after="40"/>
+      </w:pPr>
+      <w:r>
+        <w:rPr>
+          <w:rFonts w:eastAsia="Arial"/>
+          <w:b/>
+          <w:bCs/>
+          <w:noProof/>
+          <w:sz w:val="24"/>
+          <w:szCs w:val="24"/>
+        </w:rPr>
+        <mc:AlternateContent>
+          <mc:Choice Requires="wps">
+            <w:drawing>
+              <wp:anchor distT="0" distB="0" distL="114300" distR="114300" simplePos="0" relativeHeight="251660288" behindDoc="0" locked="0" layoutInCell="1" allowOverlap="1" wp14:anchorId="35F7AAB0" wp14:editId="537A0190">
+                <wp:simplePos x="0" y="0"/>
+                <wp:positionH relativeFrom="column">
+                  <wp:posOffset>-83820</wp:posOffset>
+                </wp:positionH>
+                <wp:positionV relativeFrom="paragraph">
+                  <wp:posOffset>190500</wp:posOffset>
+                </wp:positionV>
+                <wp:extent cx="6446520" cy="0"/>
+                <wp:effectExtent l="0" t="0" r="0" b="0"/>
+                <wp:wrapNone/>
+                <wp:docPr id="1693163763" name="Straight Connector 2"/>
+                <wp:cNvGraphicFramePr/>
+                <a:graphic xmlns:a="http://schemas.openxmlformats.org/drawingml/2006/main">
+                  <a:graphicData uri="http://schemas.microsoft.com/office/word/2010/wordprocessingShape">
+                    <wps:wsp>
+                      <wps:cNvCnPr/>
+                      <wps:spPr>
+                        <a:xfrm flipV="1">
+                          <a:off x="0" y="0"/>
+                          <a:ext cx="6446520" cy="0"/>
+                        </a:xfrm>
+                        <a:prstGeom prst="line">
+                          <a:avLst/>
+                        </a:prstGeom>
+                      </wps:spPr>
+                      <wps:style>
+                        <a:lnRef idx="1">
+                          <a:schemeClr val="accent1"/>
+                        </a:lnRef>
+                        <a:fillRef idx="0">
+                          <a:schemeClr val="accent1"/>
+                        </a:fillRef>
+                        <a:effectRef idx="0">
+                          <a:schemeClr val="accent1"/>
+                        </a:effectRef>
+                        <a:fontRef idx="minor">
+                          <a:schemeClr val="tx1"/>
+                        </a:fontRef>
+                      </wps:style>
+                      <wps:bodyPr/>
+                    </wps:wsp>
+                  </a:graphicData>
+                </a:graphic>
+                <wp14:sizeRelH relativeFrom="margin">
+                  <wp14:pctWidth>0</wp14:pctWidth>
+                </wp14:sizeRelH>
+                <wp14:sizeRelV relativeFrom="margin">
+                  <wp14:pctHeight>0</wp14:pctHeight>
+                </wp14:sizeRelV>
+              </wp:anchor>
+            </w:drawing>
+          </mc:Choice>
+          <mc:Fallback>
+            <w:pict>
+              <v:line w14:anchorId="221D2036" id="Straight Connector 2" o:spid="_x0000_s1026" style="position:absolute;flip:y;z-index:251660288;visibility:visible;mso-wrap-style:square;mso-width-percent:0;mso-height-percent:0;mso-wrap-distance-left:9pt;mso-wrap-distance-top:0;mso-wrap-distance-right:9pt;mso-wrap-distance-bottom:0;mso-position-horizontal:absolute;mso-position-horizontal-relative:text;mso-position-vertical:absolute;mso-position-vertical-relative:text;mso-width-percent:0;mso-height-percent:0;mso-width-relative:margin;mso-height-relative:margin" from="-6.6pt,15pt" to="501pt,15pt" o:gfxdata="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" strokecolor="#4472c4 [3204]" strokeweight=".5pt">
+                <v:stroke joinstyle="miter"/>
+              </v:line>
+            </w:pict>
+          </mc:Fallback>
+        </mc:AlternateContent>
+      </w:r>
+      <w:r>
+        <w:rPr>
+          <w:rFonts w:eastAsia="Arial"/>
+          <w:b/>
+          <w:bCs/>
+          <w:sz w:val="24"/>
+          <w:szCs w:val="24"/>
+        </w:rPr>
+        <w:t>INTERNSHIP</w:t>
+      </w:r>
+      <w:r>
+        <w:rPr>
+          <w:rFonts w:eastAsia="Arial"/>
+          <w:b/>
+          <w:bCs/>
+          <w:sz w:val="24"/>
+          <w:szCs w:val="24"/>
+        </w:rPr>
+        <w:t xml:space="preserve"> </w:t>
+      </w:r>
+      <w:r>
+        <w:rPr>
+          <w:rFonts w:eastAsia="Arial"/>
+          <w:b/>
+          <w:bCs/>
+          <w:sz w:val="24"/>
+          <w:szCs w:val="24"/>
+        </w:rPr>
+        <w:t>EXPERIENCE</w:t>
+      </w:r>
+      <w:r>
+        <w:rPr>
+          <w:rFonts w:eastAsia="Arial"/>
+          <w:b/>
+          <w:bCs/>
+          <w:color w:val="1F4E79"/>
+          <w:sz w:val="24"/>
+          <w:szCs w:val="24"/>
+        </w:rPr>
+        <w:br/>
+      </w:r>
+    </w:p>
+    <w:p>
+      <w:pPr>
+        <w:spacing w:before="80"/>
+        <w:jc w:val="both"/>
+        <w:rPr>
+          <w:rFonts w:eastAsia="Arial"/>
+          <w:sz w:val="22"/>
+          <w:szCs w:val="22"/>
+        </w:rPr>
+      </w:pPr>
+      <w:r>
+        <w:rPr>
+          <w:rFonts w:eastAsia="Arial"/>
+          <w:b/>
+          <w:bCs/>
+          <w:sz w:val="24"/>
+          <w:szCs w:val="24"/>
+        </w:rPr>
+        <w:t>Web Development Intern — Palette Production</w:t>
+      </w:r>
+      <w:r>
+        <w:rPr>
+          <w:rFonts w:eastAsia="Arial"/>
+          <w:b/>
+          <w:bCs/>
+          <w:sz w:val="22"/>
+          <w:szCs w:val="22"/>
+        </w:rPr>
+        <w:t xml:space="preserve">                           </w:t>
+      </w:r>
+      <w:r>
+        <w:rPr>
+          <w:rFonts w:eastAsia="Arial"/>
+          <w:b/>
+          <w:bCs/>
+          <w:sz w:val="24"/>
+          <w:szCs w:val="24"/>
+        </w:rPr>
+        <w:t xml:space="preserve">April 2025 – May 2025 (3 </w:t>
+      </w:r>
+      <w:r>
+        <w:rPr>
+          <w:rFonts w:eastAsia="Arial"/>
+          <w:b/>
+          <w:bCs/>
+          <w:sz w:val="24"/>
+          <w:szCs w:val="24"/>
+        </w:rPr>
+        <w:t>M</w:t>
+      </w:r>
+      <w:r>
+        <w:rPr>
+          <w:rFonts w:eastAsia="Arial"/>
+          <w:b/>
+          <w:bCs/>
+          <w:sz w:val="24"/>
+          <w:szCs w:val="24"/>
+        </w:rPr>
+        <w:t>onths)</w:t>
+      </w:r>
+    </w:p>
+    <w:p>
+      <w:pPr>
+        <w:numPr>
+          <w:ilvl w:val="0"/>
+          <w:numId w:val="5"/>
+        </w:numPr>
+        <w:spacing w:before="80"/>
+        <w:jc w:val="both"/>
+        <w:rPr>
+          <w:rFonts w:eastAsia="Arial"/>
+          <w:sz w:val="22"/>
+          <w:szCs w:val="22"/>
+        </w:rPr>
+      </w:pPr>
+      <w:r>
+        <w:rPr>
+          <w:rFonts w:eastAsia="Arial"/>
+          <w:sz w:val="22"/>
+          <w:szCs w:val="22"/>
+        </w:rPr>
+        <w:t>Contributed to the development and maintenance of web application features using React.js, HTML, CSS, and JavaScript.</w:t>
+      </w:r>
+    </w:p>
+    <w:p>
+      <w:pPr>
+        <w:numPr>
+          <w:ilvl w:val="0"/>
+          <w:numId w:val="5"/>
+        </w:numPr>
+        <w:spacing w:before="80"/>
+        <w:jc w:val="both"/>
+        <w:rPr>
+          <w:rFonts w:eastAsia="Arial"/>
+          <w:sz w:val="22"/>
+          <w:szCs w:val="22"/>
+        </w:rPr>
+      </w:pPr>
+      <w:r>
+        <w:rPr>
+          <w:rFonts w:eastAsia="Arial"/>
+          <w:sz w:val="22"/>
+          <w:szCs w:val="22"/>
+        </w:rPr>
+        <w:t>Implemented responsive UI components and collaborated with the team on feature enhancements and code reviews.</w:t>
+      </w:r>
+    </w:p>
+    <w:p>
+      <w:pPr>
+        <w:numPr>
+          <w:ilvl w:val="0"/>
+          <w:numId w:val="5"/>
+        </w:numPr>
+        <w:spacing w:before="80"/>
+        <w:jc w:val="both"/>
+        <w:rPr>
+          <w:rFonts w:eastAsia="Arial"/>
+          <w:sz w:val="22"/>
+          <w:szCs w:val="22"/>
+        </w:rPr>
+      </w:pPr>
+      <w:r>
+        <w:rPr>
+          <w:rFonts w:eastAsia="Arial"/>
+          <w:sz w:val="22"/>
+          <w:szCs w:val="22"/>
+        </w:rPr>
+        <w:t>Worked on web-related tasks and support for client requirements associated with Tulasi Tile and Omaga Tile projects.</w:t>
+      </w:r>
+    </w:p>
+    <w:p>
+      <w:pPr>
+        <w:numPr>
+          <w:ilvl w:val="0"/>
+          <w:numId w:val="5"/>
+        </w:numPr>
+        <w:spacing w:before="80"/>
+        <w:jc w:val="both"/>
+        <w:rPr>
+          <w:rFonts w:eastAsia="Arial"/>
+          <w:sz w:val="22"/>
+          <w:szCs w:val="22"/>
+        </w:rPr>
+      </w:pPr>
+      <w:r>
+        <w:rPr>
+          <w:rFonts w:eastAsia="Arial"/>
+          <w:sz w:val="22"/>
+          <w:szCs w:val="22"/>
+        </w:rPr>
+        <w:t>Used Git and GitHub for version control and participated in agile-style team discussions and development workflows.</w:t>
+      </w:r>
+    </w:p>
+    <w:p>
+      <w:pPr>
+        <w:tabs>
+          <w:tab w:val="right" w:pos="9360"/>
+          <w:tab w:val="right" w:pos="10080"/>
+        </w:tabs>
+        <w:spacing w:before="40" w:after="20"/>
+        <w:jc w:val="both"/>
+        <w:rPr>
+          <w:sz w:val="22"/>
+          <w:szCs w:val="22"/>
+        </w:rPr>
+      </w:pPr>
+      <w:r>
+        <w:rPr>
+          <w:rFonts w:eastAsia="Arial"/>
+          <w:b/>
+          <w:bCs/>
+          <w:sz w:val="24"/>
+          <w:szCs w:val="24"/>
+        </w:rPr>
+        <w:t>MERN Stack Developer – Academic &amp; Personal Projects</w:t>
+      </w:r>
+      <w:r>
+        <w:rPr>
+          <w:rFonts w:eastAsia="Arial"/>
+          <w:sz w:val="22"/>
+          <w:szCs w:val="22"/>
+        </w:rPr>
+        <w:tab/>
+      </w:r>
+      <w:r>
+        <w:rPr>
+          <w:rFonts w:eastAsia="Arial"/>
+          <w:b/>
+          <w:bCs/>
+          <w:sz w:val="24"/>
+          <w:szCs w:val="24"/>
+        </w:rPr>
+        <w:t>January 2024 – Present</w:t>
+      </w:r>
+      <w:r>
+        <w:rPr>
+          <w:rFonts w:eastAsia="Arial"/>
+          <w:sz w:val="22"/>
+          <w:szCs w:val="22"/>
+        </w:rPr>
+        <w:tab/>
       </w:r>
     </w:p>
     <w:p>
@@ -531,26 +1523,19 @@
           <w:numId w:val="2"/>
         </w:numPr>
         <w:spacing w:before="40" w:after="40"/>
-      </w:pPr>
-      <w:r>
-        <w:rPr>
-          <w:rFonts w:ascii="Arial" w:eastAsia="Arial" w:hAnsi="Arial" w:cs="Arial"/>
-        </w:rPr>
-        <w:t xml:space="preserve">Used Git/GitHub for version control; deployed applications on Netlify, Render, and </w:t>
-      </w:r>
-      <w:proofErr w:type="spellStart"/>
-      <w:r>
-        <w:rPr>
-          <w:rFonts w:ascii="Arial" w:eastAsia="Arial" w:hAnsi="Arial" w:cs="Arial"/>
-        </w:rPr>
-        <w:t>Vercel</w:t>
-      </w:r>
-      <w:proofErr w:type="spellEnd"/>
-      <w:r>
-        <w:rPr>
-          <w:rFonts w:ascii="Arial" w:eastAsia="Arial" w:hAnsi="Arial" w:cs="Arial"/>
-        </w:rPr>
-        <w:t>.</w:t>
+        <w:jc w:val="both"/>
+        <w:rPr>
+          <w:sz w:val="22"/>
+          <w:szCs w:val="22"/>
+        </w:rPr>
+      </w:pPr>
+      <w:r>
+        <w:rPr>
+          <w:rFonts w:eastAsia="Arial"/>
+          <w:sz w:val="22"/>
+          <w:szCs w:val="22"/>
+        </w:rPr>
+        <w:t>Developed responsive full-stack web applications using React.js, Node.js, Express.js, and MongoDB.</w:t>
       </w:r>
     </w:p>
     <w:p>
@@ -561,68 +1546,19 @@
           <w:numId w:val="2"/>
         </w:numPr>
         <w:spacing w:before="40" w:after="40"/>
-      </w:pPr>
-      <w:r>
-        <w:rPr>
-          <w:rFonts w:ascii="Arial" w:eastAsia="Arial" w:hAnsi="Arial" w:cs="Arial"/>
-        </w:rPr>
-        <w:t>Utilized Postman for API testing and MongoDB Atlas for cloud database management.</w:t>
-      </w:r>
-    </w:p>
-    <w:p>
-      <w:pPr>
-        <w:pBdr>
-          <w:bottom w:val="single" w:sz="8" w:space="1" w:color="2E75B6"/>
-        </w:pBdr>
-        <w:spacing w:before="180" w:after="60"/>
-      </w:pPr>
-      <w:r>
-        <w:rPr>
-          <w:rFonts w:ascii="Arial" w:eastAsia="Arial" w:hAnsi="Arial" w:cs="Arial"/>
-          <w:b/>
-          <w:bCs/>
-          <w:color w:val="1F4E79"/>
-          <w:sz w:val="24"/>
-          <w:szCs w:val="24"/>
-        </w:rPr>
-        <w:t>PROJECTS</w:t>
-      </w:r>
-    </w:p>
-    <w:p>
-      <w:pPr>
-        <w:tabs>
-          <w:tab w:val="right" w:pos="9360"/>
-        </w:tabs>
-        <w:spacing w:before="40" w:after="20"/>
-      </w:pPr>
-      <w:r>
-        <w:rPr>
-          <w:rFonts w:ascii="Arial" w:eastAsia="Arial" w:hAnsi="Arial" w:cs="Arial"/>
-          <w:b/>
-          <w:bCs/>
-        </w:rPr>
-        <w:t>Weather Forecast Application</w:t>
-      </w:r>
-      <w:r>
-        <w:rPr>
-          <w:rFonts w:ascii="Arial" w:eastAsia="Arial" w:hAnsi="Arial" w:cs="Arial"/>
-        </w:rPr>
-        <w:tab/>
-        <w:t xml:space="preserve">React.js | </w:t>
-      </w:r>
-      <w:proofErr w:type="spellStart"/>
-      <w:r>
-        <w:rPr>
-          <w:rFonts w:ascii="Arial" w:eastAsia="Arial" w:hAnsi="Arial" w:cs="Arial"/>
-        </w:rPr>
-        <w:t>OpenWeatherMap</w:t>
-      </w:r>
-      <w:proofErr w:type="spellEnd"/>
-      <w:r>
-        <w:rPr>
-          <w:rFonts w:ascii="Arial" w:eastAsia="Arial" w:hAnsi="Arial" w:cs="Arial"/>
-        </w:rPr>
-        <w:t xml:space="preserve"> API</w:t>
+        <w:jc w:val="both"/>
+        <w:rPr>
+          <w:sz w:val="22"/>
+          <w:szCs w:val="22"/>
+        </w:rPr>
+      </w:pPr>
+      <w:r>
+        <w:rPr>
+          <w:rFonts w:eastAsia="Arial"/>
+          <w:sz w:val="22"/>
+          <w:szCs w:val="22"/>
+        </w:rPr>
+        <w:t>Implemented CRUD operations, REST API integration, and reusable React components for scalable frontend development.</w:t>
       </w:r>
     </w:p>
     <w:p>
@@ -633,26 +1569,19 @@
           <w:numId w:val="2"/>
         </w:numPr>
         <w:spacing w:before="40" w:after="40"/>
-      </w:pPr>
-      <w:r>
-        <w:rPr>
-          <w:rFonts w:ascii="Arial" w:eastAsia="Arial" w:hAnsi="Arial" w:cs="Arial"/>
-        </w:rPr>
-        <w:t xml:space="preserve">Integrated </w:t>
-      </w:r>
-      <w:proofErr w:type="spellStart"/>
-      <w:r>
-        <w:rPr>
-          <w:rFonts w:ascii="Arial" w:eastAsia="Arial" w:hAnsi="Arial" w:cs="Arial"/>
-        </w:rPr>
-        <w:t>OpenWeatherMap</w:t>
-      </w:r>
-      <w:proofErr w:type="spellEnd"/>
-      <w:r>
-        <w:rPr>
-          <w:rFonts w:ascii="Arial" w:eastAsia="Arial" w:hAnsi="Arial" w:cs="Arial"/>
-        </w:rPr>
-        <w:t xml:space="preserve"> API to fetch and display real-time weather data including temperature, humidity, and conditions by city.</w:t>
+        <w:jc w:val="both"/>
+        <w:rPr>
+          <w:sz w:val="22"/>
+          <w:szCs w:val="22"/>
+        </w:rPr>
+      </w:pPr>
+      <w:r>
+        <w:rPr>
+          <w:rFonts w:eastAsia="Arial"/>
+          <w:sz w:val="22"/>
+          <w:szCs w:val="22"/>
+        </w:rPr>
+        <w:t>Designed responsive user interfaces optimized for both desktop and mobile devices.</w:t>
       </w:r>
     </w:p>
     <w:p>
@@ -663,12 +1592,19 @@
           <w:numId w:val="2"/>
         </w:numPr>
         <w:spacing w:before="40" w:after="40"/>
-      </w:pPr>
-      <w:r>
-        <w:rPr>
-          <w:rFonts w:ascii="Arial" w:eastAsia="Arial" w:hAnsi="Arial" w:cs="Arial"/>
-        </w:rPr>
-        <w:t>Implemented dynamic UI rendering to update content reactively based on API responses.</w:t>
+        <w:jc w:val="both"/>
+        <w:rPr>
+          <w:sz w:val="22"/>
+          <w:szCs w:val="22"/>
+        </w:rPr>
+      </w:pPr>
+      <w:r>
+        <w:rPr>
+          <w:rFonts w:eastAsia="Arial"/>
+          <w:sz w:val="22"/>
+          <w:szCs w:val="22"/>
+        </w:rPr>
+        <w:t>Used Git/GitHub for version control; deployed applications on Netlify, Render, and Vercel.</w:t>
       </w:r>
     </w:p>
     <w:p>
@@ -679,18 +1615,39 @@
           <w:numId w:val="2"/>
         </w:numPr>
         <w:spacing w:before="40" w:after="40"/>
-      </w:pPr>
-      <w:r>
-        <w:rPr>
-          <w:rFonts w:ascii="Arial" w:eastAsia="Arial" w:hAnsi="Arial" w:cs="Arial"/>
-        </w:rPr>
-        <w:t>Built a fully responsive React-based interface optimized for desktop and mobile devices.</w:t>
+        <w:jc w:val="both"/>
+        <w:rPr>
+          <w:sz w:val="22"/>
+          <w:szCs w:val="22"/>
+        </w:rPr>
+      </w:pPr>
+      <w:r>
+        <w:rPr>
+          <w:rFonts w:eastAsia="Arial"/>
+          <w:sz w:val="22"/>
+          <w:szCs w:val="22"/>
+        </w:rPr>
+        <w:t>Utilized Postman for API testing and MongoDB Atlas for cloud database management.</w:t>
       </w:r>
     </w:p>
     <w:p>
       <w:pPr>
-        <w:spacing w:before="80"/>
-      </w:pPr>
+        <w:pBdr>
+          <w:bottom w:val="single" w:sz="8" w:space="1" w:color="2E75B6"/>
+        </w:pBdr>
+        <w:spacing w:before="180" w:after="60"/>
+        <w:jc w:val="both"/>
+      </w:pPr>
+      <w:r>
+        <w:rPr>
+          <w:rFonts w:eastAsia="Arial"/>
+          <w:b/>
+          <w:bCs/>
+          <w:sz w:val="24"/>
+          <w:szCs w:val="24"/>
+        </w:rPr>
+        <w:t>EDUCATION</w:t>
+      </w:r>
     </w:p>
     <w:p>
       <w:pPr>
@@ -698,75 +1655,173 @@
           <w:tab w:val="right" w:pos="9360"/>
         </w:tabs>
         <w:spacing w:before="40" w:after="20"/>
-      </w:pPr>
-      <w:r>
-        <w:rPr>
-          <w:rFonts w:ascii="Arial" w:eastAsia="Arial" w:hAnsi="Arial" w:cs="Arial"/>
+        <w:rPr>
+          <w:sz w:val="24"/>
+          <w:szCs w:val="24"/>
+        </w:rPr>
+      </w:pPr>
+      <w:r>
+        <w:rPr>
+          <w:rFonts w:eastAsia="Arial"/>
           <w:b/>
           <w:bCs/>
-        </w:rPr>
-        <w:t>E-Commerce Web Application</w:t>
-      </w:r>
-      <w:r>
-        <w:rPr>
-          <w:rFonts w:ascii="Arial" w:eastAsia="Arial" w:hAnsi="Arial" w:cs="Arial"/>
-        </w:rPr>
-        <w:tab/>
-        <w:t>MERN Stack | Express.js | MongoDB</w:t>
+          <w:sz w:val="22"/>
+          <w:szCs w:val="22"/>
+        </w:rPr>
+        <w:br/>
+      </w:r>
+      <w:r>
+        <w:rPr>
+          <w:rFonts w:eastAsia="Arial"/>
+          <w:b/>
+          <w:bCs/>
+          <w:sz w:val="24"/>
+          <w:szCs w:val="24"/>
+        </w:rPr>
+        <w:t>Bachelor of Commerce with Computer Applications</w:t>
+      </w:r>
+      <w:r>
+        <w:rPr>
+          <w:rFonts w:eastAsia="Arial"/>
+          <w:b/>
+          <w:bCs/>
+          <w:sz w:val="24"/>
+          <w:szCs w:val="24"/>
+        </w:rPr>
+        <w:t xml:space="preserve">                               </w:t>
+      </w:r>
+      <w:r>
+        <w:rPr>
+          <w:rFonts w:eastAsia="Arial"/>
+          <w:sz w:val="24"/>
+          <w:szCs w:val="24"/>
+        </w:rPr>
+        <w:t>June</w:t>
+      </w:r>
+      <w:r>
+        <w:rPr>
+          <w:rFonts w:eastAsia="Arial"/>
+          <w:sz w:val="24"/>
+          <w:szCs w:val="24"/>
+        </w:rPr>
+        <w:t>-</w:t>
+      </w:r>
+      <w:r>
+        <w:rPr>
+          <w:rFonts w:eastAsia="Arial"/>
+          <w:sz w:val="24"/>
+          <w:szCs w:val="24"/>
+        </w:rPr>
+        <w:t>22 – May</w:t>
+      </w:r>
+      <w:r>
+        <w:rPr>
+          <w:rFonts w:eastAsia="Arial"/>
+          <w:sz w:val="24"/>
+          <w:szCs w:val="24"/>
+        </w:rPr>
+        <w:t>-</w:t>
+      </w:r>
+      <w:r>
+        <w:rPr>
+          <w:rFonts w:eastAsia="Arial"/>
+          <w:sz w:val="24"/>
+          <w:szCs w:val="24"/>
+        </w:rPr>
+        <w:t>25</w:t>
       </w:r>
     </w:p>
     <w:p>
       <w:pPr>
-        <w:pStyle w:val="ListParagraph"/>
-        <w:numPr>
-          <w:ilvl w:val="0"/>
-          <w:numId w:val="2"/>
-        </w:numPr>
-        <w:spacing w:before="40" w:after="40"/>
-      </w:pPr>
-      <w:r>
-        <w:rPr>
-          <w:rFonts w:ascii="Arial" w:eastAsia="Arial" w:hAnsi="Arial" w:cs="Arial"/>
-        </w:rPr>
-        <w:t>Developed a full-stack MERN e-commerce platform with product listing and shopping cart functionality.</w:t>
-      </w:r>
-    </w:p>
-    <w:p>
-      <w:pPr>
-        <w:pStyle w:val="ListParagraph"/>
-        <w:numPr>
-          <w:ilvl w:val="0"/>
-          <w:numId w:val="2"/>
-        </w:numPr>
-        <w:spacing w:before="40" w:after="40"/>
-      </w:pPr>
-      <w:r>
-        <w:rPr>
-          <w:rFonts w:ascii="Arial" w:eastAsia="Arial" w:hAnsi="Arial" w:cs="Arial"/>
-        </w:rPr>
-        <w:t>Designed reusable React components leveraging props and state management for modular architecture.</w:t>
-      </w:r>
-    </w:p>
-    <w:p>
-      <w:pPr>
-        <w:pStyle w:val="ListParagraph"/>
-        <w:numPr>
-          <w:ilvl w:val="0"/>
-          <w:numId w:val="2"/>
-        </w:numPr>
-        <w:spacing w:before="40" w:after="40"/>
-      </w:pPr>
-      <w:r>
-        <w:rPr>
-          <w:rFonts w:ascii="Arial" w:eastAsia="Arial" w:hAnsi="Arial" w:cs="Arial"/>
-        </w:rPr>
-        <w:t>Implemented backend routing with Express.js and MongoDB for persistent data storage.</w:t>
-      </w:r>
-    </w:p>
-    <w:p>
-      <w:pPr>
-        <w:spacing w:before="80"/>
-      </w:pPr>
+        <w:spacing w:before="20" w:after="40"/>
+        <w:rPr>
+          <w:sz w:val="24"/>
+          <w:szCs w:val="24"/>
+        </w:rPr>
+      </w:pPr>
+      <w:r>
+        <w:rPr>
+          <w:rFonts w:eastAsia="Arial"/>
+          <w:sz w:val="24"/>
+          <w:szCs w:val="24"/>
+        </w:rPr>
+        <w:t>Bharathiyar, University</w:t>
+      </w:r>
+      <w:r>
+        <w:rPr>
+          <w:rFonts w:eastAsia="Arial"/>
+          <w:sz w:val="24"/>
+          <w:szCs w:val="24"/>
+        </w:rPr>
+        <w:tab/>
+      </w:r>
+      <w:r>
+        <w:rPr>
+          <w:rFonts w:eastAsia="Arial"/>
+          <w:sz w:val="24"/>
+          <w:szCs w:val="24"/>
+        </w:rPr>
+        <w:tab/>
+      </w:r>
+      <w:r>
+        <w:rPr>
+          <w:rFonts w:eastAsia="Arial"/>
+          <w:sz w:val="24"/>
+          <w:szCs w:val="24"/>
+        </w:rPr>
+        <w:tab/>
+      </w:r>
+      <w:r>
+        <w:rPr>
+          <w:rFonts w:eastAsia="Arial"/>
+          <w:sz w:val="24"/>
+          <w:szCs w:val="24"/>
+        </w:rPr>
+        <w:tab/>
+      </w:r>
+      <w:r>
+        <w:rPr>
+          <w:rFonts w:eastAsia="Arial"/>
+          <w:sz w:val="24"/>
+          <w:szCs w:val="24"/>
+        </w:rPr>
+        <w:tab/>
+      </w:r>
+      <w:r>
+        <w:rPr>
+          <w:rFonts w:eastAsia="Arial"/>
+          <w:sz w:val="24"/>
+          <w:szCs w:val="24"/>
+        </w:rPr>
+        <w:tab/>
+      </w:r>
+      <w:r>
+        <w:rPr>
+          <w:rFonts w:eastAsia="Arial"/>
+          <w:sz w:val="24"/>
+          <w:szCs w:val="24"/>
+        </w:rPr>
+        <w:tab/>
+        <w:t xml:space="preserve">  </w:t>
+      </w:r>
+      <w:r>
+        <w:rPr>
+          <w:rFonts w:eastAsia="Arial"/>
+          <w:color w:val="555555"/>
+          <w:sz w:val="24"/>
+          <w:szCs w:val="24"/>
+        </w:rPr>
+        <w:t>Aggregate: 72%</w:t>
+      </w:r>
+      <w:r>
+        <w:rPr>
+          <w:rFonts w:eastAsia="Arial"/>
+          <w:color w:val="555555"/>
+          <w:sz w:val="24"/>
+          <w:szCs w:val="24"/>
+        </w:rPr>
+        <w:br/>
+      </w:r>
     </w:p>
     <w:p>
       <w:pPr>
@@ -774,117 +1829,151 @@
           <w:tab w:val="right" w:pos="9360"/>
         </w:tabs>
         <w:spacing w:before="40" w:after="20"/>
-      </w:pPr>
-      <w:r>
-        <w:rPr>
-          <w:rFonts w:ascii="Arial" w:eastAsia="Arial" w:hAnsi="Arial" w:cs="Arial"/>
+        <w:rPr>
+          <w:sz w:val="24"/>
+          <w:szCs w:val="24"/>
+        </w:rPr>
+      </w:pPr>
+      <w:r>
+        <w:rPr>
+          <w:rFonts w:eastAsia="Arial"/>
           <w:b/>
           <w:bCs/>
-        </w:rPr>
-        <w:lastRenderedPageBreak/>
-        <w:t>Todo Task Manager</w:t>
-      </w:r>
-      <w:r>
-        <w:rPr>
-          <w:rFonts w:ascii="Arial" w:eastAsia="Arial" w:hAnsi="Arial" w:cs="Arial"/>
+          <w:sz w:val="24"/>
+          <w:szCs w:val="24"/>
+        </w:rPr>
+        <w:t>Higher Secondary Certificate (12th Grade)</w:t>
+      </w:r>
+      <w:r>
+        <w:rPr>
+          <w:rFonts w:eastAsia="Arial"/>
+          <w:sz w:val="24"/>
+          <w:szCs w:val="24"/>
         </w:rPr>
         <w:tab/>
-        <w:t>React.js | React Hooks</w:t>
+      </w:r>
+      <w:r>
+        <w:rPr>
+          <w:rFonts w:eastAsia="Arial"/>
+          <w:sz w:val="24"/>
+          <w:szCs w:val="24"/>
+        </w:rPr>
+        <w:t>June</w:t>
+      </w:r>
+      <w:r>
+        <w:rPr>
+          <w:rFonts w:eastAsia="Arial"/>
+          <w:sz w:val="24"/>
+          <w:szCs w:val="24"/>
+        </w:rPr>
+        <w:t>-</w:t>
+      </w:r>
+      <w:r>
+        <w:rPr>
+          <w:rFonts w:eastAsia="Arial"/>
+          <w:sz w:val="24"/>
+          <w:szCs w:val="24"/>
+        </w:rPr>
+        <w:t>20 – March</w:t>
+      </w:r>
+      <w:r>
+        <w:rPr>
+          <w:rFonts w:eastAsia="Arial"/>
+          <w:sz w:val="24"/>
+          <w:szCs w:val="24"/>
+        </w:rPr>
+        <w:t>-</w:t>
+      </w:r>
+      <w:r>
+        <w:rPr>
+          <w:rFonts w:eastAsia="Arial"/>
+          <w:sz w:val="24"/>
+          <w:szCs w:val="24"/>
+        </w:rPr>
+        <w:t>22</w:t>
       </w:r>
     </w:p>
     <w:p>
       <w:pPr>
-        <w:pStyle w:val="ListParagraph"/>
-        <w:numPr>
-          <w:ilvl w:val="0"/>
-          <w:numId w:val="2"/>
-        </w:numPr>
-        <w:spacing w:before="40" w:after="40"/>
-      </w:pPr>
-      <w:r>
-        <w:rPr>
-          <w:rFonts w:ascii="Arial" w:eastAsia="Arial" w:hAnsi="Arial" w:cs="Arial"/>
-        </w:rPr>
-        <w:t>Built full CRUD functionality using React Hooks (</w:t>
-      </w:r>
-      <w:proofErr w:type="spellStart"/>
-      <w:r>
-        <w:rPr>
-          <w:rFonts w:ascii="Arial" w:eastAsia="Arial" w:hAnsi="Arial" w:cs="Arial"/>
-        </w:rPr>
-        <w:t>useState</w:t>
-      </w:r>
-      <w:proofErr w:type="spellEnd"/>
-      <w:r>
-        <w:rPr>
-          <w:rFonts w:ascii="Arial" w:eastAsia="Arial" w:hAnsi="Arial" w:cs="Arial"/>
-        </w:rPr>
-        <w:t xml:space="preserve">, </w:t>
-      </w:r>
-      <w:proofErr w:type="spellStart"/>
-      <w:r>
-        <w:rPr>
-          <w:rFonts w:ascii="Arial" w:eastAsia="Arial" w:hAnsi="Arial" w:cs="Arial"/>
-        </w:rPr>
-        <w:t>useEffect</w:t>
-      </w:r>
-      <w:proofErr w:type="spellEnd"/>
-      <w:r>
-        <w:rPr>
-          <w:rFonts w:ascii="Arial" w:eastAsia="Arial" w:hAnsi="Arial" w:cs="Arial"/>
-        </w:rPr>
-        <w:t>) with real-time UI updates.</w:t>
-      </w:r>
-    </w:p>
-    <w:p>
-      <w:pPr>
-        <w:pStyle w:val="ListParagraph"/>
-        <w:numPr>
-          <w:ilvl w:val="0"/>
-          <w:numId w:val="2"/>
-        </w:numPr>
-        <w:spacing w:before="40" w:after="40"/>
-      </w:pPr>
-      <w:r>
-        <w:rPr>
-          <w:rFonts w:ascii="Arial" w:eastAsia="Arial" w:hAnsi="Arial" w:cs="Arial"/>
-        </w:rPr>
-        <w:t>Implemented add, edit, delete, and filter task features demonstrating component lifecycle management.</w:t>
-      </w:r>
-    </w:p>
-    <w:p>
-      <w:pPr>
-        <w:pStyle w:val="ListParagraph"/>
-        <w:numPr>
-          <w:ilvl w:val="0"/>
-          <w:numId w:val="2"/>
-        </w:numPr>
-        <w:spacing w:before="40" w:after="40"/>
-      </w:pPr>
-      <w:r>
-        <w:rPr>
-          <w:rFonts w:ascii="Arial" w:eastAsia="Arial" w:hAnsi="Arial" w:cs="Arial"/>
-        </w:rPr>
-        <w:t>Reinforced understanding of unidirectional data flow and React component architecture.</w:t>
-      </w:r>
-    </w:p>
-    <w:p>
-      <w:pPr>
-        <w:pBdr>
-          <w:bottom w:val="single" w:sz="8" w:space="1" w:color="2E75B6"/>
-        </w:pBdr>
-        <w:spacing w:before="180" w:after="60"/>
-      </w:pPr>
-      <w:r>
-        <w:rPr>
-          <w:rFonts w:ascii="Arial" w:eastAsia="Arial" w:hAnsi="Arial" w:cs="Arial"/>
-          <w:b/>
-          <w:bCs/>
-          <w:color w:val="1F4E79"/>
-          <w:sz w:val="24"/>
-          <w:szCs w:val="24"/>
-        </w:rPr>
-        <w:t>EDUCATION</w:t>
+        <w:spacing w:before="20" w:after="40"/>
+        <w:rPr>
+          <w:sz w:val="24"/>
+          <w:szCs w:val="24"/>
+        </w:rPr>
+      </w:pPr>
+      <w:r>
+        <w:rPr>
+          <w:rFonts w:eastAsia="Arial"/>
+          <w:sz w:val="24"/>
+          <w:szCs w:val="24"/>
+        </w:rPr>
+        <w:t>S. L. N. M. Higher Secondary School</w:t>
+      </w:r>
+      <w:r>
+        <w:rPr>
+          <w:rFonts w:eastAsia="Arial"/>
+          <w:sz w:val="24"/>
+          <w:szCs w:val="24"/>
+        </w:rPr>
+        <w:tab/>
+      </w:r>
+      <w:r>
+        <w:rPr>
+          <w:rFonts w:eastAsia="Arial"/>
+          <w:sz w:val="24"/>
+          <w:szCs w:val="24"/>
+        </w:rPr>
+        <w:tab/>
+      </w:r>
+      <w:r>
+        <w:rPr>
+          <w:rFonts w:eastAsia="Arial"/>
+          <w:sz w:val="24"/>
+          <w:szCs w:val="24"/>
+        </w:rPr>
+        <w:tab/>
+      </w:r>
+      <w:r>
+        <w:rPr>
+          <w:rFonts w:eastAsia="Arial"/>
+          <w:sz w:val="24"/>
+          <w:szCs w:val="24"/>
+        </w:rPr>
+        <w:tab/>
+      </w:r>
+      <w:r>
+        <w:rPr>
+          <w:rFonts w:eastAsia="Arial"/>
+          <w:sz w:val="24"/>
+          <w:szCs w:val="24"/>
+        </w:rPr>
+        <w:tab/>
+      </w:r>
+      <w:r>
+        <w:rPr>
+          <w:rFonts w:eastAsia="Arial"/>
+          <w:sz w:val="24"/>
+          <w:szCs w:val="24"/>
+        </w:rPr>
+        <w:t xml:space="preserve">   </w:t>
+      </w:r>
+      <w:r>
+        <w:rPr>
+          <w:rFonts w:eastAsia="Arial"/>
+          <w:color w:val="555555"/>
+          <w:sz w:val="24"/>
+          <w:szCs w:val="24"/>
+        </w:rPr>
+        <w:t>Aggregate: 70%</w:t>
+      </w:r>
+      <w:r>
+        <w:rPr>
+          <w:rFonts w:eastAsia="Arial"/>
+          <w:color w:val="555555"/>
+          <w:sz w:val="24"/>
+          <w:szCs w:val="24"/>
+        </w:rPr>
+        <w:br/>
       </w:r>
     </w:p>
     <w:p>
@@ -893,180 +1982,423 @@
           <w:tab w:val="right" w:pos="9360"/>
         </w:tabs>
         <w:spacing w:before="40" w:after="20"/>
-      </w:pPr>
-      <w:r>
-        <w:rPr>
-          <w:rFonts w:ascii="Arial" w:eastAsia="Arial" w:hAnsi="Arial" w:cs="Arial"/>
+        <w:rPr>
+          <w:sz w:val="24"/>
+          <w:szCs w:val="24"/>
+        </w:rPr>
+      </w:pPr>
+      <w:r>
+        <w:rPr>
+          <w:rFonts w:eastAsia="Arial"/>
           <w:b/>
           <w:bCs/>
-        </w:rPr>
-        <w:t>Bachelor of Commerce with Computer Applications</w:t>
-      </w:r>
-      <w:r>
-        <w:rPr>
-          <w:rFonts w:ascii="Arial" w:eastAsia="Arial" w:hAnsi="Arial" w:cs="Arial"/>
-        </w:rPr>
-        <w:tab/>
-        <w:t>June 2022 – May 2025</w:t>
+          <w:sz w:val="24"/>
+          <w:szCs w:val="24"/>
+        </w:rPr>
+        <w:t>SSLC (10th Grade)</w:t>
+      </w:r>
+      <w:r>
+        <w:rPr>
+          <w:rFonts w:eastAsia="Arial"/>
+          <w:sz w:val="24"/>
+          <w:szCs w:val="24"/>
+        </w:rPr>
+        <w:t xml:space="preserve">                                                                                           </w:t>
+      </w:r>
+      <w:r>
+        <w:rPr>
+          <w:rFonts w:eastAsia="Arial"/>
+          <w:sz w:val="24"/>
+          <w:szCs w:val="24"/>
+        </w:rPr>
+        <w:t>March</w:t>
+      </w:r>
+      <w:r>
+        <w:rPr>
+          <w:rFonts w:eastAsia="Arial"/>
+          <w:sz w:val="24"/>
+          <w:szCs w:val="24"/>
+        </w:rPr>
+        <w:t>-</w:t>
+      </w:r>
+      <w:r>
+        <w:rPr>
+          <w:rFonts w:eastAsia="Arial"/>
+          <w:sz w:val="24"/>
+          <w:szCs w:val="24"/>
+        </w:rPr>
+        <w:t>20</w:t>
       </w:r>
     </w:p>
     <w:p>
       <w:pPr>
         <w:spacing w:before="20" w:after="40"/>
-      </w:pPr>
-      <w:proofErr w:type="spellStart"/>
-      <w:r>
-        <w:rPr>
-          <w:rFonts w:ascii="Arial" w:eastAsia="Arial" w:hAnsi="Arial" w:cs="Arial"/>
-        </w:rPr>
-        <w:t>Bharathiyar</w:t>
-      </w:r>
-      <w:proofErr w:type="spellEnd"/>
-      <w:r>
-        <w:rPr>
-          <w:rFonts w:ascii="Arial" w:eastAsia="Arial" w:hAnsi="Arial" w:cs="Arial"/>
-        </w:rPr>
-        <w:t xml:space="preserve"> </w:t>
-      </w:r>
-      <w:proofErr w:type="gramStart"/>
-      <w:r>
-        <w:rPr>
-          <w:rFonts w:ascii="Arial" w:eastAsia="Arial" w:hAnsi="Arial" w:cs="Arial"/>
-        </w:rPr>
-        <w:t xml:space="preserve">University  </w:t>
-      </w:r>
-      <w:r>
-        <w:rPr>
-          <w:rFonts w:ascii="Arial" w:eastAsia="Arial" w:hAnsi="Arial" w:cs="Arial"/>
+        <w:rPr>
+          <w:sz w:val="24"/>
+          <w:szCs w:val="24"/>
+        </w:rPr>
+      </w:pPr>
+      <w:r>
+        <w:rPr>
+          <w:rFonts w:eastAsia="Arial"/>
+          <w:sz w:val="24"/>
+          <w:szCs w:val="24"/>
+        </w:rPr>
+        <w:t>S. L. N. M. Higher Secondary School</w:t>
+      </w:r>
+      <w:r>
+        <w:rPr>
+          <w:rFonts w:eastAsia="Arial"/>
+          <w:sz w:val="24"/>
+          <w:szCs w:val="24"/>
+        </w:rPr>
+        <w:tab/>
+      </w:r>
+      <w:r>
+        <w:rPr>
+          <w:rFonts w:eastAsia="Arial"/>
+          <w:sz w:val="24"/>
+          <w:szCs w:val="24"/>
+        </w:rPr>
+        <w:tab/>
+      </w:r>
+      <w:r>
+        <w:rPr>
+          <w:rFonts w:eastAsia="Arial"/>
+          <w:sz w:val="24"/>
+          <w:szCs w:val="24"/>
+        </w:rPr>
+        <w:tab/>
+      </w:r>
+      <w:r>
+        <w:rPr>
+          <w:rFonts w:eastAsia="Arial"/>
+          <w:sz w:val="24"/>
+          <w:szCs w:val="24"/>
+        </w:rPr>
+        <w:tab/>
+      </w:r>
+      <w:r>
+        <w:rPr>
+          <w:rFonts w:eastAsia="Arial"/>
+          <w:sz w:val="24"/>
+          <w:szCs w:val="24"/>
+        </w:rPr>
+        <w:tab/>
+      </w:r>
+      <w:r>
+        <w:rPr>
+          <w:rFonts w:eastAsia="Arial"/>
+          <w:sz w:val="24"/>
+          <w:szCs w:val="24"/>
+        </w:rPr>
+        <w:t xml:space="preserve">    </w:t>
+      </w:r>
+      <w:r>
+        <w:rPr>
+          <w:rFonts w:eastAsia="Arial"/>
           <w:color w:val="555555"/>
-        </w:rPr>
-        <w:t>|</w:t>
-      </w:r>
-      <w:proofErr w:type="gramEnd"/>
-      <w:r>
-        <w:rPr>
-          <w:rFonts w:ascii="Arial" w:eastAsia="Arial" w:hAnsi="Arial" w:cs="Arial"/>
-          <w:color w:val="555555"/>
-        </w:rPr>
-        <w:t xml:space="preserve"> Aggregate: 72%</w:t>
+          <w:sz w:val="24"/>
+          <w:szCs w:val="24"/>
+        </w:rPr>
+        <w:t>Aggregate: 53%</w:t>
       </w:r>
     </w:p>
     <w:p>
       <w:pPr>
-        <w:tabs>
-          <w:tab w:val="right" w:pos="9360"/>
-        </w:tabs>
-        <w:spacing w:before="40" w:after="20"/>
-      </w:pPr>
-      <w:r>
-        <w:rPr>
-          <w:rFonts w:ascii="Arial" w:eastAsia="Arial" w:hAnsi="Arial" w:cs="Arial"/>
+        <w:spacing w:before="80" w:after="40"/>
+        <w:rPr>
+          <w:sz w:val="24"/>
+          <w:szCs w:val="24"/>
+        </w:rPr>
+      </w:pPr>
+      <w:r>
+        <w:rPr>
+          <w:noProof/>
+        </w:rPr>
+        <mc:AlternateContent>
+          <mc:Choice Requires="wps">
+            <w:drawing>
+              <wp:anchor distT="0" distB="0" distL="114300" distR="114300" simplePos="0" relativeHeight="251659264" behindDoc="0" locked="0" layoutInCell="1" allowOverlap="1" wp14:anchorId="028EB43F" wp14:editId="00E8C0E1">
+                <wp:simplePos x="0" y="0"/>
+                <wp:positionH relativeFrom="column">
+                  <wp:posOffset>-83820</wp:posOffset>
+                </wp:positionH>
+                <wp:positionV relativeFrom="paragraph">
+                  <wp:posOffset>395605</wp:posOffset>
+                </wp:positionV>
+                <wp:extent cx="6446520" cy="45720"/>
+                <wp:effectExtent l="0" t="0" r="30480" b="30480"/>
+                <wp:wrapNone/>
+                <wp:docPr id="1412084754" name="Straight Connector 1"/>
+                <wp:cNvGraphicFramePr/>
+                <a:graphic xmlns:a="http://schemas.openxmlformats.org/drawingml/2006/main">
+                  <a:graphicData uri="http://schemas.microsoft.com/office/word/2010/wordprocessingShape">
+                    <wps:wsp>
+                      <wps:cNvCnPr/>
+                      <wps:spPr>
+                        <a:xfrm>
+                          <a:off x="0" y="0"/>
+                          <a:ext cx="6446520" cy="45720"/>
+                        </a:xfrm>
+                        <a:prstGeom prst="line">
+                          <a:avLst/>
+                        </a:prstGeom>
+                      </wps:spPr>
+                      <wps:style>
+                        <a:lnRef idx="1">
+                          <a:schemeClr val="accent1"/>
+                        </a:lnRef>
+                        <a:fillRef idx="0">
+                          <a:schemeClr val="accent1"/>
+                        </a:fillRef>
+                        <a:effectRef idx="0">
+                          <a:schemeClr val="accent1"/>
+                        </a:effectRef>
+                        <a:fontRef idx="minor">
+                          <a:schemeClr val="tx1"/>
+                        </a:fontRef>
+                      </wps:style>
+                      <wps:bodyPr/>
+                    </wps:wsp>
+                  </a:graphicData>
+                </a:graphic>
+                <wp14:sizeRelH relativeFrom="margin">
+                  <wp14:pctWidth>0</wp14:pctWidth>
+                </wp14:sizeRelH>
+                <wp14:sizeRelV relativeFrom="margin">
+                  <wp14:pctHeight>0</wp14:pctHeight>
+                </wp14:sizeRelV>
+              </wp:anchor>
+            </w:drawing>
+          </mc:Choice>
+          <mc:Fallback>
+            <w:pict>
+              <v:line w14:anchorId="649B7FC6" id="Straight Connector 1" o:spid="_x0000_s1026" style="position:absolute;z-index:251659264;visibility:visible;mso-wrap-style:square;mso-width-percent:0;mso-height-percent:0;mso-wrap-distance-left:9pt;mso-wrap-distance-top:0;mso-wrap-distance-right:9pt;mso-wrap-distance-bottom:0;mso-position-horizontal:absolute;mso-position-horizontal-relative:text;mso-position-vertical:absolute;mso-position-vertical-relative:text;mso-width-percent:0;mso-height-percent:0;mso-width-relative:margin;mso-height-relative:margin" from="-6.6pt,31.15pt" to="501pt,34.75pt" o:gfxdata="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" strokecolor="#4472c4 [3204]" strokeweight=".5pt">
+                <v:stroke joinstyle="miter"/>
+              </v:line>
+            </w:pict>
+          </mc:Fallback>
+        </mc:AlternateContent>
+      </w:r>
+      <w:r>
+        <w:br/>
+      </w:r>
+      <w:r>
+        <w:rPr>
           <w:b/>
           <w:bCs/>
-        </w:rPr>
-        <w:t>Higher Secondary Certificate (12th Grade)</w:t>
-      </w:r>
-      <w:r>
-        <w:rPr>
-          <w:rFonts w:ascii="Arial" w:eastAsia="Arial" w:hAnsi="Arial" w:cs="Arial"/>
+          <w:sz w:val="24"/>
+          <w:szCs w:val="24"/>
+          <w14:shadow w14:blurRad="38100" w14:dist="19050" w14:dir="2700000" w14:sx="100000" w14:sy="100000" w14:kx="0" w14:ky="0" w14:algn="tl">
+            <w14:schemeClr w14:val="dk1">
+              <w14:alpha w14:val="60000"/>
+            </w14:schemeClr>
+          </w14:shadow>
+          <w14:textOutline w14:w="0" w14:cap="flat" w14:cmpd="sng" w14:algn="ctr">
+            <w14:noFill/>
+            <w14:prstDash w14:val="solid"/>
+            <w14:round/>
+          </w14:textOutline>
+        </w:rPr>
+        <w:t>CERTIFICATION</w:t>
+      </w:r>
+      <w:r>
+        <w:rPr>
+          <w:b/>
+          <w:bCs/>
+          <w:sz w:val="24"/>
+          <w:szCs w:val="24"/>
+          <w14:shadow w14:blurRad="38100" w14:dist="19050" w14:dir="2700000" w14:sx="100000" w14:sy="100000" w14:kx="0" w14:ky="0" w14:algn="tl">
+            <w14:schemeClr w14:val="dk1">
+              <w14:alpha w14:val="60000"/>
+            </w14:schemeClr>
+          </w14:shadow>
+          <w14:textOutline w14:w="0" w14:cap="flat" w14:cmpd="sng" w14:algn="ctr">
+            <w14:noFill/>
+            <w14:prstDash w14:val="solid"/>
+            <w14:round/>
+          </w14:textOutline>
+        </w:rPr>
+        <w:br/>
+      </w:r>
+      <w:r>
+        <w:rPr>
+          <w:b/>
+          <w:bCs/>
+          <w:sz w:val="24"/>
+          <w:szCs w:val="24"/>
+          <w14:shadow w14:blurRad="38100" w14:dist="19050" w14:dir="2700000" w14:sx="100000" w14:sy="100000" w14:kx="0" w14:ky="0" w14:algn="tl">
+            <w14:schemeClr w14:val="dk1">
+              <w14:alpha w14:val="60000"/>
+            </w14:schemeClr>
+          </w14:shadow>
+          <w14:textOutline w14:w="0" w14:cap="flat" w14:cmpd="sng" w14:algn="ctr">
+            <w14:noFill/>
+            <w14:prstDash w14:val="solid"/>
+            <w14:round/>
+          </w14:textOutline>
+        </w:rPr>
+        <w:br/>
+      </w:r>
+      <w:r>
+        <w:rPr>
+          <w:b/>
+          <w:bCs/>
+          <w:sz w:val="24"/>
+          <w:szCs w:val="24"/>
+        </w:rPr>
+        <w:t>Full Stack Developmen</w:t>
+      </w:r>
+      <w:r>
+        <w:rPr>
+          <w:b/>
+          <w:bCs/>
+          <w:sz w:val="24"/>
+          <w:szCs w:val="24"/>
+        </w:rPr>
+        <w:t>t</w:t>
+      </w:r>
+      <w:r>
+        <w:rPr>
+          <w:b/>
+          <w:bCs/>
+          <w:sz w:val="24"/>
+          <w:szCs w:val="24"/>
+        </w:rPr>
+        <w:br/>
+      </w:r>
+      <w:r>
+        <w:rPr>
+          <w:rFonts w:eastAsia="Arial"/>
+          <w:b/>
+          <w:bCs/>
+          <w:sz w:val="24"/>
+          <w:szCs w:val="24"/>
+        </w:rPr>
+        <w:t>Frontend:</w:t>
+      </w:r>
+      <w:r>
+        <w:rPr>
+          <w:rFonts w:eastAsia="Arial"/>
+          <w:b/>
+          <w:bCs/>
+          <w:sz w:val="24"/>
+          <w:szCs w:val="24"/>
         </w:rPr>
         <w:tab/>
-        <w:t>June 2020 – March 2022</w:t>
+      </w:r>
+      <w:r>
+        <w:rPr>
+          <w:rFonts w:eastAsia="Arial"/>
+          <w:sz w:val="24"/>
+          <w:szCs w:val="24"/>
+        </w:rPr>
+        <w:t xml:space="preserve">React.js, HTML5, CSS3, </w:t>
+      </w:r>
+      <w:r>
+        <w:rPr>
+          <w:rFonts w:eastAsia="Arial"/>
+          <w:sz w:val="24"/>
+          <w:szCs w:val="24"/>
+        </w:rPr>
+        <w:t>JavaScript,</w:t>
+      </w:r>
+      <w:r>
+        <w:rPr>
+          <w:rFonts w:eastAsia="Arial"/>
+          <w:sz w:val="24"/>
+          <w:szCs w:val="24"/>
+        </w:rPr>
+        <w:t xml:space="preserve"> Bootstrap, Responsive Design</w:t>
       </w:r>
     </w:p>
     <w:p>
       <w:pPr>
-        <w:spacing w:before="20" w:after="40"/>
-      </w:pPr>
-      <w:r>
-        <w:rPr>
-          <w:rFonts w:ascii="Arial" w:eastAsia="Arial" w:hAnsi="Arial" w:cs="Arial"/>
-        </w:rPr>
-        <w:t xml:space="preserve">S. L. N. M. Higher Secondary </w:t>
-      </w:r>
-      <w:proofErr w:type="gramStart"/>
-      <w:r>
-        <w:rPr>
-          <w:rFonts w:ascii="Arial" w:eastAsia="Arial" w:hAnsi="Arial" w:cs="Arial"/>
-        </w:rPr>
-        <w:t xml:space="preserve">School  </w:t>
-      </w:r>
-      <w:r>
-        <w:rPr>
-          <w:rFonts w:ascii="Arial" w:eastAsia="Arial" w:hAnsi="Arial" w:cs="Arial"/>
-          <w:color w:val="555555"/>
-        </w:rPr>
-        <w:t>|</w:t>
-      </w:r>
-      <w:proofErr w:type="gramEnd"/>
-      <w:r>
-        <w:rPr>
-          <w:rFonts w:ascii="Arial" w:eastAsia="Arial" w:hAnsi="Arial" w:cs="Arial"/>
-          <w:color w:val="555555"/>
-        </w:rPr>
-        <w:t xml:space="preserve"> Aggregate: 70%</w:t>
+        <w:spacing w:before="40" w:after="40"/>
+        <w:rPr>
+          <w:sz w:val="24"/>
+          <w:szCs w:val="24"/>
+        </w:rPr>
+      </w:pPr>
+      <w:r>
+        <w:rPr>
+          <w:rFonts w:eastAsia="Arial"/>
+          <w:b/>
+          <w:bCs/>
+          <w:sz w:val="24"/>
+          <w:szCs w:val="24"/>
+        </w:rPr>
+        <w:t>Backend:</w:t>
+      </w:r>
+      <w:r>
+        <w:rPr>
+          <w:rFonts w:eastAsia="Arial"/>
+          <w:b/>
+          <w:bCs/>
+          <w:sz w:val="24"/>
+          <w:szCs w:val="24"/>
+        </w:rPr>
+        <w:tab/>
+      </w:r>
+      <w:r>
+        <w:rPr>
+          <w:rFonts w:eastAsia="Arial"/>
+          <w:sz w:val="24"/>
+          <w:szCs w:val="24"/>
+        </w:rPr>
+        <w:t>Node.js, Express.js, RESTful APIs</w:t>
       </w:r>
     </w:p>
     <w:p>
       <w:pPr>
-        <w:tabs>
-          <w:tab w:val="right" w:pos="9360"/>
-        </w:tabs>
-        <w:spacing w:before="40" w:after="20"/>
-      </w:pPr>
-      <w:r>
-        <w:rPr>
-          <w:rFonts w:ascii="Arial" w:eastAsia="Arial" w:hAnsi="Arial" w:cs="Arial"/>
+        <w:pStyle w:val="Heading1"/>
+        <w:rPr>
           <w:b/>
           <w:bCs/>
-        </w:rPr>
-        <w:t>SSLC (10th Grade)</w:t>
-      </w:r>
-      <w:r>
-        <w:rPr>
-          <w:rFonts w:ascii="Arial" w:eastAsia="Arial" w:hAnsi="Arial" w:cs="Arial"/>
+          <w:sz w:val="24"/>
+          <w:szCs w:val="24"/>
+        </w:rPr>
+      </w:pPr>
+      <w:r>
+        <w:rPr>
+          <w:rFonts w:eastAsia="Arial"/>
+          <w:b/>
+          <w:bCs/>
+          <w:color w:val="auto"/>
+          <w:sz w:val="24"/>
+          <w:szCs w:val="24"/>
+        </w:rPr>
+        <w:t>Database</w:t>
+      </w:r>
+      <w:r>
+        <w:rPr>
+          <w:rFonts w:eastAsia="Arial"/>
+          <w:b/>
+          <w:bCs/>
+          <w:sz w:val="24"/>
+          <w:szCs w:val="24"/>
+        </w:rPr>
+        <w:t>:</w:t>
+      </w:r>
+      <w:r>
+        <w:rPr>
+          <w:rFonts w:eastAsia="Arial"/>
+          <w:b/>
+          <w:bCs/>
+          <w:sz w:val="24"/>
+          <w:szCs w:val="24"/>
         </w:rPr>
         <w:tab/>
-        <w:t>March 2020</w:t>
-      </w:r>
-    </w:p>
-    <w:p>
-      <w:pPr>
-        <w:spacing w:before="20" w:after="40"/>
-      </w:pPr>
-      <w:r>
-        <w:rPr>
-          <w:rFonts w:ascii="Arial" w:eastAsia="Arial" w:hAnsi="Arial" w:cs="Arial"/>
-        </w:rPr>
-        <w:t xml:space="preserve">S. L. N. M. Higher Secondary </w:t>
-      </w:r>
-      <w:proofErr w:type="gramStart"/>
-      <w:r>
-        <w:rPr>
-          <w:rFonts w:ascii="Arial" w:eastAsia="Arial" w:hAnsi="Arial" w:cs="Arial"/>
-        </w:rPr>
-        <w:t xml:space="preserve">School  </w:t>
-      </w:r>
-      <w:r>
-        <w:rPr>
-          <w:rFonts w:ascii="Arial" w:eastAsia="Arial" w:hAnsi="Arial" w:cs="Arial"/>
-          <w:color w:val="555555"/>
-        </w:rPr>
-        <w:t>|</w:t>
-      </w:r>
-      <w:proofErr w:type="gramEnd"/>
-      <w:r>
-        <w:rPr>
-          <w:rFonts w:ascii="Arial" w:eastAsia="Arial" w:hAnsi="Arial" w:cs="Arial"/>
-          <w:color w:val="555555"/>
-        </w:rPr>
-        <w:t xml:space="preserve"> Aggregate: 53%</w:t>
-      </w:r>
-    </w:p>
-    <w:p>
-      <w:pPr>
-        <w:spacing w:before="80" w:after="60"/>
-      </w:pPr>
+      </w:r>
+      <w:r>
+        <w:rPr>
+          <w:color w:val="auto"/>
+          <w:sz w:val="24"/>
+          <w:szCs w:val="24"/>
+        </w:rPr>
+        <w:t>MongoDB, MongoDB Atlas</w:t>
+      </w:r>
     </w:p>
     <w:sectPr>
       <w:pgSz w:w="12240" w:h="15840"/>
@@ -1081,6 +2413,60 @@
 <file path=word/numbering.xml><?xml version="1.0" encoding="utf-8"?>
 <w:numbering xmlns:wpc="http://schemas.microsoft.com/office/word/2010/wordprocessingCanvas" xmlns:cx="http://schemas.microsoft.com/office/drawing/2014/chartex" xmlns:cx1="http://schemas.microsoft.com/office/drawing/2015/9/8/chartex" xmlns:cx2="http://schemas.microsoft.com/office/drawing/2015/10/21/chartex" xmlns:cx3="http://schemas.microsoft.com/office/drawing/2016/5/9/chartex" xmlns:cx4="http://schemas.microsoft.com/office/drawing/2016/5/10/chartex" xmlns:cx5="http://schemas.microsoft.com/office/drawing/2016/5/11/chartex" xmlns:cx6="http://schemas.microsoft.com/office/drawing/2016/5/12/chartex" xmlns:cx7="http://schemas.microsoft.com/office/drawing/2016/5/13/chartex" xmlns:cx8="http://schemas.microsoft.com/office/drawing/2016/5/14/chartex" xmlns:mc="http://schemas.openxmlformats.org/markup-compatibility/2006" xmlns:aink="http://schemas.microsoft.com/office/drawing/2016/ink" xmlns:am3d="http://schemas.microsoft.com/office/drawing/2017/model3d" xmlns:o="urn:schemas-microsoft-com:office:office" xmlns:oel="http://schemas.microsoft.com/office/2019/extlst" xmlns:r="http://schemas.openxmlformats.org/officeDocument/2006/relationships" xmlns:m="http://schemas.openxmlformats.org/officeDocument/2006/math" xmlns:v="urn:schemas-microsoft-com:vml" xmlns:wp14="http://schemas.microsoft.com/office/word/2010/wordprocessingDrawing" xmlns:wp="http://schemas.openxmlformats.org/drawingml/2006/wordprocessingDrawing" xmlns:w10="urn:schemas-microsoft-com:office:word" xmlns:w="http://schemas.openxmlformats.org/wordprocessingml/2006/main" xmlns:w14="http://schemas.microsoft.com/office/word/2010/wordml" xmlns:w15="http://schemas.microsoft.com/office/word/2012/wordml" xmlns:w16cex="http://schemas.microsoft.com/office/word/2018/wordml/cex" xmlns:w16cid="http://schemas.microsoft.com/office/word/2016/wordml/cid" xmlns:w16="http://schemas.microsoft.com/office/word/2018/wordml" xmlns:w16du="http://schemas.microsoft.com/office/word/2023/wordml/word16du" xmlns:w16sdtdh="http://schemas.microsoft.com/office/word/2020/wordml/sdtdatahash" xmlns:w16sdtfl="http://schemas.microsoft.com/office/word/2024/wordml/sdtformatlock" xmlns:w16se="http://schemas.microsoft.com/office/word/2015/wordml/symex" xmlns:wpg="http://schemas.microsoft.com/office/word/2010/wordprocessingGroup" xmlns:wpi="http://schemas.microsoft.com/office/word/2010/wordprocessingInk" xmlns:wne="http://schemas.microsoft.com/office/word/2006/wordml" xmlns:wps="http://schemas.microsoft.com/office/word/2010/wordprocessingShape" mc:Ignorable="w14 w15 w16se w16cid w16 w16cex w16sdtdh w16sdtfl w16du wp14">
   <w:abstractNum w:abstractNumId="0" w15:restartNumberingAfterBreak="0">
+    <w:nsid w:val="020A61F0"/>
+    <w:multiLevelType w:val="hybridMultilevel"/>
+    <w:tmpl w:val="C5A25D40"/>
+    <w:lvl w:ilvl="0" w:tplc="6FC2C622">
+      <w:start w:val="1"/>
+      <w:numFmt w:val="bullet"/>
+      <w:lvlText w:val="•"/>
+      <w:lvlJc w:val="left"/>
+      <w:pPr>
+        <w:ind w:left="600" w:hanging="240"/>
+      </w:pPr>
+    </w:lvl>
+    <w:lvl w:ilvl="1" w:tplc="FFFFFFFF">
+      <w:numFmt w:val="decimal"/>
+      <w:lvlText w:val=""/>
+      <w:lvlJc w:val="left"/>
+    </w:lvl>
+    <w:lvl w:ilvl="2" w:tplc="FFFFFFFF">
+      <w:numFmt w:val="decimal"/>
+      <w:lvlText w:val=""/>
+      <w:lvlJc w:val="left"/>
+    </w:lvl>
+    <w:lvl w:ilvl="3" w:tplc="FFFFFFFF">
+      <w:numFmt w:val="decimal"/>
+      <w:lvlText w:val=""/>
+      <w:lvlJc w:val="left"/>
+    </w:lvl>
+    <w:lvl w:ilvl="4" w:tplc="FFFFFFFF">
+      <w:numFmt w:val="decimal"/>
+      <w:lvlText w:val=""/>
+      <w:lvlJc w:val="left"/>
+    </w:lvl>
+    <w:lvl w:ilvl="5" w:tplc="FFFFFFFF">
+      <w:numFmt w:val="decimal"/>
+      <w:lvlText w:val=""/>
+      <w:lvlJc w:val="left"/>
+    </w:lvl>
+    <w:lvl w:ilvl="6" w:tplc="FFFFFFFF">
+      <w:numFmt w:val="decimal"/>
+      <w:lvlText w:val=""/>
+      <w:lvlJc w:val="left"/>
+    </w:lvl>
+    <w:lvl w:ilvl="7" w:tplc="FFFFFFFF">
+      <w:numFmt w:val="decimal"/>
+      <w:lvlText w:val=""/>
+      <w:lvlJc w:val="left"/>
+    </w:lvl>
+    <w:lvl w:ilvl="8" w:tplc="FFFFFFFF">
+      <w:numFmt w:val="decimal"/>
+      <w:lvlText w:val=""/>
+      <w:lvlJc w:val="left"/>
+    </w:lvl>
+  </w:abstractNum>
+  <w:abstractNum w:abstractNumId="1" w15:restartNumberingAfterBreak="0">
     <w:nsid w:val="02D43088"/>
     <w:multiLevelType w:val="hybridMultilevel"/>
     <w:tmpl w:val="BD643B98"/>
@@ -1166,7 +2552,447 @@
       </w:pPr>
     </w:lvl>
   </w:abstractNum>
-  <w:abstractNum w:abstractNumId="1" w15:restartNumberingAfterBreak="0">
+  <w:abstractNum w:abstractNumId="2" w15:restartNumberingAfterBreak="0">
+    <w:nsid w:val="09C04261"/>
+    <w:multiLevelType w:val="hybridMultilevel"/>
+    <w:tmpl w:val="A5C40230"/>
+    <w:lvl w:ilvl="0" w:tplc="6FC2C622">
+      <w:start w:val="1"/>
+      <w:numFmt w:val="bullet"/>
+      <w:lvlText w:val="•"/>
+      <w:lvlJc w:val="left"/>
+      <w:pPr>
+        <w:ind w:left="720" w:hanging="360"/>
+      </w:pPr>
+    </w:lvl>
+    <w:lvl w:ilvl="1" w:tplc="40090003" w:tentative="1">
+      <w:start w:val="1"/>
+      <w:numFmt w:val="bullet"/>
+      <w:lvlText w:val="o"/>
+      <w:lvlJc w:val="left"/>
+      <w:pPr>
+        <w:ind w:left="1440" w:hanging="360"/>
+      </w:pPr>
+      <w:rPr>
+        <w:rFonts w:ascii="Courier New" w:hAnsi="Courier New" w:cs="Courier New" w:hint="default"/>
+      </w:rPr>
+    </w:lvl>
+    <w:lvl w:ilvl="2" w:tplc="40090005" w:tentative="1">
+      <w:start w:val="1"/>
+      <w:numFmt w:val="bullet"/>
+      <w:lvlText w:val=""/>
+      <w:lvlJc w:val="left"/>
+      <w:pPr>
+        <w:ind w:left="2160" w:hanging="360"/>
+      </w:pPr>
+      <w:rPr>
+        <w:rFonts w:ascii="Wingdings" w:hAnsi="Wingdings" w:hint="default"/>
+      </w:rPr>
+    </w:lvl>
+    <w:lvl w:ilvl="3" w:tplc="40090001" w:tentative="1">
+      <w:start w:val="1"/>
+      <w:numFmt w:val="bullet"/>
+      <w:lvlText w:val=""/>
+      <w:lvlJc w:val="left"/>
+      <w:pPr>
+        <w:ind w:left="2880" w:hanging="360"/>
+      </w:pPr>
+      <w:rPr>
+        <w:rFonts w:ascii="Symbol" w:hAnsi="Symbol" w:hint="default"/>
+      </w:rPr>
+    </w:lvl>
+    <w:lvl w:ilvl="4" w:tplc="40090003" w:tentative="1">
+      <w:start w:val="1"/>
+      <w:numFmt w:val="bullet"/>
+      <w:lvlText w:val="o"/>
+      <w:lvlJc w:val="left"/>
+      <w:pPr>
+        <w:ind w:left="3600" w:hanging="360"/>
+      </w:pPr>
+      <w:rPr>
+        <w:rFonts w:ascii="Courier New" w:hAnsi="Courier New" w:cs="Courier New" w:hint="default"/>
+      </w:rPr>
+    </w:lvl>
+    <w:lvl w:ilvl="5" w:tplc="40090005" w:tentative="1">
+      <w:start w:val="1"/>
+      <w:numFmt w:val="bullet"/>
+      <w:lvlText w:val=""/>
+      <w:lvlJc w:val="left"/>
+      <w:pPr>
+        <w:ind w:left="4320" w:hanging="360"/>
+      </w:pPr>
+      <w:rPr>
+        <w:rFonts w:ascii="Wingdings" w:hAnsi="Wingdings" w:hint="default"/>
+      </w:rPr>
+    </w:lvl>
+    <w:lvl w:ilvl="6" w:tplc="40090001" w:tentative="1">
+      <w:start w:val="1"/>
+      <w:numFmt w:val="bullet"/>
+      <w:lvlText w:val=""/>
+      <w:lvlJc w:val="left"/>
+      <w:pPr>
+        <w:ind w:left="5040" w:hanging="360"/>
+      </w:pPr>
+      <w:rPr>
+        <w:rFonts w:ascii="Symbol" w:hAnsi="Symbol" w:hint="default"/>
+      </w:rPr>
+    </w:lvl>
+    <w:lvl w:ilvl="7" w:tplc="40090003" w:tentative="1">
+      <w:start w:val="1"/>
+      <w:numFmt w:val="bullet"/>
+      <w:lvlText w:val="o"/>
+      <w:lvlJc w:val="left"/>
+      <w:pPr>
+        <w:ind w:left="5760" w:hanging="360"/>
+      </w:pPr>
+      <w:rPr>
+        <w:rFonts w:ascii="Courier New" w:hAnsi="Courier New" w:cs="Courier New" w:hint="default"/>
+      </w:rPr>
+    </w:lvl>
+    <w:lvl w:ilvl="8" w:tplc="40090005" w:tentative="1">
+      <w:start w:val="1"/>
+      <w:numFmt w:val="bullet"/>
+      <w:lvlText w:val=""/>
+      <w:lvlJc w:val="left"/>
+      <w:pPr>
+        <w:ind w:left="6480" w:hanging="360"/>
+      </w:pPr>
+      <w:rPr>
+        <w:rFonts w:ascii="Wingdings" w:hAnsi="Wingdings" w:hint="default"/>
+      </w:rPr>
+    </w:lvl>
+  </w:abstractNum>
+  <w:abstractNum w:abstractNumId="3" w15:restartNumberingAfterBreak="0">
+    <w:nsid w:val="13FB2A04"/>
+    <w:multiLevelType w:val="hybridMultilevel"/>
+    <w:tmpl w:val="2EFA8034"/>
+    <w:lvl w:ilvl="0" w:tplc="6FC2C622">
+      <w:start w:val="1"/>
+      <w:numFmt w:val="bullet"/>
+      <w:lvlText w:val="•"/>
+      <w:lvlJc w:val="left"/>
+      <w:pPr>
+        <w:ind w:left="720" w:hanging="360"/>
+      </w:pPr>
+    </w:lvl>
+    <w:lvl w:ilvl="1" w:tplc="40090003" w:tentative="1">
+      <w:start w:val="1"/>
+      <w:numFmt w:val="bullet"/>
+      <w:lvlText w:val="o"/>
+      <w:lvlJc w:val="left"/>
+      <w:pPr>
+        <w:ind w:left="1440" w:hanging="360"/>
+      </w:pPr>
+      <w:rPr>
+        <w:rFonts w:ascii="Courier New" w:hAnsi="Courier New" w:cs="Courier New" w:hint="default"/>
+      </w:rPr>
+    </w:lvl>
+    <w:lvl w:ilvl="2" w:tplc="40090005" w:tentative="1">
+      <w:start w:val="1"/>
+      <w:numFmt w:val="bullet"/>
+      <w:lvlText w:val=""/>
+      <w:lvlJc w:val="left"/>
+      <w:pPr>
+        <w:ind w:left="2160" w:hanging="360"/>
+      </w:pPr>
+      <w:rPr>
+        <w:rFonts w:ascii="Wingdings" w:hAnsi="Wingdings" w:hint="default"/>
+      </w:rPr>
+    </w:lvl>
+    <w:lvl w:ilvl="3" w:tplc="40090001" w:tentative="1">
+      <w:start w:val="1"/>
+      <w:numFmt w:val="bullet"/>
+      <w:lvlText w:val=""/>
+      <w:lvlJc w:val="left"/>
+      <w:pPr>
+        <w:ind w:left="2880" w:hanging="360"/>
+      </w:pPr>
+      <w:rPr>
+        <w:rFonts w:ascii="Symbol" w:hAnsi="Symbol" w:hint="default"/>
+      </w:rPr>
+    </w:lvl>
+    <w:lvl w:ilvl="4" w:tplc="40090003" w:tentative="1">
+      <w:start w:val="1"/>
+      <w:numFmt w:val="bullet"/>
+      <w:lvlText w:val="o"/>
+      <w:lvlJc w:val="left"/>
+      <w:pPr>
+        <w:ind w:left="3600" w:hanging="360"/>
+      </w:pPr>
+      <w:rPr>
+        <w:rFonts w:ascii="Courier New" w:hAnsi="Courier New" w:cs="Courier New" w:hint="default"/>
+      </w:rPr>
+    </w:lvl>
+    <w:lvl w:ilvl="5" w:tplc="40090005" w:tentative="1">
+      <w:start w:val="1"/>
+      <w:numFmt w:val="bullet"/>
+      <w:lvlText w:val=""/>
+      <w:lvlJc w:val="left"/>
+      <w:pPr>
+        <w:ind w:left="4320" w:hanging="360"/>
+      </w:pPr>
+      <w:rPr>
+        <w:rFonts w:ascii="Wingdings" w:hAnsi="Wingdings" w:hint="default"/>
+      </w:rPr>
+    </w:lvl>
+    <w:lvl w:ilvl="6" w:tplc="40090001" w:tentative="1">
+      <w:start w:val="1"/>
+      <w:numFmt w:val="bullet"/>
+      <w:lvlText w:val=""/>
+      <w:lvlJc w:val="left"/>
+      <w:pPr>
+        <w:ind w:left="5040" w:hanging="360"/>
+      </w:pPr>
+      <w:rPr>
+        <w:rFonts w:ascii="Symbol" w:hAnsi="Symbol" w:hint="default"/>
+      </w:rPr>
+    </w:lvl>
+    <w:lvl w:ilvl="7" w:tplc="40090003" w:tentative="1">
+      <w:start w:val="1"/>
+      <w:numFmt w:val="bullet"/>
+      <w:lvlText w:val="o"/>
+      <w:lvlJc w:val="left"/>
+      <w:pPr>
+        <w:ind w:left="5760" w:hanging="360"/>
+      </w:pPr>
+      <w:rPr>
+        <w:rFonts w:ascii="Courier New" w:hAnsi="Courier New" w:cs="Courier New" w:hint="default"/>
+      </w:rPr>
+    </w:lvl>
+    <w:lvl w:ilvl="8" w:tplc="40090005" w:tentative="1">
+      <w:start w:val="1"/>
+      <w:numFmt w:val="bullet"/>
+      <w:lvlText w:val=""/>
+      <w:lvlJc w:val="left"/>
+      <w:pPr>
+        <w:ind w:left="6480" w:hanging="360"/>
+      </w:pPr>
+      <w:rPr>
+        <w:rFonts w:ascii="Wingdings" w:hAnsi="Wingdings" w:hint="default"/>
+      </w:rPr>
+    </w:lvl>
+  </w:abstractNum>
+  <w:abstractNum w:abstractNumId="4" w15:restartNumberingAfterBreak="0">
+    <w:nsid w:val="17FB3DD4"/>
+    <w:multiLevelType w:val="hybridMultilevel"/>
+    <w:tmpl w:val="70D07006"/>
+    <w:lvl w:ilvl="0" w:tplc="6FC2C622">
+      <w:start w:val="1"/>
+      <w:numFmt w:val="bullet"/>
+      <w:lvlText w:val="•"/>
+      <w:lvlJc w:val="left"/>
+      <w:pPr>
+        <w:ind w:left="1080" w:hanging="360"/>
+      </w:pPr>
+    </w:lvl>
+    <w:lvl w:ilvl="1" w:tplc="40090003" w:tentative="1">
+      <w:start w:val="1"/>
+      <w:numFmt w:val="bullet"/>
+      <w:lvlText w:val="o"/>
+      <w:lvlJc w:val="left"/>
+      <w:pPr>
+        <w:ind w:left="1800" w:hanging="360"/>
+      </w:pPr>
+      <w:rPr>
+        <w:rFonts w:ascii="Courier New" w:hAnsi="Courier New" w:cs="Courier New" w:hint="default"/>
+      </w:rPr>
+    </w:lvl>
+    <w:lvl w:ilvl="2" w:tplc="40090005" w:tentative="1">
+      <w:start w:val="1"/>
+      <w:numFmt w:val="bullet"/>
+      <w:lvlText w:val=""/>
+      <w:lvlJc w:val="left"/>
+      <w:pPr>
+        <w:ind w:left="2520" w:hanging="360"/>
+      </w:pPr>
+      <w:rPr>
+        <w:rFonts w:ascii="Wingdings" w:hAnsi="Wingdings" w:hint="default"/>
+      </w:rPr>
+    </w:lvl>
+    <w:lvl w:ilvl="3" w:tplc="40090001" w:tentative="1">
+      <w:start w:val="1"/>
+      <w:numFmt w:val="bullet"/>
+      <w:lvlText w:val=""/>
+      <w:lvlJc w:val="left"/>
+      <w:pPr>
+        <w:ind w:left="3240" w:hanging="360"/>
+      </w:pPr>
+      <w:rPr>
+        <w:rFonts w:ascii="Symbol" w:hAnsi="Symbol" w:hint="default"/>
+      </w:rPr>
+    </w:lvl>
+    <w:lvl w:ilvl="4" w:tplc="40090003" w:tentative="1">
+      <w:start w:val="1"/>
+      <w:numFmt w:val="bullet"/>
+      <w:lvlText w:val="o"/>
+      <w:lvlJc w:val="left"/>
+      <w:pPr>
+        <w:ind w:left="3960" w:hanging="360"/>
+      </w:pPr>
+      <w:rPr>
+        <w:rFonts w:ascii="Courier New" w:hAnsi="Courier New" w:cs="Courier New" w:hint="default"/>
+      </w:rPr>
+    </w:lvl>
+    <w:lvl w:ilvl="5" w:tplc="40090005" w:tentative="1">
+      <w:start w:val="1"/>
+      <w:numFmt w:val="bullet"/>
+      <w:lvlText w:val=""/>
+      <w:lvlJc w:val="left"/>
+      <w:pPr>
+        <w:ind w:left="4680" w:hanging="360"/>
+      </w:pPr>
+      <w:rPr>
+        <w:rFonts w:ascii="Wingdings" w:hAnsi="Wingdings" w:hint="default"/>
+      </w:rPr>
+    </w:lvl>
+    <w:lvl w:ilvl="6" w:tplc="40090001" w:tentative="1">
+      <w:start w:val="1"/>
+      <w:numFmt w:val="bullet"/>
+      <w:lvlText w:val=""/>
+      <w:lvlJc w:val="left"/>
+      <w:pPr>
+        <w:ind w:left="5400" w:hanging="360"/>
+      </w:pPr>
+      <w:rPr>
+        <w:rFonts w:ascii="Symbol" w:hAnsi="Symbol" w:hint="default"/>
+      </w:rPr>
+    </w:lvl>
+    <w:lvl w:ilvl="7" w:tplc="40090003" w:tentative="1">
+      <w:start w:val="1"/>
+      <w:numFmt w:val="bullet"/>
+      <w:lvlText w:val="o"/>
+      <w:lvlJc w:val="left"/>
+      <w:pPr>
+        <w:ind w:left="6120" w:hanging="360"/>
+      </w:pPr>
+      <w:rPr>
+        <w:rFonts w:ascii="Courier New" w:hAnsi="Courier New" w:cs="Courier New" w:hint="default"/>
+      </w:rPr>
+    </w:lvl>
+    <w:lvl w:ilvl="8" w:tplc="40090005" w:tentative="1">
+      <w:start w:val="1"/>
+      <w:numFmt w:val="bullet"/>
+      <w:lvlText w:val=""/>
+      <w:lvlJc w:val="left"/>
+      <w:pPr>
+        <w:ind w:left="6840" w:hanging="360"/>
+      </w:pPr>
+      <w:rPr>
+        <w:rFonts w:ascii="Wingdings" w:hAnsi="Wingdings" w:hint="default"/>
+      </w:rPr>
+    </w:lvl>
+  </w:abstractNum>
+  <w:abstractNum w:abstractNumId="5" w15:restartNumberingAfterBreak="0">
+    <w:nsid w:val="1F2A5862"/>
+    <w:multiLevelType w:val="hybridMultilevel"/>
+    <w:tmpl w:val="F82EAA6A"/>
+    <w:lvl w:ilvl="0" w:tplc="6FC2C622">
+      <w:start w:val="1"/>
+      <w:numFmt w:val="bullet"/>
+      <w:lvlText w:val="•"/>
+      <w:lvlJc w:val="left"/>
+      <w:pPr>
+        <w:ind w:left="720" w:hanging="360"/>
+      </w:pPr>
+    </w:lvl>
+    <w:lvl w:ilvl="1" w:tplc="40090003" w:tentative="1">
+      <w:start w:val="1"/>
+      <w:numFmt w:val="bullet"/>
+      <w:lvlText w:val="o"/>
+      <w:lvlJc w:val="left"/>
+      <w:pPr>
+        <w:ind w:left="1440" w:hanging="360"/>
+      </w:pPr>
+      <w:rPr>
+        <w:rFonts w:ascii="Courier New" w:hAnsi="Courier New" w:cs="Courier New" w:hint="default"/>
+      </w:rPr>
+    </w:lvl>
+    <w:lvl w:ilvl="2" w:tplc="40090005" w:tentative="1">
+      <w:start w:val="1"/>
+      <w:numFmt w:val="bullet"/>
+      <w:lvlText w:val=""/>
+      <w:lvlJc w:val="left"/>
+      <w:pPr>
+        <w:ind w:left="2160" w:hanging="360"/>
+      </w:pPr>
+      <w:rPr>
+        <w:rFonts w:ascii="Wingdings" w:hAnsi="Wingdings" w:hint="default"/>
+      </w:rPr>
+    </w:lvl>
+    <w:lvl w:ilvl="3" w:tplc="40090001" w:tentative="1">
+      <w:start w:val="1"/>
+      <w:numFmt w:val="bullet"/>
+      <w:lvlText w:val=""/>
+      <w:lvlJc w:val="left"/>
+      <w:pPr>
+        <w:ind w:left="2880" w:hanging="360"/>
+      </w:pPr>
+      <w:rPr>
+        <w:rFonts w:ascii="Symbol" w:hAnsi="Symbol" w:hint="default"/>
+      </w:rPr>
+    </w:lvl>
+    <w:lvl w:ilvl="4" w:tplc="40090003" w:tentative="1">
+      <w:start w:val="1"/>
+      <w:numFmt w:val="bullet"/>
+      <w:lvlText w:val="o"/>
+      <w:lvlJc w:val="left"/>
+      <w:pPr>
+        <w:ind w:left="3600" w:hanging="360"/>
+      </w:pPr>
+      <w:rPr>
+        <w:rFonts w:ascii="Courier New" w:hAnsi="Courier New" w:cs="Courier New" w:hint="default"/>
+      </w:rPr>
+    </w:lvl>
+    <w:lvl w:ilvl="5" w:tplc="40090005" w:tentative="1">
+      <w:start w:val="1"/>
+      <w:numFmt w:val="bullet"/>
+      <w:lvlText w:val=""/>
+      <w:lvlJc w:val="left"/>
+      <w:pPr>
+        <w:ind w:left="4320" w:hanging="360"/>
+      </w:pPr>
+      <w:rPr>
+        <w:rFonts w:ascii="Wingdings" w:hAnsi="Wingdings" w:hint="default"/>
+      </w:rPr>
+    </w:lvl>
+    <w:lvl w:ilvl="6" w:tplc="40090001" w:tentative="1">
+      <w:start w:val="1"/>
+      <w:numFmt w:val="bullet"/>
+      <w:lvlText w:val=""/>
+      <w:lvlJc w:val="left"/>
+      <w:pPr>
+        <w:ind w:left="5040" w:hanging="360"/>
+      </w:pPr>
+      <w:rPr>
+        <w:rFonts w:ascii="Symbol" w:hAnsi="Symbol" w:hint="default"/>
+      </w:rPr>
+    </w:lvl>
+    <w:lvl w:ilvl="7" w:tplc="40090003" w:tentative="1">
+      <w:start w:val="1"/>
+      <w:numFmt w:val="bullet"/>
+      <w:lvlText w:val="o"/>
+      <w:lvlJc w:val="left"/>
+      <w:pPr>
+        <w:ind w:left="5760" w:hanging="360"/>
+      </w:pPr>
+      <w:rPr>
+        <w:rFonts w:ascii="Courier New" w:hAnsi="Courier New" w:cs="Courier New" w:hint="default"/>
+      </w:rPr>
+    </w:lvl>
+    <w:lvl w:ilvl="8" w:tplc="40090005" w:tentative="1">
+      <w:start w:val="1"/>
+      <w:numFmt w:val="bullet"/>
+      <w:lvlText w:val=""/>
+      <w:lvlJc w:val="left"/>
+      <w:pPr>
+        <w:ind w:left="6480" w:hanging="360"/>
+      </w:pPr>
+      <w:rPr>
+        <w:rFonts w:ascii="Wingdings" w:hAnsi="Wingdings" w:hint="default"/>
+      </w:rPr>
+    </w:lvl>
+  </w:abstractNum>
+  <w:abstractNum w:abstractNumId="6" w15:restartNumberingAfterBreak="0">
     <w:nsid w:val="25196EB9"/>
     <w:multiLevelType w:val="hybridMultilevel"/>
     <w:tmpl w:val="F238CE36"/>
@@ -1220,17 +3046,1806 @@
       <w:lvlJc w:val="left"/>
     </w:lvl>
   </w:abstractNum>
+  <w:abstractNum w:abstractNumId="7" w15:restartNumberingAfterBreak="0">
+    <w:nsid w:val="284E00B0"/>
+    <w:multiLevelType w:val="hybridMultilevel"/>
+    <w:tmpl w:val="399EF65A"/>
+    <w:lvl w:ilvl="0" w:tplc="6FC2C622">
+      <w:start w:val="1"/>
+      <w:numFmt w:val="bullet"/>
+      <w:lvlText w:val="•"/>
+      <w:lvlJc w:val="left"/>
+      <w:pPr>
+        <w:ind w:left="720" w:hanging="360"/>
+      </w:pPr>
+    </w:lvl>
+    <w:lvl w:ilvl="1" w:tplc="40090003" w:tentative="1">
+      <w:start w:val="1"/>
+      <w:numFmt w:val="bullet"/>
+      <w:lvlText w:val="o"/>
+      <w:lvlJc w:val="left"/>
+      <w:pPr>
+        <w:ind w:left="1440" w:hanging="360"/>
+      </w:pPr>
+      <w:rPr>
+        <w:rFonts w:ascii="Courier New" w:hAnsi="Courier New" w:cs="Courier New" w:hint="default"/>
+      </w:rPr>
+    </w:lvl>
+    <w:lvl w:ilvl="2" w:tplc="40090005" w:tentative="1">
+      <w:start w:val="1"/>
+      <w:numFmt w:val="bullet"/>
+      <w:lvlText w:val=""/>
+      <w:lvlJc w:val="left"/>
+      <w:pPr>
+        <w:ind w:left="2160" w:hanging="360"/>
+      </w:pPr>
+      <w:rPr>
+        <w:rFonts w:ascii="Wingdings" w:hAnsi="Wingdings" w:hint="default"/>
+      </w:rPr>
+    </w:lvl>
+    <w:lvl w:ilvl="3" w:tplc="40090001" w:tentative="1">
+      <w:start w:val="1"/>
+      <w:numFmt w:val="bullet"/>
+      <w:lvlText w:val=""/>
+      <w:lvlJc w:val="left"/>
+      <w:pPr>
+        <w:ind w:left="2880" w:hanging="360"/>
+      </w:pPr>
+      <w:rPr>
+        <w:rFonts w:ascii="Symbol" w:hAnsi="Symbol" w:hint="default"/>
+      </w:rPr>
+    </w:lvl>
+    <w:lvl w:ilvl="4" w:tplc="40090003" w:tentative="1">
+      <w:start w:val="1"/>
+      <w:numFmt w:val="bullet"/>
+      <w:lvlText w:val="o"/>
+      <w:lvlJc w:val="left"/>
+      <w:pPr>
+        <w:ind w:left="3600" w:hanging="360"/>
+      </w:pPr>
+      <w:rPr>
+        <w:rFonts w:ascii="Courier New" w:hAnsi="Courier New" w:cs="Courier New" w:hint="default"/>
+      </w:rPr>
+    </w:lvl>
+    <w:lvl w:ilvl="5" w:tplc="40090005" w:tentative="1">
+      <w:start w:val="1"/>
+      <w:numFmt w:val="bullet"/>
+      <w:lvlText w:val=""/>
+      <w:lvlJc w:val="left"/>
+      <w:pPr>
+        <w:ind w:left="4320" w:hanging="360"/>
+      </w:pPr>
+      <w:rPr>
+        <w:rFonts w:ascii="Wingdings" w:hAnsi="Wingdings" w:hint="default"/>
+      </w:rPr>
+    </w:lvl>
+    <w:lvl w:ilvl="6" w:tplc="40090001" w:tentative="1">
+      <w:start w:val="1"/>
+      <w:numFmt w:val="bullet"/>
+      <w:lvlText w:val=""/>
+      <w:lvlJc w:val="left"/>
+      <w:pPr>
+        <w:ind w:left="5040" w:hanging="360"/>
+      </w:pPr>
+      <w:rPr>
+        <w:rFonts w:ascii="Symbol" w:hAnsi="Symbol" w:hint="default"/>
+      </w:rPr>
+    </w:lvl>
+    <w:lvl w:ilvl="7" w:tplc="40090003" w:tentative="1">
+      <w:start w:val="1"/>
+      <w:numFmt w:val="bullet"/>
+      <w:lvlText w:val="o"/>
+      <w:lvlJc w:val="left"/>
+      <w:pPr>
+        <w:ind w:left="5760" w:hanging="360"/>
+      </w:pPr>
+      <w:rPr>
+        <w:rFonts w:ascii="Courier New" w:hAnsi="Courier New" w:cs="Courier New" w:hint="default"/>
+      </w:rPr>
+    </w:lvl>
+    <w:lvl w:ilvl="8" w:tplc="40090005" w:tentative="1">
+      <w:start w:val="1"/>
+      <w:numFmt w:val="bullet"/>
+      <w:lvlText w:val=""/>
+      <w:lvlJc w:val="left"/>
+      <w:pPr>
+        <w:ind w:left="6480" w:hanging="360"/>
+      </w:pPr>
+      <w:rPr>
+        <w:rFonts w:ascii="Wingdings" w:hAnsi="Wingdings" w:hint="default"/>
+      </w:rPr>
+    </w:lvl>
+  </w:abstractNum>
+  <w:abstractNum w:abstractNumId="8" w15:restartNumberingAfterBreak="0">
+    <w:nsid w:val="29F25872"/>
+    <w:multiLevelType w:val="multilevel"/>
+    <w:tmpl w:val="ABAC62C8"/>
+    <w:lvl w:ilvl="0">
+      <w:start w:val="1"/>
+      <w:numFmt w:val="bullet"/>
+      <w:lvlText w:val=""/>
+      <w:lvlJc w:val="left"/>
+      <w:pPr>
+        <w:tabs>
+          <w:tab w:val="num" w:pos="720"/>
+        </w:tabs>
+        <w:ind w:left="720" w:hanging="360"/>
+      </w:pPr>
+      <w:rPr>
+        <w:rFonts w:ascii="Symbol" w:hAnsi="Symbol" w:hint="default"/>
+        <w:sz w:val="20"/>
+      </w:rPr>
+    </w:lvl>
+    <w:lvl w:ilvl="1" w:tentative="1">
+      <w:start w:val="1"/>
+      <w:numFmt w:val="bullet"/>
+      <w:lvlText w:val="o"/>
+      <w:lvlJc w:val="left"/>
+      <w:pPr>
+        <w:tabs>
+          <w:tab w:val="num" w:pos="1440"/>
+        </w:tabs>
+        <w:ind w:left="1440" w:hanging="360"/>
+      </w:pPr>
+      <w:rPr>
+        <w:rFonts w:ascii="Courier New" w:hAnsi="Courier New" w:hint="default"/>
+        <w:sz w:val="20"/>
+      </w:rPr>
+    </w:lvl>
+    <w:lvl w:ilvl="2" w:tentative="1">
+      <w:start w:val="1"/>
+      <w:numFmt w:val="bullet"/>
+      <w:lvlText w:val=""/>
+      <w:lvlJc w:val="left"/>
+      <w:pPr>
+        <w:tabs>
+          <w:tab w:val="num" w:pos="2160"/>
+        </w:tabs>
+        <w:ind w:left="2160" w:hanging="360"/>
+      </w:pPr>
+      <w:rPr>
+        <w:rFonts w:ascii="Wingdings" w:hAnsi="Wingdings" w:hint="default"/>
+        <w:sz w:val="20"/>
+      </w:rPr>
+    </w:lvl>
+    <w:lvl w:ilvl="3" w:tentative="1">
+      <w:start w:val="1"/>
+      <w:numFmt w:val="bullet"/>
+      <w:lvlText w:val=""/>
+      <w:lvlJc w:val="left"/>
+      <w:pPr>
+        <w:tabs>
+          <w:tab w:val="num" w:pos="2880"/>
+        </w:tabs>
+        <w:ind w:left="2880" w:hanging="360"/>
+      </w:pPr>
+      <w:rPr>
+        <w:rFonts w:ascii="Wingdings" w:hAnsi="Wingdings" w:hint="default"/>
+        <w:sz w:val="20"/>
+      </w:rPr>
+    </w:lvl>
+    <w:lvl w:ilvl="4" w:tentative="1">
+      <w:start w:val="1"/>
+      <w:numFmt w:val="bullet"/>
+      <w:lvlText w:val=""/>
+      <w:lvlJc w:val="left"/>
+      <w:pPr>
+        <w:tabs>
+          <w:tab w:val="num" w:pos="3600"/>
+        </w:tabs>
+        <w:ind w:left="3600" w:hanging="360"/>
+      </w:pPr>
+      <w:rPr>
+        <w:rFonts w:ascii="Wingdings" w:hAnsi="Wingdings" w:hint="default"/>
+        <w:sz w:val="20"/>
+      </w:rPr>
+    </w:lvl>
+    <w:lvl w:ilvl="5" w:tentative="1">
+      <w:start w:val="1"/>
+      <w:numFmt w:val="bullet"/>
+      <w:lvlText w:val=""/>
+      <w:lvlJc w:val="left"/>
+      <w:pPr>
+        <w:tabs>
+          <w:tab w:val="num" w:pos="4320"/>
+        </w:tabs>
+        <w:ind w:left="4320" w:hanging="360"/>
+      </w:pPr>
+      <w:rPr>
+        <w:rFonts w:ascii="Wingdings" w:hAnsi="Wingdings" w:hint="default"/>
+        <w:sz w:val="20"/>
+      </w:rPr>
+    </w:lvl>
+    <w:lvl w:ilvl="6" w:tentative="1">
+      <w:start w:val="1"/>
+      <w:numFmt w:val="bullet"/>
+      <w:lvlText w:val=""/>
+      <w:lvlJc w:val="left"/>
+      <w:pPr>
+        <w:tabs>
+          <w:tab w:val="num" w:pos="5040"/>
+        </w:tabs>
+        <w:ind w:left="5040" w:hanging="360"/>
+      </w:pPr>
+      <w:rPr>
+        <w:rFonts w:ascii="Wingdings" w:hAnsi="Wingdings" w:hint="default"/>
+        <w:sz w:val="20"/>
+      </w:rPr>
+    </w:lvl>
+    <w:lvl w:ilvl="7" w:tentative="1">
+      <w:start w:val="1"/>
+      <w:numFmt w:val="bullet"/>
+      <w:lvlText w:val=""/>
+      <w:lvlJc w:val="left"/>
+      <w:pPr>
+        <w:tabs>
+          <w:tab w:val="num" w:pos="5760"/>
+        </w:tabs>
+        <w:ind w:left="5760" w:hanging="360"/>
+      </w:pPr>
+      <w:rPr>
+        <w:rFonts w:ascii="Wingdings" w:hAnsi="Wingdings" w:hint="default"/>
+        <w:sz w:val="20"/>
+      </w:rPr>
+    </w:lvl>
+    <w:lvl w:ilvl="8" w:tentative="1">
+      <w:start w:val="1"/>
+      <w:numFmt w:val="bullet"/>
+      <w:lvlText w:val=""/>
+      <w:lvlJc w:val="left"/>
+      <w:pPr>
+        <w:tabs>
+          <w:tab w:val="num" w:pos="6480"/>
+        </w:tabs>
+        <w:ind w:left="6480" w:hanging="360"/>
+      </w:pPr>
+      <w:rPr>
+        <w:rFonts w:ascii="Wingdings" w:hAnsi="Wingdings" w:hint="default"/>
+        <w:sz w:val="20"/>
+      </w:rPr>
+    </w:lvl>
+  </w:abstractNum>
+  <w:abstractNum w:abstractNumId="9" w15:restartNumberingAfterBreak="0">
+    <w:nsid w:val="2A0659F6"/>
+    <w:multiLevelType w:val="hybridMultilevel"/>
+    <w:tmpl w:val="F2FEC50A"/>
+    <w:lvl w:ilvl="0" w:tplc="40090001">
+      <w:start w:val="1"/>
+      <w:numFmt w:val="bullet"/>
+      <w:lvlText w:val=""/>
+      <w:lvlJc w:val="left"/>
+      <w:pPr>
+        <w:ind w:left="720" w:hanging="360"/>
+      </w:pPr>
+      <w:rPr>
+        <w:rFonts w:ascii="Symbol" w:hAnsi="Symbol" w:hint="default"/>
+      </w:rPr>
+    </w:lvl>
+    <w:lvl w:ilvl="1" w:tplc="40090003" w:tentative="1">
+      <w:start w:val="1"/>
+      <w:numFmt w:val="bullet"/>
+      <w:lvlText w:val="o"/>
+      <w:lvlJc w:val="left"/>
+      <w:pPr>
+        <w:ind w:left="1440" w:hanging="360"/>
+      </w:pPr>
+      <w:rPr>
+        <w:rFonts w:ascii="Courier New" w:hAnsi="Courier New" w:cs="Courier New" w:hint="default"/>
+      </w:rPr>
+    </w:lvl>
+    <w:lvl w:ilvl="2" w:tplc="40090005" w:tentative="1">
+      <w:start w:val="1"/>
+      <w:numFmt w:val="bullet"/>
+      <w:lvlText w:val=""/>
+      <w:lvlJc w:val="left"/>
+      <w:pPr>
+        <w:ind w:left="2160" w:hanging="360"/>
+      </w:pPr>
+      <w:rPr>
+        <w:rFonts w:ascii="Wingdings" w:hAnsi="Wingdings" w:hint="default"/>
+      </w:rPr>
+    </w:lvl>
+    <w:lvl w:ilvl="3" w:tplc="40090001" w:tentative="1">
+      <w:start w:val="1"/>
+      <w:numFmt w:val="bullet"/>
+      <w:lvlText w:val=""/>
+      <w:lvlJc w:val="left"/>
+      <w:pPr>
+        <w:ind w:left="2880" w:hanging="360"/>
+      </w:pPr>
+      <w:rPr>
+        <w:rFonts w:ascii="Symbol" w:hAnsi="Symbol" w:hint="default"/>
+      </w:rPr>
+    </w:lvl>
+    <w:lvl w:ilvl="4" w:tplc="40090003" w:tentative="1">
+      <w:start w:val="1"/>
+      <w:numFmt w:val="bullet"/>
+      <w:lvlText w:val="o"/>
+      <w:lvlJc w:val="left"/>
+      <w:pPr>
+        <w:ind w:left="3600" w:hanging="360"/>
+      </w:pPr>
+      <w:rPr>
+        <w:rFonts w:ascii="Courier New" w:hAnsi="Courier New" w:cs="Courier New" w:hint="default"/>
+      </w:rPr>
+    </w:lvl>
+    <w:lvl w:ilvl="5" w:tplc="40090005" w:tentative="1">
+      <w:start w:val="1"/>
+      <w:numFmt w:val="bullet"/>
+      <w:lvlText w:val=""/>
+      <w:lvlJc w:val="left"/>
+      <w:pPr>
+        <w:ind w:left="4320" w:hanging="360"/>
+      </w:pPr>
+      <w:rPr>
+        <w:rFonts w:ascii="Wingdings" w:hAnsi="Wingdings" w:hint="default"/>
+      </w:rPr>
+    </w:lvl>
+    <w:lvl w:ilvl="6" w:tplc="40090001" w:tentative="1">
+      <w:start w:val="1"/>
+      <w:numFmt w:val="bullet"/>
+      <w:lvlText w:val=""/>
+      <w:lvlJc w:val="left"/>
+      <w:pPr>
+        <w:ind w:left="5040" w:hanging="360"/>
+      </w:pPr>
+      <w:rPr>
+        <w:rFonts w:ascii="Symbol" w:hAnsi="Symbol" w:hint="default"/>
+      </w:rPr>
+    </w:lvl>
+    <w:lvl w:ilvl="7" w:tplc="40090003" w:tentative="1">
+      <w:start w:val="1"/>
+      <w:numFmt w:val="bullet"/>
+      <w:lvlText w:val="o"/>
+      <w:lvlJc w:val="left"/>
+      <w:pPr>
+        <w:ind w:left="5760" w:hanging="360"/>
+      </w:pPr>
+      <w:rPr>
+        <w:rFonts w:ascii="Courier New" w:hAnsi="Courier New" w:cs="Courier New" w:hint="default"/>
+      </w:rPr>
+    </w:lvl>
+    <w:lvl w:ilvl="8" w:tplc="40090005" w:tentative="1">
+      <w:start w:val="1"/>
+      <w:numFmt w:val="bullet"/>
+      <w:lvlText w:val=""/>
+      <w:lvlJc w:val="left"/>
+      <w:pPr>
+        <w:ind w:left="6480" w:hanging="360"/>
+      </w:pPr>
+      <w:rPr>
+        <w:rFonts w:ascii="Wingdings" w:hAnsi="Wingdings" w:hint="default"/>
+      </w:rPr>
+    </w:lvl>
+  </w:abstractNum>
+  <w:abstractNum w:abstractNumId="10" w15:restartNumberingAfterBreak="0">
+    <w:nsid w:val="317B687B"/>
+    <w:multiLevelType w:val="multilevel"/>
+    <w:tmpl w:val="16843B94"/>
+    <w:lvl w:ilvl="0">
+      <w:start w:val="1"/>
+      <w:numFmt w:val="bullet"/>
+      <w:lvlText w:val=""/>
+      <w:lvlJc w:val="left"/>
+      <w:pPr>
+        <w:tabs>
+          <w:tab w:val="num" w:pos="720"/>
+        </w:tabs>
+        <w:ind w:left="720" w:hanging="360"/>
+      </w:pPr>
+      <w:rPr>
+        <w:rFonts w:ascii="Symbol" w:hAnsi="Symbol" w:hint="default"/>
+        <w:sz w:val="20"/>
+      </w:rPr>
+    </w:lvl>
+    <w:lvl w:ilvl="1" w:tentative="1">
+      <w:start w:val="1"/>
+      <w:numFmt w:val="bullet"/>
+      <w:lvlText w:val="o"/>
+      <w:lvlJc w:val="left"/>
+      <w:pPr>
+        <w:tabs>
+          <w:tab w:val="num" w:pos="1440"/>
+        </w:tabs>
+        <w:ind w:left="1440" w:hanging="360"/>
+      </w:pPr>
+      <w:rPr>
+        <w:rFonts w:ascii="Courier New" w:hAnsi="Courier New" w:hint="default"/>
+        <w:sz w:val="20"/>
+      </w:rPr>
+    </w:lvl>
+    <w:lvl w:ilvl="2" w:tentative="1">
+      <w:start w:val="1"/>
+      <w:numFmt w:val="bullet"/>
+      <w:lvlText w:val=""/>
+      <w:lvlJc w:val="left"/>
+      <w:pPr>
+        <w:tabs>
+          <w:tab w:val="num" w:pos="2160"/>
+        </w:tabs>
+        <w:ind w:left="2160" w:hanging="360"/>
+      </w:pPr>
+      <w:rPr>
+        <w:rFonts w:ascii="Wingdings" w:hAnsi="Wingdings" w:hint="default"/>
+        <w:sz w:val="20"/>
+      </w:rPr>
+    </w:lvl>
+    <w:lvl w:ilvl="3" w:tentative="1">
+      <w:start w:val="1"/>
+      <w:numFmt w:val="bullet"/>
+      <w:lvlText w:val=""/>
+      <w:lvlJc w:val="left"/>
+      <w:pPr>
+        <w:tabs>
+          <w:tab w:val="num" w:pos="2880"/>
+        </w:tabs>
+        <w:ind w:left="2880" w:hanging="360"/>
+      </w:pPr>
+      <w:rPr>
+        <w:rFonts w:ascii="Wingdings" w:hAnsi="Wingdings" w:hint="default"/>
+        <w:sz w:val="20"/>
+      </w:rPr>
+    </w:lvl>
+    <w:lvl w:ilvl="4" w:tentative="1">
+      <w:start w:val="1"/>
+      <w:numFmt w:val="bullet"/>
+      <w:lvlText w:val=""/>
+      <w:lvlJc w:val="left"/>
+      <w:pPr>
+        <w:tabs>
+          <w:tab w:val="num" w:pos="3600"/>
+        </w:tabs>
+        <w:ind w:left="3600" w:hanging="360"/>
+      </w:pPr>
+      <w:rPr>
+        <w:rFonts w:ascii="Wingdings" w:hAnsi="Wingdings" w:hint="default"/>
+        <w:sz w:val="20"/>
+      </w:rPr>
+    </w:lvl>
+    <w:lvl w:ilvl="5" w:tentative="1">
+      <w:start w:val="1"/>
+      <w:numFmt w:val="bullet"/>
+      <w:lvlText w:val=""/>
+      <w:lvlJc w:val="left"/>
+      <w:pPr>
+        <w:tabs>
+          <w:tab w:val="num" w:pos="4320"/>
+        </w:tabs>
+        <w:ind w:left="4320" w:hanging="360"/>
+      </w:pPr>
+      <w:rPr>
+        <w:rFonts w:ascii="Wingdings" w:hAnsi="Wingdings" w:hint="default"/>
+        <w:sz w:val="20"/>
+      </w:rPr>
+    </w:lvl>
+    <w:lvl w:ilvl="6" w:tentative="1">
+      <w:start w:val="1"/>
+      <w:numFmt w:val="bullet"/>
+      <w:lvlText w:val=""/>
+      <w:lvlJc w:val="left"/>
+      <w:pPr>
+        <w:tabs>
+          <w:tab w:val="num" w:pos="5040"/>
+        </w:tabs>
+        <w:ind w:left="5040" w:hanging="360"/>
+      </w:pPr>
+      <w:rPr>
+        <w:rFonts w:ascii="Wingdings" w:hAnsi="Wingdings" w:hint="default"/>
+        <w:sz w:val="20"/>
+      </w:rPr>
+    </w:lvl>
+    <w:lvl w:ilvl="7" w:tentative="1">
+      <w:start w:val="1"/>
+      <w:numFmt w:val="bullet"/>
+      <w:lvlText w:val=""/>
+      <w:lvlJc w:val="left"/>
+      <w:pPr>
+        <w:tabs>
+          <w:tab w:val="num" w:pos="5760"/>
+        </w:tabs>
+        <w:ind w:left="5760" w:hanging="360"/>
+      </w:pPr>
+      <w:rPr>
+        <w:rFonts w:ascii="Wingdings" w:hAnsi="Wingdings" w:hint="default"/>
+        <w:sz w:val="20"/>
+      </w:rPr>
+    </w:lvl>
+    <w:lvl w:ilvl="8" w:tentative="1">
+      <w:start w:val="1"/>
+      <w:numFmt w:val="bullet"/>
+      <w:lvlText w:val=""/>
+      <w:lvlJc w:val="left"/>
+      <w:pPr>
+        <w:tabs>
+          <w:tab w:val="num" w:pos="6480"/>
+        </w:tabs>
+        <w:ind w:left="6480" w:hanging="360"/>
+      </w:pPr>
+      <w:rPr>
+        <w:rFonts w:ascii="Wingdings" w:hAnsi="Wingdings" w:hint="default"/>
+        <w:sz w:val="20"/>
+      </w:rPr>
+    </w:lvl>
+  </w:abstractNum>
+  <w:abstractNum w:abstractNumId="11" w15:restartNumberingAfterBreak="0">
+    <w:nsid w:val="33AB7153"/>
+    <w:multiLevelType w:val="hybridMultilevel"/>
+    <w:tmpl w:val="BC6AB8E6"/>
+    <w:lvl w:ilvl="0" w:tplc="6FC2C622">
+      <w:start w:val="1"/>
+      <w:numFmt w:val="bullet"/>
+      <w:lvlText w:val="•"/>
+      <w:lvlJc w:val="left"/>
+      <w:pPr>
+        <w:ind w:left="720" w:hanging="360"/>
+      </w:pPr>
+    </w:lvl>
+    <w:lvl w:ilvl="1" w:tplc="40090003" w:tentative="1">
+      <w:start w:val="1"/>
+      <w:numFmt w:val="bullet"/>
+      <w:lvlText w:val="o"/>
+      <w:lvlJc w:val="left"/>
+      <w:pPr>
+        <w:ind w:left="1440" w:hanging="360"/>
+      </w:pPr>
+      <w:rPr>
+        <w:rFonts w:ascii="Courier New" w:hAnsi="Courier New" w:cs="Courier New" w:hint="default"/>
+      </w:rPr>
+    </w:lvl>
+    <w:lvl w:ilvl="2" w:tplc="40090005" w:tentative="1">
+      <w:start w:val="1"/>
+      <w:numFmt w:val="bullet"/>
+      <w:lvlText w:val=""/>
+      <w:lvlJc w:val="left"/>
+      <w:pPr>
+        <w:ind w:left="2160" w:hanging="360"/>
+      </w:pPr>
+      <w:rPr>
+        <w:rFonts w:ascii="Wingdings" w:hAnsi="Wingdings" w:hint="default"/>
+      </w:rPr>
+    </w:lvl>
+    <w:lvl w:ilvl="3" w:tplc="40090001" w:tentative="1">
+      <w:start w:val="1"/>
+      <w:numFmt w:val="bullet"/>
+      <w:lvlText w:val=""/>
+      <w:lvlJc w:val="left"/>
+      <w:pPr>
+        <w:ind w:left="2880" w:hanging="360"/>
+      </w:pPr>
+      <w:rPr>
+        <w:rFonts w:ascii="Symbol" w:hAnsi="Symbol" w:hint="default"/>
+      </w:rPr>
+    </w:lvl>
+    <w:lvl w:ilvl="4" w:tplc="40090003" w:tentative="1">
+      <w:start w:val="1"/>
+      <w:numFmt w:val="bullet"/>
+      <w:lvlText w:val="o"/>
+      <w:lvlJc w:val="left"/>
+      <w:pPr>
+        <w:ind w:left="3600" w:hanging="360"/>
+      </w:pPr>
+      <w:rPr>
+        <w:rFonts w:ascii="Courier New" w:hAnsi="Courier New" w:cs="Courier New" w:hint="default"/>
+      </w:rPr>
+    </w:lvl>
+    <w:lvl w:ilvl="5" w:tplc="40090005" w:tentative="1">
+      <w:start w:val="1"/>
+      <w:numFmt w:val="bullet"/>
+      <w:lvlText w:val=""/>
+      <w:lvlJc w:val="left"/>
+      <w:pPr>
+        <w:ind w:left="4320" w:hanging="360"/>
+      </w:pPr>
+      <w:rPr>
+        <w:rFonts w:ascii="Wingdings" w:hAnsi="Wingdings" w:hint="default"/>
+      </w:rPr>
+    </w:lvl>
+    <w:lvl w:ilvl="6" w:tplc="40090001" w:tentative="1">
+      <w:start w:val="1"/>
+      <w:numFmt w:val="bullet"/>
+      <w:lvlText w:val=""/>
+      <w:lvlJc w:val="left"/>
+      <w:pPr>
+        <w:ind w:left="5040" w:hanging="360"/>
+      </w:pPr>
+      <w:rPr>
+        <w:rFonts w:ascii="Symbol" w:hAnsi="Symbol" w:hint="default"/>
+      </w:rPr>
+    </w:lvl>
+    <w:lvl w:ilvl="7" w:tplc="40090003" w:tentative="1">
+      <w:start w:val="1"/>
+      <w:numFmt w:val="bullet"/>
+      <w:lvlText w:val="o"/>
+      <w:lvlJc w:val="left"/>
+      <w:pPr>
+        <w:ind w:left="5760" w:hanging="360"/>
+      </w:pPr>
+      <w:rPr>
+        <w:rFonts w:ascii="Courier New" w:hAnsi="Courier New" w:cs="Courier New" w:hint="default"/>
+      </w:rPr>
+    </w:lvl>
+    <w:lvl w:ilvl="8" w:tplc="40090005" w:tentative="1">
+      <w:start w:val="1"/>
+      <w:numFmt w:val="bullet"/>
+      <w:lvlText w:val=""/>
+      <w:lvlJc w:val="left"/>
+      <w:pPr>
+        <w:ind w:left="6480" w:hanging="360"/>
+      </w:pPr>
+      <w:rPr>
+        <w:rFonts w:ascii="Wingdings" w:hAnsi="Wingdings" w:hint="default"/>
+      </w:rPr>
+    </w:lvl>
+  </w:abstractNum>
+  <w:abstractNum w:abstractNumId="12" w15:restartNumberingAfterBreak="0">
+    <w:nsid w:val="348E7A97"/>
+    <w:multiLevelType w:val="hybridMultilevel"/>
+    <w:tmpl w:val="A492E868"/>
+    <w:lvl w:ilvl="0" w:tplc="6FC2C622">
+      <w:start w:val="1"/>
+      <w:numFmt w:val="bullet"/>
+      <w:lvlText w:val="•"/>
+      <w:lvlJc w:val="left"/>
+      <w:pPr>
+        <w:ind w:left="973" w:hanging="360"/>
+      </w:pPr>
+    </w:lvl>
+    <w:lvl w:ilvl="1" w:tplc="40090003" w:tentative="1">
+      <w:start w:val="1"/>
+      <w:numFmt w:val="bullet"/>
+      <w:lvlText w:val="o"/>
+      <w:lvlJc w:val="left"/>
+      <w:pPr>
+        <w:ind w:left="1693" w:hanging="360"/>
+      </w:pPr>
+      <w:rPr>
+        <w:rFonts w:ascii="Courier New" w:hAnsi="Courier New" w:cs="Courier New" w:hint="default"/>
+      </w:rPr>
+    </w:lvl>
+    <w:lvl w:ilvl="2" w:tplc="40090005" w:tentative="1">
+      <w:start w:val="1"/>
+      <w:numFmt w:val="bullet"/>
+      <w:lvlText w:val=""/>
+      <w:lvlJc w:val="left"/>
+      <w:pPr>
+        <w:ind w:left="2413" w:hanging="360"/>
+      </w:pPr>
+      <w:rPr>
+        <w:rFonts w:ascii="Wingdings" w:hAnsi="Wingdings" w:hint="default"/>
+      </w:rPr>
+    </w:lvl>
+    <w:lvl w:ilvl="3" w:tplc="40090001" w:tentative="1">
+      <w:start w:val="1"/>
+      <w:numFmt w:val="bullet"/>
+      <w:lvlText w:val=""/>
+      <w:lvlJc w:val="left"/>
+      <w:pPr>
+        <w:ind w:left="3133" w:hanging="360"/>
+      </w:pPr>
+      <w:rPr>
+        <w:rFonts w:ascii="Symbol" w:hAnsi="Symbol" w:hint="default"/>
+      </w:rPr>
+    </w:lvl>
+    <w:lvl w:ilvl="4" w:tplc="40090003" w:tentative="1">
+      <w:start w:val="1"/>
+      <w:numFmt w:val="bullet"/>
+      <w:lvlText w:val="o"/>
+      <w:lvlJc w:val="left"/>
+      <w:pPr>
+        <w:ind w:left="3853" w:hanging="360"/>
+      </w:pPr>
+      <w:rPr>
+        <w:rFonts w:ascii="Courier New" w:hAnsi="Courier New" w:cs="Courier New" w:hint="default"/>
+      </w:rPr>
+    </w:lvl>
+    <w:lvl w:ilvl="5" w:tplc="40090005" w:tentative="1">
+      <w:start w:val="1"/>
+      <w:numFmt w:val="bullet"/>
+      <w:lvlText w:val=""/>
+      <w:lvlJc w:val="left"/>
+      <w:pPr>
+        <w:ind w:left="4573" w:hanging="360"/>
+      </w:pPr>
+      <w:rPr>
+        <w:rFonts w:ascii="Wingdings" w:hAnsi="Wingdings" w:hint="default"/>
+      </w:rPr>
+    </w:lvl>
+    <w:lvl w:ilvl="6" w:tplc="40090001" w:tentative="1">
+      <w:start w:val="1"/>
+      <w:numFmt w:val="bullet"/>
+      <w:lvlText w:val=""/>
+      <w:lvlJc w:val="left"/>
+      <w:pPr>
+        <w:ind w:left="5293" w:hanging="360"/>
+      </w:pPr>
+      <w:rPr>
+        <w:rFonts w:ascii="Symbol" w:hAnsi="Symbol" w:hint="default"/>
+      </w:rPr>
+    </w:lvl>
+    <w:lvl w:ilvl="7" w:tplc="40090003" w:tentative="1">
+      <w:start w:val="1"/>
+      <w:numFmt w:val="bullet"/>
+      <w:lvlText w:val="o"/>
+      <w:lvlJc w:val="left"/>
+      <w:pPr>
+        <w:ind w:left="6013" w:hanging="360"/>
+      </w:pPr>
+      <w:rPr>
+        <w:rFonts w:ascii="Courier New" w:hAnsi="Courier New" w:cs="Courier New" w:hint="default"/>
+      </w:rPr>
+    </w:lvl>
+    <w:lvl w:ilvl="8" w:tplc="40090005" w:tentative="1">
+      <w:start w:val="1"/>
+      <w:numFmt w:val="bullet"/>
+      <w:lvlText w:val=""/>
+      <w:lvlJc w:val="left"/>
+      <w:pPr>
+        <w:ind w:left="6733" w:hanging="360"/>
+      </w:pPr>
+      <w:rPr>
+        <w:rFonts w:ascii="Wingdings" w:hAnsi="Wingdings" w:hint="default"/>
+      </w:rPr>
+    </w:lvl>
+  </w:abstractNum>
+  <w:abstractNum w:abstractNumId="13" w15:restartNumberingAfterBreak="0">
+    <w:nsid w:val="34C360AA"/>
+    <w:multiLevelType w:val="multilevel"/>
+    <w:tmpl w:val="66A8B32C"/>
+    <w:lvl w:ilvl="0">
+      <w:start w:val="1"/>
+      <w:numFmt w:val="bullet"/>
+      <w:lvlText w:val=""/>
+      <w:lvlJc w:val="left"/>
+      <w:pPr>
+        <w:tabs>
+          <w:tab w:val="num" w:pos="720"/>
+        </w:tabs>
+        <w:ind w:left="720" w:hanging="360"/>
+      </w:pPr>
+      <w:rPr>
+        <w:rFonts w:ascii="Symbol" w:hAnsi="Symbol" w:hint="default"/>
+        <w:sz w:val="20"/>
+      </w:rPr>
+    </w:lvl>
+    <w:lvl w:ilvl="1" w:tentative="1">
+      <w:start w:val="1"/>
+      <w:numFmt w:val="bullet"/>
+      <w:lvlText w:val="o"/>
+      <w:lvlJc w:val="left"/>
+      <w:pPr>
+        <w:tabs>
+          <w:tab w:val="num" w:pos="1440"/>
+        </w:tabs>
+        <w:ind w:left="1440" w:hanging="360"/>
+      </w:pPr>
+      <w:rPr>
+        <w:rFonts w:ascii="Courier New" w:hAnsi="Courier New" w:hint="default"/>
+        <w:sz w:val="20"/>
+      </w:rPr>
+    </w:lvl>
+    <w:lvl w:ilvl="2" w:tentative="1">
+      <w:start w:val="1"/>
+      <w:numFmt w:val="bullet"/>
+      <w:lvlText w:val=""/>
+      <w:lvlJc w:val="left"/>
+      <w:pPr>
+        <w:tabs>
+          <w:tab w:val="num" w:pos="2160"/>
+        </w:tabs>
+        <w:ind w:left="2160" w:hanging="360"/>
+      </w:pPr>
+      <w:rPr>
+        <w:rFonts w:ascii="Wingdings" w:hAnsi="Wingdings" w:hint="default"/>
+        <w:sz w:val="20"/>
+      </w:rPr>
+    </w:lvl>
+    <w:lvl w:ilvl="3" w:tentative="1">
+      <w:start w:val="1"/>
+      <w:numFmt w:val="bullet"/>
+      <w:lvlText w:val=""/>
+      <w:lvlJc w:val="left"/>
+      <w:pPr>
+        <w:tabs>
+          <w:tab w:val="num" w:pos="2880"/>
+        </w:tabs>
+        <w:ind w:left="2880" w:hanging="360"/>
+      </w:pPr>
+      <w:rPr>
+        <w:rFonts w:ascii="Wingdings" w:hAnsi="Wingdings" w:hint="default"/>
+        <w:sz w:val="20"/>
+      </w:rPr>
+    </w:lvl>
+    <w:lvl w:ilvl="4" w:tentative="1">
+      <w:start w:val="1"/>
+      <w:numFmt w:val="bullet"/>
+      <w:lvlText w:val=""/>
+      <w:lvlJc w:val="left"/>
+      <w:pPr>
+        <w:tabs>
+          <w:tab w:val="num" w:pos="3600"/>
+        </w:tabs>
+        <w:ind w:left="3600" w:hanging="360"/>
+      </w:pPr>
+      <w:rPr>
+        <w:rFonts w:ascii="Wingdings" w:hAnsi="Wingdings" w:hint="default"/>
+        <w:sz w:val="20"/>
+      </w:rPr>
+    </w:lvl>
+    <w:lvl w:ilvl="5" w:tentative="1">
+      <w:start w:val="1"/>
+      <w:numFmt w:val="bullet"/>
+      <w:lvlText w:val=""/>
+      <w:lvlJc w:val="left"/>
+      <w:pPr>
+        <w:tabs>
+          <w:tab w:val="num" w:pos="4320"/>
+        </w:tabs>
+        <w:ind w:left="4320" w:hanging="360"/>
+      </w:pPr>
+      <w:rPr>
+        <w:rFonts w:ascii="Wingdings" w:hAnsi="Wingdings" w:hint="default"/>
+        <w:sz w:val="20"/>
+      </w:rPr>
+    </w:lvl>
+    <w:lvl w:ilvl="6" w:tentative="1">
+      <w:start w:val="1"/>
+      <w:numFmt w:val="bullet"/>
+      <w:lvlText w:val=""/>
+      <w:lvlJc w:val="left"/>
+      <w:pPr>
+        <w:tabs>
+          <w:tab w:val="num" w:pos="5040"/>
+        </w:tabs>
+        <w:ind w:left="5040" w:hanging="360"/>
+      </w:pPr>
+      <w:rPr>
+        <w:rFonts w:ascii="Wingdings" w:hAnsi="Wingdings" w:hint="default"/>
+        <w:sz w:val="20"/>
+      </w:rPr>
+    </w:lvl>
+    <w:lvl w:ilvl="7" w:tentative="1">
+      <w:start w:val="1"/>
+      <w:numFmt w:val="bullet"/>
+      <w:lvlText w:val=""/>
+      <w:lvlJc w:val="left"/>
+      <w:pPr>
+        <w:tabs>
+          <w:tab w:val="num" w:pos="5760"/>
+        </w:tabs>
+        <w:ind w:left="5760" w:hanging="360"/>
+      </w:pPr>
+      <w:rPr>
+        <w:rFonts w:ascii="Wingdings" w:hAnsi="Wingdings" w:hint="default"/>
+        <w:sz w:val="20"/>
+      </w:rPr>
+    </w:lvl>
+    <w:lvl w:ilvl="8" w:tentative="1">
+      <w:start w:val="1"/>
+      <w:numFmt w:val="bullet"/>
+      <w:lvlText w:val=""/>
+      <w:lvlJc w:val="left"/>
+      <w:pPr>
+        <w:tabs>
+          <w:tab w:val="num" w:pos="6480"/>
+        </w:tabs>
+        <w:ind w:left="6480" w:hanging="360"/>
+      </w:pPr>
+      <w:rPr>
+        <w:rFonts w:ascii="Wingdings" w:hAnsi="Wingdings" w:hint="default"/>
+        <w:sz w:val="20"/>
+      </w:rPr>
+    </w:lvl>
+  </w:abstractNum>
+  <w:abstractNum w:abstractNumId="14" w15:restartNumberingAfterBreak="0">
+    <w:nsid w:val="41EB0F07"/>
+    <w:multiLevelType w:val="hybridMultilevel"/>
+    <w:tmpl w:val="64245142"/>
+    <w:lvl w:ilvl="0" w:tplc="6FC2C622">
+      <w:start w:val="1"/>
+      <w:numFmt w:val="bullet"/>
+      <w:lvlText w:val="•"/>
+      <w:lvlJc w:val="left"/>
+      <w:pPr>
+        <w:ind w:left="1080" w:hanging="360"/>
+      </w:pPr>
+    </w:lvl>
+    <w:lvl w:ilvl="1" w:tplc="40090003" w:tentative="1">
+      <w:start w:val="1"/>
+      <w:numFmt w:val="bullet"/>
+      <w:lvlText w:val="o"/>
+      <w:lvlJc w:val="left"/>
+      <w:pPr>
+        <w:ind w:left="1800" w:hanging="360"/>
+      </w:pPr>
+      <w:rPr>
+        <w:rFonts w:ascii="Courier New" w:hAnsi="Courier New" w:cs="Courier New" w:hint="default"/>
+      </w:rPr>
+    </w:lvl>
+    <w:lvl w:ilvl="2" w:tplc="40090005" w:tentative="1">
+      <w:start w:val="1"/>
+      <w:numFmt w:val="bullet"/>
+      <w:lvlText w:val=""/>
+      <w:lvlJc w:val="left"/>
+      <w:pPr>
+        <w:ind w:left="2520" w:hanging="360"/>
+      </w:pPr>
+      <w:rPr>
+        <w:rFonts w:ascii="Wingdings" w:hAnsi="Wingdings" w:hint="default"/>
+      </w:rPr>
+    </w:lvl>
+    <w:lvl w:ilvl="3" w:tplc="40090001" w:tentative="1">
+      <w:start w:val="1"/>
+      <w:numFmt w:val="bullet"/>
+      <w:lvlText w:val=""/>
+      <w:lvlJc w:val="left"/>
+      <w:pPr>
+        <w:ind w:left="3240" w:hanging="360"/>
+      </w:pPr>
+      <w:rPr>
+        <w:rFonts w:ascii="Symbol" w:hAnsi="Symbol" w:hint="default"/>
+      </w:rPr>
+    </w:lvl>
+    <w:lvl w:ilvl="4" w:tplc="40090003" w:tentative="1">
+      <w:start w:val="1"/>
+      <w:numFmt w:val="bullet"/>
+      <w:lvlText w:val="o"/>
+      <w:lvlJc w:val="left"/>
+      <w:pPr>
+        <w:ind w:left="3960" w:hanging="360"/>
+      </w:pPr>
+      <w:rPr>
+        <w:rFonts w:ascii="Courier New" w:hAnsi="Courier New" w:cs="Courier New" w:hint="default"/>
+      </w:rPr>
+    </w:lvl>
+    <w:lvl w:ilvl="5" w:tplc="40090005" w:tentative="1">
+      <w:start w:val="1"/>
+      <w:numFmt w:val="bullet"/>
+      <w:lvlText w:val=""/>
+      <w:lvlJc w:val="left"/>
+      <w:pPr>
+        <w:ind w:left="4680" w:hanging="360"/>
+      </w:pPr>
+      <w:rPr>
+        <w:rFonts w:ascii="Wingdings" w:hAnsi="Wingdings" w:hint="default"/>
+      </w:rPr>
+    </w:lvl>
+    <w:lvl w:ilvl="6" w:tplc="40090001" w:tentative="1">
+      <w:start w:val="1"/>
+      <w:numFmt w:val="bullet"/>
+      <w:lvlText w:val=""/>
+      <w:lvlJc w:val="left"/>
+      <w:pPr>
+        <w:ind w:left="5400" w:hanging="360"/>
+      </w:pPr>
+      <w:rPr>
+        <w:rFonts w:ascii="Symbol" w:hAnsi="Symbol" w:hint="default"/>
+      </w:rPr>
+    </w:lvl>
+    <w:lvl w:ilvl="7" w:tplc="40090003" w:tentative="1">
+      <w:start w:val="1"/>
+      <w:numFmt w:val="bullet"/>
+      <w:lvlText w:val="o"/>
+      <w:lvlJc w:val="left"/>
+      <w:pPr>
+        <w:ind w:left="6120" w:hanging="360"/>
+      </w:pPr>
+      <w:rPr>
+        <w:rFonts w:ascii="Courier New" w:hAnsi="Courier New" w:cs="Courier New" w:hint="default"/>
+      </w:rPr>
+    </w:lvl>
+    <w:lvl w:ilvl="8" w:tplc="40090005" w:tentative="1">
+      <w:start w:val="1"/>
+      <w:numFmt w:val="bullet"/>
+      <w:lvlText w:val=""/>
+      <w:lvlJc w:val="left"/>
+      <w:pPr>
+        <w:ind w:left="6840" w:hanging="360"/>
+      </w:pPr>
+      <w:rPr>
+        <w:rFonts w:ascii="Wingdings" w:hAnsi="Wingdings" w:hint="default"/>
+      </w:rPr>
+    </w:lvl>
+  </w:abstractNum>
+  <w:abstractNum w:abstractNumId="15" w15:restartNumberingAfterBreak="0">
+    <w:nsid w:val="489B30F6"/>
+    <w:multiLevelType w:val="hybridMultilevel"/>
+    <w:tmpl w:val="262CB2B6"/>
+    <w:lvl w:ilvl="0" w:tplc="6FC2C622">
+      <w:start w:val="1"/>
+      <w:numFmt w:val="bullet"/>
+      <w:lvlText w:val="•"/>
+      <w:lvlJc w:val="left"/>
+      <w:pPr>
+        <w:ind w:left="720" w:hanging="360"/>
+      </w:pPr>
+    </w:lvl>
+    <w:lvl w:ilvl="1" w:tplc="40090003" w:tentative="1">
+      <w:start w:val="1"/>
+      <w:numFmt w:val="bullet"/>
+      <w:lvlText w:val="o"/>
+      <w:lvlJc w:val="left"/>
+      <w:pPr>
+        <w:ind w:left="1440" w:hanging="360"/>
+      </w:pPr>
+      <w:rPr>
+        <w:rFonts w:ascii="Courier New" w:hAnsi="Courier New" w:cs="Courier New" w:hint="default"/>
+      </w:rPr>
+    </w:lvl>
+    <w:lvl w:ilvl="2" w:tplc="40090005" w:tentative="1">
+      <w:start w:val="1"/>
+      <w:numFmt w:val="bullet"/>
+      <w:lvlText w:val=""/>
+      <w:lvlJc w:val="left"/>
+      <w:pPr>
+        <w:ind w:left="2160" w:hanging="360"/>
+      </w:pPr>
+      <w:rPr>
+        <w:rFonts w:ascii="Wingdings" w:hAnsi="Wingdings" w:hint="default"/>
+      </w:rPr>
+    </w:lvl>
+    <w:lvl w:ilvl="3" w:tplc="40090001" w:tentative="1">
+      <w:start w:val="1"/>
+      <w:numFmt w:val="bullet"/>
+      <w:lvlText w:val=""/>
+      <w:lvlJc w:val="left"/>
+      <w:pPr>
+        <w:ind w:left="2880" w:hanging="360"/>
+      </w:pPr>
+      <w:rPr>
+        <w:rFonts w:ascii="Symbol" w:hAnsi="Symbol" w:hint="default"/>
+      </w:rPr>
+    </w:lvl>
+    <w:lvl w:ilvl="4" w:tplc="40090003" w:tentative="1">
+      <w:start w:val="1"/>
+      <w:numFmt w:val="bullet"/>
+      <w:lvlText w:val="o"/>
+      <w:lvlJc w:val="left"/>
+      <w:pPr>
+        <w:ind w:left="3600" w:hanging="360"/>
+      </w:pPr>
+      <w:rPr>
+        <w:rFonts w:ascii="Courier New" w:hAnsi="Courier New" w:cs="Courier New" w:hint="default"/>
+      </w:rPr>
+    </w:lvl>
+    <w:lvl w:ilvl="5" w:tplc="40090005" w:tentative="1">
+      <w:start w:val="1"/>
+      <w:numFmt w:val="bullet"/>
+      <w:lvlText w:val=""/>
+      <w:lvlJc w:val="left"/>
+      <w:pPr>
+        <w:ind w:left="4320" w:hanging="360"/>
+      </w:pPr>
+      <w:rPr>
+        <w:rFonts w:ascii="Wingdings" w:hAnsi="Wingdings" w:hint="default"/>
+      </w:rPr>
+    </w:lvl>
+    <w:lvl w:ilvl="6" w:tplc="40090001" w:tentative="1">
+      <w:start w:val="1"/>
+      <w:numFmt w:val="bullet"/>
+      <w:lvlText w:val=""/>
+      <w:lvlJc w:val="left"/>
+      <w:pPr>
+        <w:ind w:left="5040" w:hanging="360"/>
+      </w:pPr>
+      <w:rPr>
+        <w:rFonts w:ascii="Symbol" w:hAnsi="Symbol" w:hint="default"/>
+      </w:rPr>
+    </w:lvl>
+    <w:lvl w:ilvl="7" w:tplc="40090003" w:tentative="1">
+      <w:start w:val="1"/>
+      <w:numFmt w:val="bullet"/>
+      <w:lvlText w:val="o"/>
+      <w:lvlJc w:val="left"/>
+      <w:pPr>
+        <w:ind w:left="5760" w:hanging="360"/>
+      </w:pPr>
+      <w:rPr>
+        <w:rFonts w:ascii="Courier New" w:hAnsi="Courier New" w:cs="Courier New" w:hint="default"/>
+      </w:rPr>
+    </w:lvl>
+    <w:lvl w:ilvl="8" w:tplc="40090005" w:tentative="1">
+      <w:start w:val="1"/>
+      <w:numFmt w:val="bullet"/>
+      <w:lvlText w:val=""/>
+      <w:lvlJc w:val="left"/>
+      <w:pPr>
+        <w:ind w:left="6480" w:hanging="360"/>
+      </w:pPr>
+      <w:rPr>
+        <w:rFonts w:ascii="Wingdings" w:hAnsi="Wingdings" w:hint="default"/>
+      </w:rPr>
+    </w:lvl>
+  </w:abstractNum>
+  <w:abstractNum w:abstractNumId="16" w15:restartNumberingAfterBreak="0">
+    <w:nsid w:val="50CC637D"/>
+    <w:multiLevelType w:val="hybridMultilevel"/>
+    <w:tmpl w:val="E556A826"/>
+    <w:lvl w:ilvl="0" w:tplc="2B26C0CC">
+      <w:start w:val="1"/>
+      <w:numFmt w:val="bullet"/>
+      <w:lvlText w:val="•"/>
+      <w:lvlJc w:val="left"/>
+      <w:pPr>
+        <w:ind w:left="600" w:hanging="240"/>
+      </w:pPr>
+    </w:lvl>
+    <w:lvl w:ilvl="1" w:tplc="DBAC10B0">
+      <w:numFmt w:val="decimal"/>
+      <w:lvlText w:val=""/>
+      <w:lvlJc w:val="left"/>
+    </w:lvl>
+    <w:lvl w:ilvl="2" w:tplc="910C0E72">
+      <w:numFmt w:val="decimal"/>
+      <w:lvlText w:val=""/>
+      <w:lvlJc w:val="left"/>
+    </w:lvl>
+    <w:lvl w:ilvl="3" w:tplc="7E0AEA96">
+      <w:numFmt w:val="decimal"/>
+      <w:lvlText w:val=""/>
+      <w:lvlJc w:val="left"/>
+    </w:lvl>
+    <w:lvl w:ilvl="4" w:tplc="39A24928">
+      <w:numFmt w:val="decimal"/>
+      <w:lvlText w:val=""/>
+      <w:lvlJc w:val="left"/>
+    </w:lvl>
+    <w:lvl w:ilvl="5" w:tplc="1A744224">
+      <w:numFmt w:val="decimal"/>
+      <w:lvlText w:val=""/>
+      <w:lvlJc w:val="left"/>
+    </w:lvl>
+    <w:lvl w:ilvl="6" w:tplc="F2CC12E6">
+      <w:numFmt w:val="decimal"/>
+      <w:lvlText w:val=""/>
+      <w:lvlJc w:val="left"/>
+    </w:lvl>
+    <w:lvl w:ilvl="7" w:tplc="6E32CE2E">
+      <w:numFmt w:val="decimal"/>
+      <w:lvlText w:val=""/>
+      <w:lvlJc w:val="left"/>
+    </w:lvl>
+    <w:lvl w:ilvl="8" w:tplc="47A018B8">
+      <w:numFmt w:val="decimal"/>
+      <w:lvlText w:val=""/>
+      <w:lvlJc w:val="left"/>
+    </w:lvl>
+  </w:abstractNum>
+  <w:abstractNum w:abstractNumId="17" w15:restartNumberingAfterBreak="0">
+    <w:nsid w:val="56A71947"/>
+    <w:multiLevelType w:val="hybridMultilevel"/>
+    <w:tmpl w:val="C6D6A89E"/>
+    <w:lvl w:ilvl="0" w:tplc="40090001">
+      <w:start w:val="1"/>
+      <w:numFmt w:val="bullet"/>
+      <w:lvlText w:val=""/>
+      <w:lvlJc w:val="left"/>
+      <w:pPr>
+        <w:ind w:left="720" w:hanging="360"/>
+      </w:pPr>
+      <w:rPr>
+        <w:rFonts w:ascii="Symbol" w:hAnsi="Symbol" w:hint="default"/>
+      </w:rPr>
+    </w:lvl>
+    <w:lvl w:ilvl="1" w:tplc="40090003" w:tentative="1">
+      <w:start w:val="1"/>
+      <w:numFmt w:val="bullet"/>
+      <w:lvlText w:val="o"/>
+      <w:lvlJc w:val="left"/>
+      <w:pPr>
+        <w:ind w:left="1440" w:hanging="360"/>
+      </w:pPr>
+      <w:rPr>
+        <w:rFonts w:ascii="Courier New" w:hAnsi="Courier New" w:cs="Courier New" w:hint="default"/>
+      </w:rPr>
+    </w:lvl>
+    <w:lvl w:ilvl="2" w:tplc="40090005" w:tentative="1">
+      <w:start w:val="1"/>
+      <w:numFmt w:val="bullet"/>
+      <w:lvlText w:val=""/>
+      <w:lvlJc w:val="left"/>
+      <w:pPr>
+        <w:ind w:left="2160" w:hanging="360"/>
+      </w:pPr>
+      <w:rPr>
+        <w:rFonts w:ascii="Wingdings" w:hAnsi="Wingdings" w:hint="default"/>
+      </w:rPr>
+    </w:lvl>
+    <w:lvl w:ilvl="3" w:tplc="40090001" w:tentative="1">
+      <w:start w:val="1"/>
+      <w:numFmt w:val="bullet"/>
+      <w:lvlText w:val=""/>
+      <w:lvlJc w:val="left"/>
+      <w:pPr>
+        <w:ind w:left="2880" w:hanging="360"/>
+      </w:pPr>
+      <w:rPr>
+        <w:rFonts w:ascii="Symbol" w:hAnsi="Symbol" w:hint="default"/>
+      </w:rPr>
+    </w:lvl>
+    <w:lvl w:ilvl="4" w:tplc="40090003" w:tentative="1">
+      <w:start w:val="1"/>
+      <w:numFmt w:val="bullet"/>
+      <w:lvlText w:val="o"/>
+      <w:lvlJc w:val="left"/>
+      <w:pPr>
+        <w:ind w:left="3600" w:hanging="360"/>
+      </w:pPr>
+      <w:rPr>
+        <w:rFonts w:ascii="Courier New" w:hAnsi="Courier New" w:cs="Courier New" w:hint="default"/>
+      </w:rPr>
+    </w:lvl>
+    <w:lvl w:ilvl="5" w:tplc="40090005" w:tentative="1">
+      <w:start w:val="1"/>
+      <w:numFmt w:val="bullet"/>
+      <w:lvlText w:val=""/>
+      <w:lvlJc w:val="left"/>
+      <w:pPr>
+        <w:ind w:left="4320" w:hanging="360"/>
+      </w:pPr>
+      <w:rPr>
+        <w:rFonts w:ascii="Wingdings" w:hAnsi="Wingdings" w:hint="default"/>
+      </w:rPr>
+    </w:lvl>
+    <w:lvl w:ilvl="6" w:tplc="40090001" w:tentative="1">
+      <w:start w:val="1"/>
+      <w:numFmt w:val="bullet"/>
+      <w:lvlText w:val=""/>
+      <w:lvlJc w:val="left"/>
+      <w:pPr>
+        <w:ind w:left="5040" w:hanging="360"/>
+      </w:pPr>
+      <w:rPr>
+        <w:rFonts w:ascii="Symbol" w:hAnsi="Symbol" w:hint="default"/>
+      </w:rPr>
+    </w:lvl>
+    <w:lvl w:ilvl="7" w:tplc="40090003" w:tentative="1">
+      <w:start w:val="1"/>
+      <w:numFmt w:val="bullet"/>
+      <w:lvlText w:val="o"/>
+      <w:lvlJc w:val="left"/>
+      <w:pPr>
+        <w:ind w:left="5760" w:hanging="360"/>
+      </w:pPr>
+      <w:rPr>
+        <w:rFonts w:ascii="Courier New" w:hAnsi="Courier New" w:cs="Courier New" w:hint="default"/>
+      </w:rPr>
+    </w:lvl>
+    <w:lvl w:ilvl="8" w:tplc="40090005" w:tentative="1">
+      <w:start w:val="1"/>
+      <w:numFmt w:val="bullet"/>
+      <w:lvlText w:val=""/>
+      <w:lvlJc w:val="left"/>
+      <w:pPr>
+        <w:ind w:left="6480" w:hanging="360"/>
+      </w:pPr>
+      <w:rPr>
+        <w:rFonts w:ascii="Wingdings" w:hAnsi="Wingdings" w:hint="default"/>
+      </w:rPr>
+    </w:lvl>
+  </w:abstractNum>
+  <w:abstractNum w:abstractNumId="18" w15:restartNumberingAfterBreak="0">
+    <w:nsid w:val="58DE007D"/>
+    <w:multiLevelType w:val="hybridMultilevel"/>
+    <w:tmpl w:val="C0CE3A64"/>
+    <w:lvl w:ilvl="0" w:tplc="6FC2C622">
+      <w:start w:val="1"/>
+      <w:numFmt w:val="bullet"/>
+      <w:lvlText w:val="•"/>
+      <w:lvlJc w:val="left"/>
+      <w:pPr>
+        <w:ind w:left="720" w:hanging="360"/>
+      </w:pPr>
+    </w:lvl>
+    <w:lvl w:ilvl="1" w:tplc="40090003" w:tentative="1">
+      <w:start w:val="1"/>
+      <w:numFmt w:val="bullet"/>
+      <w:lvlText w:val="o"/>
+      <w:lvlJc w:val="left"/>
+      <w:pPr>
+        <w:ind w:left="1440" w:hanging="360"/>
+      </w:pPr>
+      <w:rPr>
+        <w:rFonts w:ascii="Courier New" w:hAnsi="Courier New" w:cs="Courier New" w:hint="default"/>
+      </w:rPr>
+    </w:lvl>
+    <w:lvl w:ilvl="2" w:tplc="40090005" w:tentative="1">
+      <w:start w:val="1"/>
+      <w:numFmt w:val="bullet"/>
+      <w:lvlText w:val=""/>
+      <w:lvlJc w:val="left"/>
+      <w:pPr>
+        <w:ind w:left="2160" w:hanging="360"/>
+      </w:pPr>
+      <w:rPr>
+        <w:rFonts w:ascii="Wingdings" w:hAnsi="Wingdings" w:hint="default"/>
+      </w:rPr>
+    </w:lvl>
+    <w:lvl w:ilvl="3" w:tplc="40090001" w:tentative="1">
+      <w:start w:val="1"/>
+      <w:numFmt w:val="bullet"/>
+      <w:lvlText w:val=""/>
+      <w:lvlJc w:val="left"/>
+      <w:pPr>
+        <w:ind w:left="2880" w:hanging="360"/>
+      </w:pPr>
+      <w:rPr>
+        <w:rFonts w:ascii="Symbol" w:hAnsi="Symbol" w:hint="default"/>
+      </w:rPr>
+    </w:lvl>
+    <w:lvl w:ilvl="4" w:tplc="40090003" w:tentative="1">
+      <w:start w:val="1"/>
+      <w:numFmt w:val="bullet"/>
+      <w:lvlText w:val="o"/>
+      <w:lvlJc w:val="left"/>
+      <w:pPr>
+        <w:ind w:left="3600" w:hanging="360"/>
+      </w:pPr>
+      <w:rPr>
+        <w:rFonts w:ascii="Courier New" w:hAnsi="Courier New" w:cs="Courier New" w:hint="default"/>
+      </w:rPr>
+    </w:lvl>
+    <w:lvl w:ilvl="5" w:tplc="40090005" w:tentative="1">
+      <w:start w:val="1"/>
+      <w:numFmt w:val="bullet"/>
+      <w:lvlText w:val=""/>
+      <w:lvlJc w:val="left"/>
+      <w:pPr>
+        <w:ind w:left="4320" w:hanging="360"/>
+      </w:pPr>
+      <w:rPr>
+        <w:rFonts w:ascii="Wingdings" w:hAnsi="Wingdings" w:hint="default"/>
+      </w:rPr>
+    </w:lvl>
+    <w:lvl w:ilvl="6" w:tplc="40090001" w:tentative="1">
+      <w:start w:val="1"/>
+      <w:numFmt w:val="bullet"/>
+      <w:lvlText w:val=""/>
+      <w:lvlJc w:val="left"/>
+      <w:pPr>
+        <w:ind w:left="5040" w:hanging="360"/>
+      </w:pPr>
+      <w:rPr>
+        <w:rFonts w:ascii="Symbol" w:hAnsi="Symbol" w:hint="default"/>
+      </w:rPr>
+    </w:lvl>
+    <w:lvl w:ilvl="7" w:tplc="40090003" w:tentative="1">
+      <w:start w:val="1"/>
+      <w:numFmt w:val="bullet"/>
+      <w:lvlText w:val="o"/>
+      <w:lvlJc w:val="left"/>
+      <w:pPr>
+        <w:ind w:left="5760" w:hanging="360"/>
+      </w:pPr>
+      <w:rPr>
+        <w:rFonts w:ascii="Courier New" w:hAnsi="Courier New" w:cs="Courier New" w:hint="default"/>
+      </w:rPr>
+    </w:lvl>
+    <w:lvl w:ilvl="8" w:tplc="40090005" w:tentative="1">
+      <w:start w:val="1"/>
+      <w:numFmt w:val="bullet"/>
+      <w:lvlText w:val=""/>
+      <w:lvlJc w:val="left"/>
+      <w:pPr>
+        <w:ind w:left="6480" w:hanging="360"/>
+      </w:pPr>
+      <w:rPr>
+        <w:rFonts w:ascii="Wingdings" w:hAnsi="Wingdings" w:hint="default"/>
+      </w:rPr>
+    </w:lvl>
+  </w:abstractNum>
+  <w:abstractNum w:abstractNumId="19" w15:restartNumberingAfterBreak="0">
+    <w:nsid w:val="5E4C5097"/>
+    <w:multiLevelType w:val="hybridMultilevel"/>
+    <w:tmpl w:val="DEEED0F2"/>
+    <w:lvl w:ilvl="0" w:tplc="6FC2C622">
+      <w:start w:val="1"/>
+      <w:numFmt w:val="bullet"/>
+      <w:lvlText w:val="•"/>
+      <w:lvlJc w:val="left"/>
+      <w:pPr>
+        <w:ind w:left="1068" w:hanging="360"/>
+      </w:pPr>
+    </w:lvl>
+    <w:lvl w:ilvl="1" w:tplc="40090003" w:tentative="1">
+      <w:start w:val="1"/>
+      <w:numFmt w:val="bullet"/>
+      <w:lvlText w:val="o"/>
+      <w:lvlJc w:val="left"/>
+      <w:pPr>
+        <w:ind w:left="1788" w:hanging="360"/>
+      </w:pPr>
+      <w:rPr>
+        <w:rFonts w:ascii="Courier New" w:hAnsi="Courier New" w:cs="Courier New" w:hint="default"/>
+      </w:rPr>
+    </w:lvl>
+    <w:lvl w:ilvl="2" w:tplc="40090005" w:tentative="1">
+      <w:start w:val="1"/>
+      <w:numFmt w:val="bullet"/>
+      <w:lvlText w:val=""/>
+      <w:lvlJc w:val="left"/>
+      <w:pPr>
+        <w:ind w:left="2508" w:hanging="360"/>
+      </w:pPr>
+      <w:rPr>
+        <w:rFonts w:ascii="Wingdings" w:hAnsi="Wingdings" w:hint="default"/>
+      </w:rPr>
+    </w:lvl>
+    <w:lvl w:ilvl="3" w:tplc="40090001" w:tentative="1">
+      <w:start w:val="1"/>
+      <w:numFmt w:val="bullet"/>
+      <w:lvlText w:val=""/>
+      <w:lvlJc w:val="left"/>
+      <w:pPr>
+        <w:ind w:left="3228" w:hanging="360"/>
+      </w:pPr>
+      <w:rPr>
+        <w:rFonts w:ascii="Symbol" w:hAnsi="Symbol" w:hint="default"/>
+      </w:rPr>
+    </w:lvl>
+    <w:lvl w:ilvl="4" w:tplc="40090003" w:tentative="1">
+      <w:start w:val="1"/>
+      <w:numFmt w:val="bullet"/>
+      <w:lvlText w:val="o"/>
+      <w:lvlJc w:val="left"/>
+      <w:pPr>
+        <w:ind w:left="3948" w:hanging="360"/>
+      </w:pPr>
+      <w:rPr>
+        <w:rFonts w:ascii="Courier New" w:hAnsi="Courier New" w:cs="Courier New" w:hint="default"/>
+      </w:rPr>
+    </w:lvl>
+    <w:lvl w:ilvl="5" w:tplc="40090005" w:tentative="1">
+      <w:start w:val="1"/>
+      <w:numFmt w:val="bullet"/>
+      <w:lvlText w:val=""/>
+      <w:lvlJc w:val="left"/>
+      <w:pPr>
+        <w:ind w:left="4668" w:hanging="360"/>
+      </w:pPr>
+      <w:rPr>
+        <w:rFonts w:ascii="Wingdings" w:hAnsi="Wingdings" w:hint="default"/>
+      </w:rPr>
+    </w:lvl>
+    <w:lvl w:ilvl="6" w:tplc="40090001" w:tentative="1">
+      <w:start w:val="1"/>
+      <w:numFmt w:val="bullet"/>
+      <w:lvlText w:val=""/>
+      <w:lvlJc w:val="left"/>
+      <w:pPr>
+        <w:ind w:left="5388" w:hanging="360"/>
+      </w:pPr>
+      <w:rPr>
+        <w:rFonts w:ascii="Symbol" w:hAnsi="Symbol" w:hint="default"/>
+      </w:rPr>
+    </w:lvl>
+    <w:lvl w:ilvl="7" w:tplc="40090003" w:tentative="1">
+      <w:start w:val="1"/>
+      <w:numFmt w:val="bullet"/>
+      <w:lvlText w:val="o"/>
+      <w:lvlJc w:val="left"/>
+      <w:pPr>
+        <w:ind w:left="6108" w:hanging="360"/>
+      </w:pPr>
+      <w:rPr>
+        <w:rFonts w:ascii="Courier New" w:hAnsi="Courier New" w:cs="Courier New" w:hint="default"/>
+      </w:rPr>
+    </w:lvl>
+    <w:lvl w:ilvl="8" w:tplc="40090005" w:tentative="1">
+      <w:start w:val="1"/>
+      <w:numFmt w:val="bullet"/>
+      <w:lvlText w:val=""/>
+      <w:lvlJc w:val="left"/>
+      <w:pPr>
+        <w:ind w:left="6828" w:hanging="360"/>
+      </w:pPr>
+      <w:rPr>
+        <w:rFonts w:ascii="Wingdings" w:hAnsi="Wingdings" w:hint="default"/>
+      </w:rPr>
+    </w:lvl>
+  </w:abstractNum>
+  <w:abstractNum w:abstractNumId="20" w15:restartNumberingAfterBreak="0">
+    <w:nsid w:val="64764B95"/>
+    <w:multiLevelType w:val="hybridMultilevel"/>
+    <w:tmpl w:val="915845C0"/>
+    <w:lvl w:ilvl="0" w:tplc="6FC2C622">
+      <w:start w:val="1"/>
+      <w:numFmt w:val="bullet"/>
+      <w:lvlText w:val="•"/>
+      <w:lvlJc w:val="left"/>
+      <w:pPr>
+        <w:ind w:left="720" w:hanging="360"/>
+      </w:pPr>
+    </w:lvl>
+    <w:lvl w:ilvl="1" w:tplc="40090003" w:tentative="1">
+      <w:start w:val="1"/>
+      <w:numFmt w:val="bullet"/>
+      <w:lvlText w:val="o"/>
+      <w:lvlJc w:val="left"/>
+      <w:pPr>
+        <w:ind w:left="1440" w:hanging="360"/>
+      </w:pPr>
+      <w:rPr>
+        <w:rFonts w:ascii="Courier New" w:hAnsi="Courier New" w:cs="Courier New" w:hint="default"/>
+      </w:rPr>
+    </w:lvl>
+    <w:lvl w:ilvl="2" w:tplc="40090005" w:tentative="1">
+      <w:start w:val="1"/>
+      <w:numFmt w:val="bullet"/>
+      <w:lvlText w:val=""/>
+      <w:lvlJc w:val="left"/>
+      <w:pPr>
+        <w:ind w:left="2160" w:hanging="360"/>
+      </w:pPr>
+      <w:rPr>
+        <w:rFonts w:ascii="Wingdings" w:hAnsi="Wingdings" w:hint="default"/>
+      </w:rPr>
+    </w:lvl>
+    <w:lvl w:ilvl="3" w:tplc="40090001" w:tentative="1">
+      <w:start w:val="1"/>
+      <w:numFmt w:val="bullet"/>
+      <w:lvlText w:val=""/>
+      <w:lvlJc w:val="left"/>
+      <w:pPr>
+        <w:ind w:left="2880" w:hanging="360"/>
+      </w:pPr>
+      <w:rPr>
+        <w:rFonts w:ascii="Symbol" w:hAnsi="Symbol" w:hint="default"/>
+      </w:rPr>
+    </w:lvl>
+    <w:lvl w:ilvl="4" w:tplc="40090003" w:tentative="1">
+      <w:start w:val="1"/>
+      <w:numFmt w:val="bullet"/>
+      <w:lvlText w:val="o"/>
+      <w:lvlJc w:val="left"/>
+      <w:pPr>
+        <w:ind w:left="3600" w:hanging="360"/>
+      </w:pPr>
+      <w:rPr>
+        <w:rFonts w:ascii="Courier New" w:hAnsi="Courier New" w:cs="Courier New" w:hint="default"/>
+      </w:rPr>
+    </w:lvl>
+    <w:lvl w:ilvl="5" w:tplc="40090005" w:tentative="1">
+      <w:start w:val="1"/>
+      <w:numFmt w:val="bullet"/>
+      <w:lvlText w:val=""/>
+      <w:lvlJc w:val="left"/>
+      <w:pPr>
+        <w:ind w:left="4320" w:hanging="360"/>
+      </w:pPr>
+      <w:rPr>
+        <w:rFonts w:ascii="Wingdings" w:hAnsi="Wingdings" w:hint="default"/>
+      </w:rPr>
+    </w:lvl>
+    <w:lvl w:ilvl="6" w:tplc="40090001" w:tentative="1">
+      <w:start w:val="1"/>
+      <w:numFmt w:val="bullet"/>
+      <w:lvlText w:val=""/>
+      <w:lvlJc w:val="left"/>
+      <w:pPr>
+        <w:ind w:left="5040" w:hanging="360"/>
+      </w:pPr>
+      <w:rPr>
+        <w:rFonts w:ascii="Symbol" w:hAnsi="Symbol" w:hint="default"/>
+      </w:rPr>
+    </w:lvl>
+    <w:lvl w:ilvl="7" w:tplc="40090003" w:tentative="1">
+      <w:start w:val="1"/>
+      <w:numFmt w:val="bullet"/>
+      <w:lvlText w:val="o"/>
+      <w:lvlJc w:val="left"/>
+      <w:pPr>
+        <w:ind w:left="5760" w:hanging="360"/>
+      </w:pPr>
+      <w:rPr>
+        <w:rFonts w:ascii="Courier New" w:hAnsi="Courier New" w:cs="Courier New" w:hint="default"/>
+      </w:rPr>
+    </w:lvl>
+    <w:lvl w:ilvl="8" w:tplc="40090005" w:tentative="1">
+      <w:start w:val="1"/>
+      <w:numFmt w:val="bullet"/>
+      <w:lvlText w:val=""/>
+      <w:lvlJc w:val="left"/>
+      <w:pPr>
+        <w:ind w:left="6480" w:hanging="360"/>
+      </w:pPr>
+      <w:rPr>
+        <w:rFonts w:ascii="Wingdings" w:hAnsi="Wingdings" w:hint="default"/>
+      </w:rPr>
+    </w:lvl>
+  </w:abstractNum>
+  <w:abstractNum w:abstractNumId="21" w15:restartNumberingAfterBreak="0">
+    <w:nsid w:val="762003C7"/>
+    <w:multiLevelType w:val="hybridMultilevel"/>
+    <w:tmpl w:val="7048FC94"/>
+    <w:lvl w:ilvl="0" w:tplc="40090001">
+      <w:start w:val="1"/>
+      <w:numFmt w:val="bullet"/>
+      <w:lvlText w:val=""/>
+      <w:lvlJc w:val="left"/>
+      <w:pPr>
+        <w:ind w:left="720" w:hanging="360"/>
+      </w:pPr>
+      <w:rPr>
+        <w:rFonts w:ascii="Symbol" w:hAnsi="Symbol" w:hint="default"/>
+      </w:rPr>
+    </w:lvl>
+    <w:lvl w:ilvl="1" w:tplc="FFFFFFFF" w:tentative="1">
+      <w:start w:val="1"/>
+      <w:numFmt w:val="bullet"/>
+      <w:lvlText w:val="o"/>
+      <w:lvlJc w:val="left"/>
+      <w:pPr>
+        <w:ind w:left="1440" w:hanging="360"/>
+      </w:pPr>
+      <w:rPr>
+        <w:rFonts w:ascii="Courier New" w:hAnsi="Courier New" w:cs="Courier New" w:hint="default"/>
+      </w:rPr>
+    </w:lvl>
+    <w:lvl w:ilvl="2" w:tplc="FFFFFFFF" w:tentative="1">
+      <w:start w:val="1"/>
+      <w:numFmt w:val="bullet"/>
+      <w:lvlText w:val=""/>
+      <w:lvlJc w:val="left"/>
+      <w:pPr>
+        <w:ind w:left="2160" w:hanging="360"/>
+      </w:pPr>
+      <w:rPr>
+        <w:rFonts w:ascii="Wingdings" w:hAnsi="Wingdings" w:hint="default"/>
+      </w:rPr>
+    </w:lvl>
+    <w:lvl w:ilvl="3" w:tplc="FFFFFFFF" w:tentative="1">
+      <w:start w:val="1"/>
+      <w:numFmt w:val="bullet"/>
+      <w:lvlText w:val=""/>
+      <w:lvlJc w:val="left"/>
+      <w:pPr>
+        <w:ind w:left="2880" w:hanging="360"/>
+      </w:pPr>
+      <w:rPr>
+        <w:rFonts w:ascii="Symbol" w:hAnsi="Symbol" w:hint="default"/>
+      </w:rPr>
+    </w:lvl>
+    <w:lvl w:ilvl="4" w:tplc="FFFFFFFF" w:tentative="1">
+      <w:start w:val="1"/>
+      <w:numFmt w:val="bullet"/>
+      <w:lvlText w:val="o"/>
+      <w:lvlJc w:val="left"/>
+      <w:pPr>
+        <w:ind w:left="3600" w:hanging="360"/>
+      </w:pPr>
+      <w:rPr>
+        <w:rFonts w:ascii="Courier New" w:hAnsi="Courier New" w:cs="Courier New" w:hint="default"/>
+      </w:rPr>
+    </w:lvl>
+    <w:lvl w:ilvl="5" w:tplc="FFFFFFFF" w:tentative="1">
+      <w:start w:val="1"/>
+      <w:numFmt w:val="bullet"/>
+      <w:lvlText w:val=""/>
+      <w:lvlJc w:val="left"/>
+      <w:pPr>
+        <w:ind w:left="4320" w:hanging="360"/>
+      </w:pPr>
+      <w:rPr>
+        <w:rFonts w:ascii="Wingdings" w:hAnsi="Wingdings" w:hint="default"/>
+      </w:rPr>
+    </w:lvl>
+    <w:lvl w:ilvl="6" w:tplc="FFFFFFFF" w:tentative="1">
+      <w:start w:val="1"/>
+      <w:numFmt w:val="bullet"/>
+      <w:lvlText w:val=""/>
+      <w:lvlJc w:val="left"/>
+      <w:pPr>
+        <w:ind w:left="5040" w:hanging="360"/>
+      </w:pPr>
+      <w:rPr>
+        <w:rFonts w:ascii="Symbol" w:hAnsi="Symbol" w:hint="default"/>
+      </w:rPr>
+    </w:lvl>
+    <w:lvl w:ilvl="7" w:tplc="FFFFFFFF" w:tentative="1">
+      <w:start w:val="1"/>
+      <w:numFmt w:val="bullet"/>
+      <w:lvlText w:val="o"/>
+      <w:lvlJc w:val="left"/>
+      <w:pPr>
+        <w:ind w:left="5760" w:hanging="360"/>
+      </w:pPr>
+      <w:rPr>
+        <w:rFonts w:ascii="Courier New" w:hAnsi="Courier New" w:cs="Courier New" w:hint="default"/>
+      </w:rPr>
+    </w:lvl>
+    <w:lvl w:ilvl="8" w:tplc="FFFFFFFF" w:tentative="1">
+      <w:start w:val="1"/>
+      <w:numFmt w:val="bullet"/>
+      <w:lvlText w:val=""/>
+      <w:lvlJc w:val="left"/>
+      <w:pPr>
+        <w:ind w:left="6480" w:hanging="360"/>
+      </w:pPr>
+      <w:rPr>
+        <w:rFonts w:ascii="Wingdings" w:hAnsi="Wingdings" w:hint="default"/>
+      </w:rPr>
+    </w:lvl>
+  </w:abstractNum>
   <w:num w:numId="1" w16cid:durableId="1344894550">
-    <w:abstractNumId w:val="0"/>
+    <w:abstractNumId w:val="1"/>
     <w:lvlOverride w:ilvl="0">
       <w:startOverride w:val="1"/>
     </w:lvlOverride>
   </w:num>
   <w:num w:numId="2" w16cid:durableId="1006402421">
-    <w:abstractNumId w:val="1"/>
+    <w:abstractNumId w:val="6"/>
     <w:lvlOverride w:ilvl="0">
       <w:startOverride w:val="1"/>
     </w:lvlOverride>
+  </w:num>
+  <w:num w:numId="3" w16cid:durableId="410466780">
+    <w:abstractNumId w:val="13"/>
+  </w:num>
+  <w:num w:numId="4" w16cid:durableId="148403151">
+    <w:abstractNumId w:val="8"/>
+  </w:num>
+  <w:num w:numId="5" w16cid:durableId="137385840">
+    <w:abstractNumId w:val="10"/>
+  </w:num>
+  <w:num w:numId="6" w16cid:durableId="2061325902">
+    <w:abstractNumId w:val="9"/>
+  </w:num>
+  <w:num w:numId="7" w16cid:durableId="1854952241">
+    <w:abstractNumId w:val="17"/>
+  </w:num>
+  <w:num w:numId="8" w16cid:durableId="664477435">
+    <w:abstractNumId w:val="21"/>
+  </w:num>
+  <w:num w:numId="9" w16cid:durableId="1659961929">
+    <w:abstractNumId w:val="6"/>
+  </w:num>
+  <w:num w:numId="10" w16cid:durableId="628390367">
+    <w:abstractNumId w:val="14"/>
+  </w:num>
+  <w:num w:numId="11" w16cid:durableId="693187270">
+    <w:abstractNumId w:val="4"/>
+  </w:num>
+  <w:num w:numId="12" w16cid:durableId="1249541436">
+    <w:abstractNumId w:val="15"/>
+  </w:num>
+  <w:num w:numId="13" w16cid:durableId="355036831">
+    <w:abstractNumId w:val="3"/>
+  </w:num>
+  <w:num w:numId="14" w16cid:durableId="1594438704">
+    <w:abstractNumId w:val="20"/>
+  </w:num>
+  <w:num w:numId="15" w16cid:durableId="266893658">
+    <w:abstractNumId w:val="12"/>
+  </w:num>
+  <w:num w:numId="16" w16cid:durableId="1843933692">
+    <w:abstractNumId w:val="16"/>
+    <w:lvlOverride w:ilvl="0">
+      <w:startOverride w:val="1"/>
+    </w:lvlOverride>
+  </w:num>
+  <w:num w:numId="17" w16cid:durableId="1406490128">
+    <w:abstractNumId w:val="19"/>
+  </w:num>
+  <w:num w:numId="18" w16cid:durableId="1839954892">
+    <w:abstractNumId w:val="5"/>
+  </w:num>
+  <w:num w:numId="19" w16cid:durableId="447046416">
+    <w:abstractNumId w:val="7"/>
+  </w:num>
+  <w:num w:numId="20" w16cid:durableId="1371371079">
+    <w:abstractNumId w:val="18"/>
+  </w:num>
+  <w:num w:numId="21" w16cid:durableId="1900433090">
+    <w:abstractNumId w:val="11"/>
+  </w:num>
+  <w:num w:numId="22" w16cid:durableId="1726835692">
+    <w:abstractNumId w:val="2"/>
+  </w:num>
+  <w:num w:numId="23" w16cid:durableId="652683216">
+    <w:abstractNumId w:val="16"/>
+  </w:num>
+  <w:num w:numId="24" w16cid:durableId="34275533">
+    <w:abstractNumId w:val="0"/>
   </w:num>
 </w:numbering>
 </file>
@@ -1627,6 +5242,7 @@
   <w:style w:type="paragraph" w:default="1" w:styleId="Normal">
     <w:name w:val="Normal"/>
     <w:qFormat/>
+    <w:rsid w:val="004165DB"/>
   </w:style>
   <w:style w:type="paragraph" w:styleId="Heading1">
     <w:name w:val="heading 1"/>
@@ -1821,6 +5437,36 @@
     <w:rPr>
       <w:sz w:val="20"/>
       <w:szCs w:val="20"/>
+    </w:rPr>
+  </w:style>
+  <w:style w:type="paragraph" w:styleId="NoSpacing">
+    <w:name w:val="No Spacing"/>
+    <w:uiPriority w:val="1"/>
+    <w:qFormat/>
+    <w:rsid w:val="003B6734"/>
+  </w:style>
+  <w:style w:type="character" w:styleId="UnresolvedMention">
+    <w:name w:val="Unresolved Mention"/>
+    <w:basedOn w:val="DefaultParagraphFont"/>
+    <w:uiPriority w:val="99"/>
+    <w:semiHidden/>
+    <w:unhideWhenUsed/>
+    <w:rsid w:val="00244E52"/>
+    <w:rPr>
+      <w:color w:val="605E5C"/>
+      <w:shd w:val="clear" w:color="auto" w:fill="E1DFDD"/>
+    </w:rPr>
+  </w:style>
+  <w:style w:type="character" w:styleId="FollowedHyperlink">
+    <w:name w:val="FollowedHyperlink"/>
+    <w:basedOn w:val="DefaultParagraphFont"/>
+    <w:uiPriority w:val="99"/>
+    <w:semiHidden/>
+    <w:unhideWhenUsed/>
+    <w:rsid w:val="00244E52"/>
+    <w:rPr>
+      <w:color w:val="954F72" w:themeColor="followedHyperlink"/>
+      <w:u w:val="single"/>
     </w:rPr>
   </w:style>
 </w:styles>
@@ -2119,4 +5765,16 @@
     </a:ext>
   </a:extLst>
 </a:theme>
+</file>
+
+<file path=customXml/item1.xml><?xml version="1.0" encoding="utf-8"?>
+<b:Sources xmlns:b="http://schemas.openxmlformats.org/officeDocument/2006/bibliography" xmlns="http://schemas.openxmlformats.org/officeDocument/2006/bibliography" SelectedStyle="\APASixthEditionOfficeOnline.xsl" StyleName="APA" Version="6"/>
+</file>
+
+<file path=customXml/itemProps1.xml><?xml version="1.0" encoding="utf-8"?>
+<ds:datastoreItem xmlns:ds="http://schemas.openxmlformats.org/officeDocument/2006/customXml" ds:itemID="{0C45BDB4-D9E8-44D2-B79F-F3511F6B56AF}">
+  <ds:schemaRefs>
+    <ds:schemaRef ds:uri="http://schemas.openxmlformats.org/officeDocument/2006/bibliography"/>
+  </ds:schemaRefs>
+</ds:datastoreItem>
 </file>